--- a/Hệ thống mẫu văn bản/Nguyên đã làm/Kế hoạch dạy học Robotics từng lớp/Kế hoạch dạy học môn Robotics - Lớp 2 - 2026 - 2027.docx
+++ b/Hệ thống mẫu văn bản/Nguyên đã làm/Kế hoạch dạy học Robotics từng lớp/Kế hoạch dạy học môn Robotics - Lớp 2 - 2026 - 2027.docx
@@ -1496,19 +1496,26 @@
       <w:tr>
         <w:tc>
           <w:tcPr>
-            <w:tcW w:type="dxa" w:w="680"/>
-            <w:vAlign w:val="center"/>
-          </w:tcPr>
-          <w:p>
-            <w:pPr>
-              <w:spacing w:before="40" w:after="40" w:line="276" w:lineRule="auto"/>
-              <w:jc w:val="center"/>
-            </w:pPr>
-            <w:r>
-              <w:rPr>
-                <w:rFonts w:ascii="Times New Roman" w:hAnsi="Times New Roman"/>
-                <w:sz w:val="26"/>
-                <w:rFonts w:ascii="Times New Roman" w:hAnsi="Times New Roman" w:cs="Times New Roman"/>
+            <w:tcW w:type="dxa" w:w="1862"/>
+            <w:tcMar>
+              <w:top w:w="80" w:type="dxa"/>
+              <w:bottom w:w="80" w:type="dxa"/>
+              <w:left w:w="120" w:type="dxa"/>
+              <w:right w:w="120" w:type="dxa"/>
+            </w:tcMar>
+          </w:tcPr>
+          <w:p>
+            <w:pPr>
+              <w:spacing w:line="276" w:lineRule="auto" w:after="40"/>
+              <w:jc w:val="center"/>
+            </w:pPr>
+            <w:r/>
+            <w:r>
+              <w:rPr>
+                <w:rFonts w:ascii="Times New Roman" w:hAnsi="Times New Roman" w:cs="Times New Roman" w:eastAsia="Times New Roman"/>
+                <w:b w:val="0"/>
+                <w:i w:val="0"/>
+                <w:sz w:val="26"/>
               </w:rPr>
               <w:t>1</w:t>
             </w:r>
@@ -1516,19 +1523,26 @@
         </w:tc>
         <w:tc>
           <w:tcPr>
-            <w:tcW w:type="dxa" w:w="3118"/>
-            <w:vAlign w:val="center"/>
-          </w:tcPr>
-          <w:p>
-            <w:pPr>
-              <w:spacing w:before="40" w:after="40" w:line="276" w:lineRule="auto"/>
-              <w:jc w:val="both"/>
-            </w:pPr>
-            <w:r>
-              <w:rPr>
-                <w:rFonts w:ascii="Times New Roman" w:hAnsi="Times New Roman"/>
-                <w:sz w:val="26"/>
-                <w:rFonts w:ascii="Times New Roman" w:hAnsi="Times New Roman" w:cs="Times New Roman"/>
+            <w:tcW w:type="dxa" w:w="1862"/>
+            <w:tcMar>
+              <w:top w:w="80" w:type="dxa"/>
+              <w:bottom w:w="80" w:type="dxa"/>
+              <w:left w:w="120" w:type="dxa"/>
+              <w:right w:w="120" w:type="dxa"/>
+            </w:tcMar>
+          </w:tcPr>
+          <w:p>
+            <w:pPr>
+              <w:spacing w:line="276" w:lineRule="auto" w:after="40"/>
+              <w:jc w:val="left"/>
+            </w:pPr>
+            <w:r/>
+            <w:r>
+              <w:rPr>
+                <w:rFonts w:ascii="Times New Roman" w:hAnsi="Times New Roman" w:cs="Times New Roman" w:eastAsia="Times New Roman"/>
+                <w:b w:val="0"/>
+                <w:i w:val="0"/>
+                <w:sz w:val="26"/>
               </w:rPr>
               <w:t>Tiết 0: Định hướng môn học</w:t>
             </w:r>
@@ -1536,19 +1550,26 @@
         </w:tc>
         <w:tc>
           <w:tcPr>
-            <w:tcW w:type="dxa" w:w="850"/>
-            <w:vAlign w:val="center"/>
-          </w:tcPr>
-          <w:p>
-            <w:pPr>
-              <w:spacing w:before="40" w:after="40" w:line="276" w:lineRule="auto"/>
-              <w:jc w:val="center"/>
-            </w:pPr>
-            <w:r>
-              <w:rPr>
-                <w:rFonts w:ascii="Times New Roman" w:hAnsi="Times New Roman"/>
-                <w:sz w:val="26"/>
-                <w:rFonts w:ascii="Times New Roman" w:hAnsi="Times New Roman" w:cs="Times New Roman"/>
+            <w:tcW w:type="dxa" w:w="1862"/>
+            <w:tcMar>
+              <w:top w:w="80" w:type="dxa"/>
+              <w:bottom w:w="80" w:type="dxa"/>
+              <w:left w:w="120" w:type="dxa"/>
+              <w:right w:w="120" w:type="dxa"/>
+            </w:tcMar>
+          </w:tcPr>
+          <w:p>
+            <w:pPr>
+              <w:spacing w:line="276" w:lineRule="auto" w:after="40"/>
+              <w:jc w:val="center"/>
+            </w:pPr>
+            <w:r/>
+            <w:r>
+              <w:rPr>
+                <w:rFonts w:ascii="Times New Roman" w:hAnsi="Times New Roman" w:cs="Times New Roman" w:eastAsia="Times New Roman"/>
+                <w:b w:val="0"/>
+                <w:i w:val="0"/>
+                <w:sz w:val="26"/>
               </w:rPr>
               <w:t>1</w:t>
             </w:r>
@@ -1556,19 +1577,26 @@
         </w:tc>
         <w:tc>
           <w:tcPr>
-            <w:tcW w:type="dxa" w:w="1247"/>
-            <w:vAlign w:val="center"/>
-          </w:tcPr>
-          <w:p>
-            <w:pPr>
-              <w:spacing w:before="40" w:after="40" w:line="276" w:lineRule="auto"/>
-              <w:jc w:val="center"/>
-            </w:pPr>
-            <w:r>
-              <w:rPr>
-                <w:rFonts w:ascii="Times New Roman" w:hAnsi="Times New Roman"/>
-                <w:sz w:val="26"/>
-                <w:rFonts w:ascii="Times New Roman" w:hAnsi="Times New Roman" w:cs="Times New Roman"/>
+            <w:tcW w:type="dxa" w:w="1862"/>
+            <w:tcMar>
+              <w:top w:w="80" w:type="dxa"/>
+              <w:bottom w:w="80" w:type="dxa"/>
+              <w:left w:w="120" w:type="dxa"/>
+              <w:right w:w="120" w:type="dxa"/>
+            </w:tcMar>
+          </w:tcPr>
+          <w:p>
+            <w:pPr>
+              <w:spacing w:line="276" w:lineRule="auto" w:after="40"/>
+              <w:jc w:val="center"/>
+            </w:pPr>
+            <w:r/>
+            <w:r>
+              <w:rPr>
+                <w:rFonts w:ascii="Times New Roman" w:hAnsi="Times New Roman" w:cs="Times New Roman" w:eastAsia="Times New Roman"/>
+                <w:b w:val="0"/>
+                <w:i w:val="0"/>
+                <w:sz w:val="26"/>
               </w:rPr>
               <w:t>1</w:t>
             </w:r>
@@ -1576,21 +1604,28 @@
         </w:tc>
         <w:tc>
           <w:tcPr>
-            <w:tcW w:type="dxa" w:w="3402"/>
-            <w:vAlign w:val="center"/>
-          </w:tcPr>
-          <w:p>
-            <w:pPr>
-              <w:spacing w:before="40" w:after="40" w:line="276" w:lineRule="auto"/>
-              <w:jc w:val="both"/>
-            </w:pPr>
-            <w:r>
-              <w:rPr>
-                <w:rFonts w:ascii="Times New Roman" w:hAnsi="Times New Roman"/>
-                <w:sz w:val="26"/>
-                <w:rFonts w:ascii="Times New Roman" w:hAnsi="Times New Roman" w:cs="Times New Roman"/>
-              </w:rPr>
-              <w:t>Giới thiệu tổng quan môn học Robotics, phương pháp học tập thực hành, quy trình làm việc nhóm, an toàn sử dụng thiết bị và nội quy phòng học bộ môn.</w:t>
+            <w:tcW w:type="dxa" w:w="1862"/>
+            <w:tcMar>
+              <w:top w:w="80" w:type="dxa"/>
+              <w:bottom w:w="80" w:type="dxa"/>
+              <w:left w:w="120" w:type="dxa"/>
+              <w:right w:w="120" w:type="dxa"/>
+            </w:tcMar>
+          </w:tcPr>
+          <w:p>
+            <w:pPr>
+              <w:spacing w:line="276" w:lineRule="auto" w:after="40"/>
+              <w:jc w:val="left"/>
+            </w:pPr>
+            <w:r/>
+            <w:r>
+              <w:rPr>
+                <w:rFonts w:ascii="Times New Roman" w:hAnsi="Times New Roman" w:cs="Times New Roman" w:eastAsia="Times New Roman"/>
+                <w:b w:val="0"/>
+                <w:i w:val="0"/>
+                <w:sz w:val="26"/>
+              </w:rPr>
+              <w:t>Giới thiệu tổng quan môn học Robotics, an toàn sử dụng thiết bị và nội quy phòng học.</w:t>
             </w:r>
           </w:p>
         </w:tc>
@@ -1598,19 +1633,26 @@
       <w:tr>
         <w:tc>
           <w:tcPr>
-            <w:tcW w:type="dxa" w:w="680"/>
-            <w:vAlign w:val="center"/>
-          </w:tcPr>
-          <w:p>
-            <w:pPr>
-              <w:spacing w:before="40" w:after="40" w:line="276" w:lineRule="auto"/>
-              <w:jc w:val="center"/>
-            </w:pPr>
-            <w:r>
-              <w:rPr>
-                <w:rFonts w:ascii="Times New Roman" w:hAnsi="Times New Roman"/>
-                <w:sz w:val="26"/>
-                <w:rFonts w:ascii="Times New Roman" w:hAnsi="Times New Roman" w:cs="Times New Roman"/>
+            <w:tcW w:type="dxa" w:w="1862"/>
+            <w:tcMar>
+              <w:top w:w="80" w:type="dxa"/>
+              <w:bottom w:w="80" w:type="dxa"/>
+              <w:left w:w="120" w:type="dxa"/>
+              <w:right w:w="120" w:type="dxa"/>
+            </w:tcMar>
+          </w:tcPr>
+          <w:p>
+            <w:pPr>
+              <w:spacing w:line="276" w:lineRule="auto" w:after="40"/>
+              <w:jc w:val="center"/>
+            </w:pPr>
+            <w:r/>
+            <w:r>
+              <w:rPr>
+                <w:rFonts w:ascii="Times New Roman" w:hAnsi="Times New Roman" w:cs="Times New Roman" w:eastAsia="Times New Roman"/>
+                <w:b w:val="0"/>
+                <w:i w:val="0"/>
+                <w:sz w:val="26"/>
               </w:rPr>
               <w:t>2</w:t>
             </w:r>
@@ -1618,39 +1660,53 @@
         </w:tc>
         <w:tc>
           <w:tcPr>
-            <w:tcW w:type="dxa" w:w="3118"/>
-            <w:vAlign w:val="center"/>
-          </w:tcPr>
-          <w:p>
-            <w:pPr>
-              <w:spacing w:before="40" w:after="40" w:line="276" w:lineRule="auto"/>
-              <w:jc w:val="both"/>
-            </w:pPr>
-            <w:r>
-              <w:rPr>
-                <w:rFonts w:ascii="Times New Roman" w:hAnsi="Times New Roman"/>
-                <w:sz w:val="26"/>
-                <w:rFonts w:ascii="Times New Roman" w:hAnsi="Times New Roman" w:cs="Times New Roman"/>
-              </w:rPr>
-              <w:t>Bài 1. Tập thể dục nào!</w:t>
-            </w:r>
-          </w:p>
-        </w:tc>
-        <w:tc>
-          <w:tcPr>
-            <w:tcW w:type="dxa" w:w="850"/>
-            <w:vAlign w:val="center"/>
-          </w:tcPr>
-          <w:p>
-            <w:pPr>
-              <w:spacing w:before="40" w:after="40" w:line="276" w:lineRule="auto"/>
-              <w:jc w:val="center"/>
-            </w:pPr>
-            <w:r>
-              <w:rPr>
-                <w:rFonts w:ascii="Times New Roman" w:hAnsi="Times New Roman"/>
-                <w:sz w:val="26"/>
-                <w:rFonts w:ascii="Times New Roman" w:hAnsi="Times New Roman" w:cs="Times New Roman"/>
+            <w:tcW w:type="dxa" w:w="1862"/>
+            <w:tcMar>
+              <w:top w:w="80" w:type="dxa"/>
+              <w:bottom w:w="80" w:type="dxa"/>
+              <w:left w:w="120" w:type="dxa"/>
+              <w:right w:w="120" w:type="dxa"/>
+            </w:tcMar>
+          </w:tcPr>
+          <w:p>
+            <w:pPr>
+              <w:spacing w:line="276" w:lineRule="auto" w:after="40"/>
+              <w:jc w:val="left"/>
+            </w:pPr>
+            <w:r/>
+            <w:r>
+              <w:rPr>
+                <w:rFonts w:ascii="Times New Roman" w:hAnsi="Times New Roman" w:cs="Times New Roman" w:eastAsia="Times New Roman"/>
+                <w:b w:val="0"/>
+                <w:i w:val="0"/>
+                <w:sz w:val="26"/>
+              </w:rPr>
+              <w:t>Bài 1. Hãy nấu những món ăn ngon</w:t>
+            </w:r>
+          </w:p>
+        </w:tc>
+        <w:tc>
+          <w:tcPr>
+            <w:tcW w:type="dxa" w:w="1862"/>
+            <w:tcMar>
+              <w:top w:w="80" w:type="dxa"/>
+              <w:bottom w:w="80" w:type="dxa"/>
+              <w:left w:w="120" w:type="dxa"/>
+              <w:right w:w="120" w:type="dxa"/>
+            </w:tcMar>
+          </w:tcPr>
+          <w:p>
+            <w:pPr>
+              <w:spacing w:line="276" w:lineRule="auto" w:after="40"/>
+              <w:jc w:val="center"/>
+            </w:pPr>
+            <w:r/>
+            <w:r>
+              <w:rPr>
+                <w:rFonts w:ascii="Times New Roman" w:hAnsi="Times New Roman" w:cs="Times New Roman" w:eastAsia="Times New Roman"/>
+                <w:b w:val="0"/>
+                <w:i w:val="0"/>
+                <w:sz w:val="26"/>
               </w:rPr>
               <w:t>1</w:t>
             </w:r>
@@ -1658,19 +1714,26 @@
         </w:tc>
         <w:tc>
           <w:tcPr>
-            <w:tcW w:type="dxa" w:w="1247"/>
-            <w:vAlign w:val="center"/>
-          </w:tcPr>
-          <w:p>
-            <w:pPr>
-              <w:spacing w:before="40" w:after="40" w:line="276" w:lineRule="auto"/>
-              <w:jc w:val="center"/>
-            </w:pPr>
-            <w:r>
-              <w:rPr>
-                <w:rFonts w:ascii="Times New Roman" w:hAnsi="Times New Roman"/>
-                <w:sz w:val="26"/>
-                <w:rFonts w:ascii="Times New Roman" w:hAnsi="Times New Roman" w:cs="Times New Roman"/>
+            <w:tcW w:type="dxa" w:w="1862"/>
+            <w:tcMar>
+              <w:top w:w="80" w:type="dxa"/>
+              <w:bottom w:w="80" w:type="dxa"/>
+              <w:left w:w="120" w:type="dxa"/>
+              <w:right w:w="120" w:type="dxa"/>
+            </w:tcMar>
+          </w:tcPr>
+          <w:p>
+            <w:pPr>
+              <w:spacing w:line="276" w:lineRule="auto" w:after="40"/>
+              <w:jc w:val="center"/>
+            </w:pPr>
+            <w:r/>
+            <w:r>
+              <w:rPr>
+                <w:rFonts w:ascii="Times New Roman" w:hAnsi="Times New Roman" w:cs="Times New Roman" w:eastAsia="Times New Roman"/>
+                <w:b w:val="0"/>
+                <w:i w:val="0"/>
+                <w:sz w:val="26"/>
               </w:rPr>
               <w:t>2</w:t>
             </w:r>
@@ -1678,21 +1741,28 @@
         </w:tc>
         <w:tc>
           <w:tcPr>
-            <w:tcW w:type="dxa" w:w="3402"/>
-            <w:vAlign w:val="center"/>
-          </w:tcPr>
-          <w:p>
-            <w:pPr>
-              <w:spacing w:before="40" w:after="40" w:line="276" w:lineRule="auto"/>
-              <w:jc w:val="both"/>
-            </w:pPr>
-            <w:r>
-              <w:rPr>
-                <w:rFonts w:ascii="Times New Roman" w:hAnsi="Times New Roman"/>
-                <w:sz w:val="26"/>
-                <w:rFonts w:ascii="Times New Roman" w:hAnsi="Times New Roman" w:cs="Times New Roman"/>
-              </w:rPr>
-              <w:t>Nhận biết tác dụng của vận động và đu xà; lắp ráp mô hình đu xà.</w:t>
+            <w:tcW w:type="dxa" w:w="1862"/>
+            <w:tcMar>
+              <w:top w:w="80" w:type="dxa"/>
+              <w:bottom w:w="80" w:type="dxa"/>
+              <w:left w:w="120" w:type="dxa"/>
+              <w:right w:w="120" w:type="dxa"/>
+            </w:tcMar>
+          </w:tcPr>
+          <w:p>
+            <w:pPr>
+              <w:spacing w:line="276" w:lineRule="auto" w:after="40"/>
+              <w:jc w:val="left"/>
+            </w:pPr>
+            <w:r/>
+            <w:r>
+              <w:rPr>
+                <w:rFonts w:ascii="Times New Roman" w:hAnsi="Times New Roman" w:cs="Times New Roman" w:eastAsia="Times New Roman"/>
+                <w:b w:val="0"/>
+                <w:i w:val="0"/>
+                <w:sz w:val="26"/>
+              </w:rPr>
+              <w:t>Tìm hiểu văn hóa ẩm thực và nghề đầu bếp; lắp mô hình robot nhà bếp khuấy đảo.</w:t>
             </w:r>
           </w:p>
         </w:tc>
@@ -1700,19 +1770,26 @@
       <w:tr>
         <w:tc>
           <w:tcPr>
-            <w:tcW w:type="dxa" w:w="680"/>
-            <w:vAlign w:val="center"/>
-          </w:tcPr>
-          <w:p>
-            <w:pPr>
-              <w:spacing w:before="40" w:after="40" w:line="276" w:lineRule="auto"/>
-              <w:jc w:val="center"/>
-            </w:pPr>
-            <w:r>
-              <w:rPr>
-                <w:rFonts w:ascii="Times New Roman" w:hAnsi="Times New Roman"/>
-                <w:sz w:val="26"/>
-                <w:rFonts w:ascii="Times New Roman" w:hAnsi="Times New Roman" w:cs="Times New Roman"/>
+            <w:tcW w:type="dxa" w:w="1862"/>
+            <w:tcMar>
+              <w:top w:w="80" w:type="dxa"/>
+              <w:bottom w:w="80" w:type="dxa"/>
+              <w:left w:w="120" w:type="dxa"/>
+              <w:right w:w="120" w:type="dxa"/>
+            </w:tcMar>
+          </w:tcPr>
+          <w:p>
+            <w:pPr>
+              <w:spacing w:line="276" w:lineRule="auto" w:after="40"/>
+              <w:jc w:val="center"/>
+            </w:pPr>
+            <w:r/>
+            <w:r>
+              <w:rPr>
+                <w:rFonts w:ascii="Times New Roman" w:hAnsi="Times New Roman" w:cs="Times New Roman" w:eastAsia="Times New Roman"/>
+                <w:b w:val="0"/>
+                <w:i w:val="0"/>
+                <w:sz w:val="26"/>
               </w:rPr>
               <w:t>3</w:t>
             </w:r>
@@ -1720,39 +1797,53 @@
         </w:tc>
         <w:tc>
           <w:tcPr>
-            <w:tcW w:type="dxa" w:w="3118"/>
-            <w:vAlign w:val="center"/>
-          </w:tcPr>
-          <w:p>
-            <w:pPr>
-              <w:spacing w:before="40" w:after="40" w:line="276" w:lineRule="auto"/>
-              <w:jc w:val="both"/>
-            </w:pPr>
-            <w:r>
-              <w:rPr>
-                <w:rFonts w:ascii="Times New Roman" w:hAnsi="Times New Roman"/>
-                <w:sz w:val="26"/>
-                <w:rFonts w:ascii="Times New Roman" w:hAnsi="Times New Roman" w:cs="Times New Roman"/>
-              </w:rPr>
-              <w:t>Bài 2. Chú cún dễ thương</w:t>
-            </w:r>
-          </w:p>
-        </w:tc>
-        <w:tc>
-          <w:tcPr>
-            <w:tcW w:type="dxa" w:w="850"/>
-            <w:vAlign w:val="center"/>
-          </w:tcPr>
-          <w:p>
-            <w:pPr>
-              <w:spacing w:before="40" w:after="40" w:line="276" w:lineRule="auto"/>
-              <w:jc w:val="center"/>
-            </w:pPr>
-            <w:r>
-              <w:rPr>
-                <w:rFonts w:ascii="Times New Roman" w:hAnsi="Times New Roman"/>
-                <w:sz w:val="26"/>
-                <w:rFonts w:ascii="Times New Roman" w:hAnsi="Times New Roman" w:cs="Times New Roman"/>
+            <w:tcW w:type="dxa" w:w="1862"/>
+            <w:tcMar>
+              <w:top w:w="80" w:type="dxa"/>
+              <w:bottom w:w="80" w:type="dxa"/>
+              <w:left w:w="120" w:type="dxa"/>
+              <w:right w:w="120" w:type="dxa"/>
+            </w:tcMar>
+          </w:tcPr>
+          <w:p>
+            <w:pPr>
+              <w:spacing w:line="276" w:lineRule="auto" w:after="40"/>
+              <w:jc w:val="left"/>
+            </w:pPr>
+            <w:r/>
+            <w:r>
+              <w:rPr>
+                <w:rFonts w:ascii="Times New Roman" w:hAnsi="Times New Roman" w:cs="Times New Roman" w:eastAsia="Times New Roman"/>
+                <w:b w:val="0"/>
+                <w:i w:val="0"/>
+                <w:sz w:val="26"/>
+              </w:rPr>
+              <w:t>Bài 2. Hàm răng trắng sáng</w:t>
+            </w:r>
+          </w:p>
+        </w:tc>
+        <w:tc>
+          <w:tcPr>
+            <w:tcW w:type="dxa" w:w="1862"/>
+            <w:tcMar>
+              <w:top w:w="80" w:type="dxa"/>
+              <w:bottom w:w="80" w:type="dxa"/>
+              <w:left w:w="120" w:type="dxa"/>
+              <w:right w:w="120" w:type="dxa"/>
+            </w:tcMar>
+          </w:tcPr>
+          <w:p>
+            <w:pPr>
+              <w:spacing w:line="276" w:lineRule="auto" w:after="40"/>
+              <w:jc w:val="center"/>
+            </w:pPr>
+            <w:r/>
+            <w:r>
+              <w:rPr>
+                <w:rFonts w:ascii="Times New Roman" w:hAnsi="Times New Roman" w:cs="Times New Roman" w:eastAsia="Times New Roman"/>
+                <w:b w:val="0"/>
+                <w:i w:val="0"/>
+                <w:sz w:val="26"/>
               </w:rPr>
               <w:t>1</w:t>
             </w:r>
@@ -1760,19 +1851,26 @@
         </w:tc>
         <w:tc>
           <w:tcPr>
-            <w:tcW w:type="dxa" w:w="1247"/>
-            <w:vAlign w:val="center"/>
-          </w:tcPr>
-          <w:p>
-            <w:pPr>
-              <w:spacing w:before="40" w:after="40" w:line="276" w:lineRule="auto"/>
-              <w:jc w:val="center"/>
-            </w:pPr>
-            <w:r>
-              <w:rPr>
-                <w:rFonts w:ascii="Times New Roman" w:hAnsi="Times New Roman"/>
-                <w:sz w:val="26"/>
-                <w:rFonts w:ascii="Times New Roman" w:hAnsi="Times New Roman" w:cs="Times New Roman"/>
+            <w:tcW w:type="dxa" w:w="1862"/>
+            <w:tcMar>
+              <w:top w:w="80" w:type="dxa"/>
+              <w:bottom w:w="80" w:type="dxa"/>
+              <w:left w:w="120" w:type="dxa"/>
+              <w:right w:w="120" w:type="dxa"/>
+            </w:tcMar>
+          </w:tcPr>
+          <w:p>
+            <w:pPr>
+              <w:spacing w:line="276" w:lineRule="auto" w:after="40"/>
+              <w:jc w:val="center"/>
+            </w:pPr>
+            <w:r/>
+            <w:r>
+              <w:rPr>
+                <w:rFonts w:ascii="Times New Roman" w:hAnsi="Times New Roman" w:cs="Times New Roman" w:eastAsia="Times New Roman"/>
+                <w:b w:val="0"/>
+                <w:i w:val="0"/>
+                <w:sz w:val="26"/>
               </w:rPr>
               <w:t>3</w:t>
             </w:r>
@@ -1780,21 +1878,28 @@
         </w:tc>
         <w:tc>
           <w:tcPr>
-            <w:tcW w:type="dxa" w:w="3402"/>
-            <w:vAlign w:val="center"/>
-          </w:tcPr>
-          <w:p>
-            <w:pPr>
-              <w:spacing w:before="40" w:after="40" w:line="276" w:lineRule="auto"/>
-              <w:jc w:val="both"/>
-            </w:pPr>
-            <w:r>
-              <w:rPr>
-                <w:rFonts w:ascii="Times New Roman" w:hAnsi="Times New Roman"/>
-                <w:sz w:val="26"/>
-                <w:rFonts w:ascii="Times New Roman" w:hAnsi="Times New Roman" w:cs="Times New Roman"/>
-              </w:rPr>
-              <w:t>Nhận biết đặc điểm loài chó; lắp ráp robot cún con.</w:t>
+            <w:tcW w:type="dxa" w:w="1862"/>
+            <w:tcMar>
+              <w:top w:w="80" w:type="dxa"/>
+              <w:bottom w:w="80" w:type="dxa"/>
+              <w:left w:w="120" w:type="dxa"/>
+              <w:right w:w="120" w:type="dxa"/>
+            </w:tcMar>
+          </w:tcPr>
+          <w:p>
+            <w:pPr>
+              <w:spacing w:line="276" w:lineRule="auto" w:after="40"/>
+              <w:jc w:val="left"/>
+            </w:pPr>
+            <w:r/>
+            <w:r>
+              <w:rPr>
+                <w:rFonts w:ascii="Times New Roman" w:hAnsi="Times New Roman" w:cs="Times New Roman" w:eastAsia="Times New Roman"/>
+                <w:b w:val="0"/>
+                <w:i w:val="0"/>
+                <w:sz w:val="26"/>
+              </w:rPr>
+              <w:t>Tìm hiểu cấu tạo hàm răng và vệ sinh răng miệng; lắp mô hình hàm răng cử động.</w:t>
             </w:r>
           </w:p>
         </w:tc>
@@ -1802,19 +1907,26 @@
       <w:tr>
         <w:tc>
           <w:tcPr>
-            <w:tcW w:type="dxa" w:w="680"/>
-            <w:vAlign w:val="center"/>
-          </w:tcPr>
-          <w:p>
-            <w:pPr>
-              <w:spacing w:before="40" w:after="40" w:line="276" w:lineRule="auto"/>
-              <w:jc w:val="center"/>
-            </w:pPr>
-            <w:r>
-              <w:rPr>
-                <w:rFonts w:ascii="Times New Roman" w:hAnsi="Times New Roman"/>
-                <w:sz w:val="26"/>
-                <w:rFonts w:ascii="Times New Roman" w:hAnsi="Times New Roman" w:cs="Times New Roman"/>
+            <w:tcW w:type="dxa" w:w="1862"/>
+            <w:tcMar>
+              <w:top w:w="80" w:type="dxa"/>
+              <w:bottom w:w="80" w:type="dxa"/>
+              <w:left w:w="120" w:type="dxa"/>
+              <w:right w:w="120" w:type="dxa"/>
+            </w:tcMar>
+          </w:tcPr>
+          <w:p>
+            <w:pPr>
+              <w:spacing w:line="276" w:lineRule="auto" w:after="40"/>
+              <w:jc w:val="center"/>
+            </w:pPr>
+            <w:r/>
+            <w:r>
+              <w:rPr>
+                <w:rFonts w:ascii="Times New Roman" w:hAnsi="Times New Roman" w:cs="Times New Roman" w:eastAsia="Times New Roman"/>
+                <w:b w:val="0"/>
+                <w:i w:val="0"/>
+                <w:sz w:val="26"/>
               </w:rPr>
               <w:t>4</w:t>
             </w:r>
@@ -1822,39 +1934,53 @@
         </w:tc>
         <w:tc>
           <w:tcPr>
-            <w:tcW w:type="dxa" w:w="3118"/>
-            <w:vAlign w:val="center"/>
-          </w:tcPr>
-          <w:p>
-            <w:pPr>
-              <w:spacing w:before="40" w:after="40" w:line="276" w:lineRule="auto"/>
-              <w:jc w:val="both"/>
-            </w:pPr>
-            <w:r>
-              <w:rPr>
-                <w:rFonts w:ascii="Times New Roman" w:hAnsi="Times New Roman"/>
-                <w:sz w:val="26"/>
-                <w:rFonts w:ascii="Times New Roman" w:hAnsi="Times New Roman" w:cs="Times New Roman"/>
-              </w:rPr>
-              <w:t>Bài 3. Tăng cường sức khỏe</w:t>
-            </w:r>
-          </w:p>
-        </w:tc>
-        <w:tc>
-          <w:tcPr>
-            <w:tcW w:type="dxa" w:w="850"/>
-            <w:vAlign w:val="center"/>
-          </w:tcPr>
-          <w:p>
-            <w:pPr>
-              <w:spacing w:before="40" w:after="40" w:line="276" w:lineRule="auto"/>
-              <w:jc w:val="center"/>
-            </w:pPr>
-            <w:r>
-              <w:rPr>
-                <w:rFonts w:ascii="Times New Roman" w:hAnsi="Times New Roman"/>
-                <w:sz w:val="26"/>
-                <w:rFonts w:ascii="Times New Roman" w:hAnsi="Times New Roman" w:cs="Times New Roman"/>
+            <w:tcW w:type="dxa" w:w="1862"/>
+            <w:tcMar>
+              <w:top w:w="80" w:type="dxa"/>
+              <w:bottom w:w="80" w:type="dxa"/>
+              <w:left w:w="120" w:type="dxa"/>
+              <w:right w:w="120" w:type="dxa"/>
+            </w:tcMar>
+          </w:tcPr>
+          <w:p>
+            <w:pPr>
+              <w:spacing w:line="276" w:lineRule="auto" w:after="40"/>
+              <w:jc w:val="left"/>
+            </w:pPr>
+            <w:r/>
+            <w:r>
+              <w:rPr>
+                <w:rFonts w:ascii="Times New Roman" w:hAnsi="Times New Roman" w:cs="Times New Roman" w:eastAsia="Times New Roman"/>
+                <w:b w:val="0"/>
+                <w:i w:val="0"/>
+                <w:sz w:val="26"/>
+              </w:rPr>
+              <w:t>Bài 3. Sự phản xạ ánh sáng</w:t>
+            </w:r>
+          </w:p>
+        </w:tc>
+        <w:tc>
+          <w:tcPr>
+            <w:tcW w:type="dxa" w:w="1862"/>
+            <w:tcMar>
+              <w:top w:w="80" w:type="dxa"/>
+              <w:bottom w:w="80" w:type="dxa"/>
+              <w:left w:w="120" w:type="dxa"/>
+              <w:right w:w="120" w:type="dxa"/>
+            </w:tcMar>
+          </w:tcPr>
+          <w:p>
+            <w:pPr>
+              <w:spacing w:line="276" w:lineRule="auto" w:after="40"/>
+              <w:jc w:val="center"/>
+            </w:pPr>
+            <w:r/>
+            <w:r>
+              <w:rPr>
+                <w:rFonts w:ascii="Times New Roman" w:hAnsi="Times New Roman" w:cs="Times New Roman" w:eastAsia="Times New Roman"/>
+                <w:b w:val="0"/>
+                <w:i w:val="0"/>
+                <w:sz w:val="26"/>
               </w:rPr>
               <w:t>1</w:t>
             </w:r>
@@ -1862,19 +1988,26 @@
         </w:tc>
         <w:tc>
           <w:tcPr>
-            <w:tcW w:type="dxa" w:w="1247"/>
-            <w:vAlign w:val="center"/>
-          </w:tcPr>
-          <w:p>
-            <w:pPr>
-              <w:spacing w:before="40" w:after="40" w:line="276" w:lineRule="auto"/>
-              <w:jc w:val="center"/>
-            </w:pPr>
-            <w:r>
-              <w:rPr>
-                <w:rFonts w:ascii="Times New Roman" w:hAnsi="Times New Roman"/>
-                <w:sz w:val="26"/>
-                <w:rFonts w:ascii="Times New Roman" w:hAnsi="Times New Roman" w:cs="Times New Roman"/>
+            <w:tcW w:type="dxa" w:w="1862"/>
+            <w:tcMar>
+              <w:top w:w="80" w:type="dxa"/>
+              <w:bottom w:w="80" w:type="dxa"/>
+              <w:left w:w="120" w:type="dxa"/>
+              <w:right w:w="120" w:type="dxa"/>
+            </w:tcMar>
+          </w:tcPr>
+          <w:p>
+            <w:pPr>
+              <w:spacing w:line="276" w:lineRule="auto" w:after="40"/>
+              <w:jc w:val="center"/>
+            </w:pPr>
+            <w:r/>
+            <w:r>
+              <w:rPr>
+                <w:rFonts w:ascii="Times New Roman" w:hAnsi="Times New Roman" w:cs="Times New Roman" w:eastAsia="Times New Roman"/>
+                <w:b w:val="0"/>
+                <w:i w:val="0"/>
+                <w:sz w:val="26"/>
               </w:rPr>
               <w:t>4</w:t>
             </w:r>
@@ -1882,21 +2015,28 @@
         </w:tc>
         <w:tc>
           <w:tcPr>
-            <w:tcW w:type="dxa" w:w="3402"/>
-            <w:vAlign w:val="center"/>
-          </w:tcPr>
-          <w:p>
-            <w:pPr>
-              <w:spacing w:before="40" w:after="40" w:line="276" w:lineRule="auto"/>
-              <w:jc w:val="both"/>
-            </w:pPr>
-            <w:r>
-              <w:rPr>
-                <w:rFonts w:ascii="Times New Roman" w:hAnsi="Times New Roman"/>
-                <w:sz w:val="26"/>
-                <w:rFonts w:ascii="Times New Roman" w:hAnsi="Times New Roman" w:cs="Times New Roman"/>
-              </w:rPr>
-              <w:t>Tìm hiểu ưu điểm của đi bộ; lắp robot mô phỏng người đi bộ.</w:t>
+            <w:tcW w:type="dxa" w:w="1862"/>
+            <w:tcMar>
+              <w:top w:w="80" w:type="dxa"/>
+              <w:bottom w:w="80" w:type="dxa"/>
+              <w:left w:w="120" w:type="dxa"/>
+              <w:right w:w="120" w:type="dxa"/>
+            </w:tcMar>
+          </w:tcPr>
+          <w:p>
+            <w:pPr>
+              <w:spacing w:line="276" w:lineRule="auto" w:after="40"/>
+              <w:jc w:val="left"/>
+            </w:pPr>
+            <w:r/>
+            <w:r>
+              <w:rPr>
+                <w:rFonts w:ascii="Times New Roman" w:hAnsi="Times New Roman" w:cs="Times New Roman" w:eastAsia="Times New Roman"/>
+                <w:b w:val="0"/>
+                <w:i w:val="0"/>
+                <w:sz w:val="26"/>
+              </w:rPr>
+              <w:t>Tìm hiểu nguyên lý phản xạ ánh sáng; lắp mô hình kính tiềm vọng quang học.</w:t>
             </w:r>
           </w:p>
         </w:tc>
@@ -1904,19 +2044,26 @@
       <w:tr>
         <w:tc>
           <w:tcPr>
-            <w:tcW w:type="dxa" w:w="680"/>
-            <w:vAlign w:val="center"/>
-          </w:tcPr>
-          <w:p>
-            <w:pPr>
-              <w:spacing w:before="40" w:after="40" w:line="276" w:lineRule="auto"/>
-              <w:jc w:val="center"/>
-            </w:pPr>
-            <w:r>
-              <w:rPr>
-                <w:rFonts w:ascii="Times New Roman" w:hAnsi="Times New Roman"/>
-                <w:sz w:val="26"/>
-                <w:rFonts w:ascii="Times New Roman" w:hAnsi="Times New Roman" w:cs="Times New Roman"/>
+            <w:tcW w:type="dxa" w:w="1862"/>
+            <w:tcMar>
+              <w:top w:w="80" w:type="dxa"/>
+              <w:bottom w:w="80" w:type="dxa"/>
+              <w:left w:w="120" w:type="dxa"/>
+              <w:right w:w="120" w:type="dxa"/>
+            </w:tcMar>
+          </w:tcPr>
+          <w:p>
+            <w:pPr>
+              <w:spacing w:line="276" w:lineRule="auto" w:after="40"/>
+              <w:jc w:val="center"/>
+            </w:pPr>
+            <w:r/>
+            <w:r>
+              <w:rPr>
+                <w:rFonts w:ascii="Times New Roman" w:hAnsi="Times New Roman" w:cs="Times New Roman" w:eastAsia="Times New Roman"/>
+                <w:b w:val="0"/>
+                <w:i w:val="0"/>
+                <w:sz w:val="26"/>
               </w:rPr>
               <w:t>5</w:t>
             </w:r>
@@ -1924,39 +2071,53 @@
         </w:tc>
         <w:tc>
           <w:tcPr>
-            <w:tcW w:type="dxa" w:w="3118"/>
-            <w:vAlign w:val="center"/>
-          </w:tcPr>
-          <w:p>
-            <w:pPr>
-              <w:spacing w:before="40" w:after="40" w:line="276" w:lineRule="auto"/>
-              <w:jc w:val="both"/>
-            </w:pPr>
-            <w:r>
-              <w:rPr>
-                <w:rFonts w:ascii="Times New Roman" w:hAnsi="Times New Roman"/>
-                <w:sz w:val="26"/>
-                <w:rFonts w:ascii="Times New Roman" w:hAnsi="Times New Roman" w:cs="Times New Roman"/>
-              </w:rPr>
-              <w:t>Bài 4. Chú ốc sên chậm chạp</w:t>
-            </w:r>
-          </w:p>
-        </w:tc>
-        <w:tc>
-          <w:tcPr>
-            <w:tcW w:type="dxa" w:w="850"/>
-            <w:vAlign w:val="center"/>
-          </w:tcPr>
-          <w:p>
-            <w:pPr>
-              <w:spacing w:before="40" w:after="40" w:line="276" w:lineRule="auto"/>
-              <w:jc w:val="center"/>
-            </w:pPr>
-            <w:r>
-              <w:rPr>
-                <w:rFonts w:ascii="Times New Roman" w:hAnsi="Times New Roman"/>
-                <w:sz w:val="26"/>
-                <w:rFonts w:ascii="Times New Roman" w:hAnsi="Times New Roman" w:cs="Times New Roman"/>
+            <w:tcW w:type="dxa" w:w="1862"/>
+            <w:tcMar>
+              <w:top w:w="80" w:type="dxa"/>
+              <w:bottom w:w="80" w:type="dxa"/>
+              <w:left w:w="120" w:type="dxa"/>
+              <w:right w:w="120" w:type="dxa"/>
+            </w:tcMar>
+          </w:tcPr>
+          <w:p>
+            <w:pPr>
+              <w:spacing w:line="276" w:lineRule="auto" w:after="40"/>
+              <w:jc w:val="left"/>
+            </w:pPr>
+            <w:r/>
+            <w:r>
+              <w:rPr>
+                <w:rFonts w:ascii="Times New Roman" w:hAnsi="Times New Roman" w:cs="Times New Roman" w:eastAsia="Times New Roman"/>
+                <w:b w:val="0"/>
+                <w:i w:val="0"/>
+                <w:sz w:val="26"/>
+              </w:rPr>
+              <w:t>Bài 4. Đàn gà con</w:t>
+            </w:r>
+          </w:p>
+        </w:tc>
+        <w:tc>
+          <w:tcPr>
+            <w:tcW w:type="dxa" w:w="1862"/>
+            <w:tcMar>
+              <w:top w:w="80" w:type="dxa"/>
+              <w:bottom w:w="80" w:type="dxa"/>
+              <w:left w:w="120" w:type="dxa"/>
+              <w:right w:w="120" w:type="dxa"/>
+            </w:tcMar>
+          </w:tcPr>
+          <w:p>
+            <w:pPr>
+              <w:spacing w:line="276" w:lineRule="auto" w:after="40"/>
+              <w:jc w:val="center"/>
+            </w:pPr>
+            <w:r/>
+            <w:r>
+              <w:rPr>
+                <w:rFonts w:ascii="Times New Roman" w:hAnsi="Times New Roman" w:cs="Times New Roman" w:eastAsia="Times New Roman"/>
+                <w:b w:val="0"/>
+                <w:i w:val="0"/>
+                <w:sz w:val="26"/>
               </w:rPr>
               <w:t>1</w:t>
             </w:r>
@@ -1964,19 +2125,26 @@
         </w:tc>
         <w:tc>
           <w:tcPr>
-            <w:tcW w:type="dxa" w:w="1247"/>
-            <w:vAlign w:val="center"/>
-          </w:tcPr>
-          <w:p>
-            <w:pPr>
-              <w:spacing w:before="40" w:after="40" w:line="276" w:lineRule="auto"/>
-              <w:jc w:val="center"/>
-            </w:pPr>
-            <w:r>
-              <w:rPr>
-                <w:rFonts w:ascii="Times New Roman" w:hAnsi="Times New Roman"/>
-                <w:sz w:val="26"/>
-                <w:rFonts w:ascii="Times New Roman" w:hAnsi="Times New Roman" w:cs="Times New Roman"/>
+            <w:tcW w:type="dxa" w:w="1862"/>
+            <w:tcMar>
+              <w:top w:w="80" w:type="dxa"/>
+              <w:bottom w:w="80" w:type="dxa"/>
+              <w:left w:w="120" w:type="dxa"/>
+              <w:right w:w="120" w:type="dxa"/>
+            </w:tcMar>
+          </w:tcPr>
+          <w:p>
+            <w:pPr>
+              <w:spacing w:line="276" w:lineRule="auto" w:after="40"/>
+              <w:jc w:val="center"/>
+            </w:pPr>
+            <w:r/>
+            <w:r>
+              <w:rPr>
+                <w:rFonts w:ascii="Times New Roman" w:hAnsi="Times New Roman" w:cs="Times New Roman" w:eastAsia="Times New Roman"/>
+                <w:b w:val="0"/>
+                <w:i w:val="0"/>
+                <w:sz w:val="26"/>
               </w:rPr>
               <w:t>5</w:t>
             </w:r>
@@ -1984,21 +2152,28 @@
         </w:tc>
         <w:tc>
           <w:tcPr>
-            <w:tcW w:type="dxa" w:w="3402"/>
-            <w:vAlign w:val="center"/>
-          </w:tcPr>
-          <w:p>
-            <w:pPr>
-              <w:spacing w:before="40" w:after="40" w:line="276" w:lineRule="auto"/>
-              <w:jc w:val="both"/>
-            </w:pPr>
-            <w:r>
-              <w:rPr>
-                <w:rFonts w:ascii="Times New Roman" w:hAnsi="Times New Roman"/>
-                <w:sz w:val="26"/>
-                <w:rFonts w:ascii="Times New Roman" w:hAnsi="Times New Roman" w:cs="Times New Roman"/>
-              </w:rPr>
-              <w:t>Tìm hiểu cách di chuyển và cấu tạo vỏ ốc sên; lắp robot ốc sên.</w:t>
+            <w:tcW w:type="dxa" w:w="1862"/>
+            <w:tcMar>
+              <w:top w:w="80" w:type="dxa"/>
+              <w:bottom w:w="80" w:type="dxa"/>
+              <w:left w:w="120" w:type="dxa"/>
+              <w:right w:w="120" w:type="dxa"/>
+            </w:tcMar>
+          </w:tcPr>
+          <w:p>
+            <w:pPr>
+              <w:spacing w:line="276" w:lineRule="auto" w:after="40"/>
+              <w:jc w:val="left"/>
+            </w:pPr>
+            <w:r/>
+            <w:r>
+              <w:rPr>
+                <w:rFonts w:ascii="Times New Roman" w:hAnsi="Times New Roman" w:cs="Times New Roman" w:eastAsia="Times New Roman"/>
+                <w:b w:val="0"/>
+                <w:i w:val="0"/>
+                <w:sz w:val="26"/>
+              </w:rPr>
+              <w:t>Tìm hiểu tập tính đàn gà; lắp mô hình gà mẹ dẫn gà con mổ thóc.</w:t>
             </w:r>
           </w:p>
         </w:tc>
@@ -2006,19 +2181,26 @@
       <w:tr>
         <w:tc>
           <w:tcPr>
-            <w:tcW w:type="dxa" w:w="680"/>
-            <w:vAlign w:val="center"/>
-          </w:tcPr>
-          <w:p>
-            <w:pPr>
-              <w:spacing w:before="40" w:after="40" w:line="276" w:lineRule="auto"/>
-              <w:jc w:val="center"/>
-            </w:pPr>
-            <w:r>
-              <w:rPr>
-                <w:rFonts w:ascii="Times New Roman" w:hAnsi="Times New Roman"/>
-                <w:sz w:val="26"/>
-                <w:rFonts w:ascii="Times New Roman" w:hAnsi="Times New Roman" w:cs="Times New Roman"/>
+            <w:tcW w:type="dxa" w:w="1862"/>
+            <w:tcMar>
+              <w:top w:w="80" w:type="dxa"/>
+              <w:bottom w:w="80" w:type="dxa"/>
+              <w:left w:w="120" w:type="dxa"/>
+              <w:right w:w="120" w:type="dxa"/>
+            </w:tcMar>
+          </w:tcPr>
+          <w:p>
+            <w:pPr>
+              <w:spacing w:line="276" w:lineRule="auto" w:after="40"/>
+              <w:jc w:val="center"/>
+            </w:pPr>
+            <w:r/>
+            <w:r>
+              <w:rPr>
+                <w:rFonts w:ascii="Times New Roman" w:hAnsi="Times New Roman" w:cs="Times New Roman" w:eastAsia="Times New Roman"/>
+                <w:b w:val="0"/>
+                <w:i w:val="0"/>
+                <w:sz w:val="26"/>
               </w:rPr>
               <w:t>6</w:t>
             </w:r>
@@ -2026,39 +2208,53 @@
         </w:tc>
         <w:tc>
           <w:tcPr>
-            <w:tcW w:type="dxa" w:w="3118"/>
-            <w:vAlign w:val="center"/>
-          </w:tcPr>
-          <w:p>
-            <w:pPr>
-              <w:spacing w:before="40" w:after="40" w:line="276" w:lineRule="auto"/>
-              <w:jc w:val="both"/>
-            </w:pPr>
-            <w:r>
-              <w:rPr>
-                <w:rFonts w:ascii="Times New Roman" w:hAnsi="Times New Roman"/>
-                <w:sz w:val="26"/>
-                <w:rFonts w:ascii="Times New Roman" w:hAnsi="Times New Roman" w:cs="Times New Roman"/>
-              </w:rPr>
-              <w:t>Bài 5. Xe cảnh sát tuần tra</w:t>
-            </w:r>
-          </w:p>
-        </w:tc>
-        <w:tc>
-          <w:tcPr>
-            <w:tcW w:type="dxa" w:w="850"/>
-            <w:vAlign w:val="center"/>
-          </w:tcPr>
-          <w:p>
-            <w:pPr>
-              <w:spacing w:before="40" w:after="40" w:line="276" w:lineRule="auto"/>
-              <w:jc w:val="center"/>
-            </w:pPr>
-            <w:r>
-              <w:rPr>
-                <w:rFonts w:ascii="Times New Roman" w:hAnsi="Times New Roman"/>
-                <w:sz w:val="26"/>
-                <w:rFonts w:ascii="Times New Roman" w:hAnsi="Times New Roman" w:cs="Times New Roman"/>
+            <w:tcW w:type="dxa" w:w="1862"/>
+            <w:tcMar>
+              <w:top w:w="80" w:type="dxa"/>
+              <w:bottom w:w="80" w:type="dxa"/>
+              <w:left w:w="120" w:type="dxa"/>
+              <w:right w:w="120" w:type="dxa"/>
+            </w:tcMar>
+          </w:tcPr>
+          <w:p>
+            <w:pPr>
+              <w:spacing w:line="276" w:lineRule="auto" w:after="40"/>
+              <w:jc w:val="left"/>
+            </w:pPr>
+            <w:r/>
+            <w:r>
+              <w:rPr>
+                <w:rFonts w:ascii="Times New Roman" w:hAnsi="Times New Roman" w:cs="Times New Roman" w:eastAsia="Times New Roman"/>
+                <w:b w:val="0"/>
+                <w:i w:val="0"/>
+                <w:sz w:val="26"/>
+              </w:rPr>
+              <w:t>Bài 5. Những bạn nhỏ lễ phép</w:t>
+            </w:r>
+          </w:p>
+        </w:tc>
+        <w:tc>
+          <w:tcPr>
+            <w:tcW w:type="dxa" w:w="1862"/>
+            <w:tcMar>
+              <w:top w:w="80" w:type="dxa"/>
+              <w:bottom w:w="80" w:type="dxa"/>
+              <w:left w:w="120" w:type="dxa"/>
+              <w:right w:w="120" w:type="dxa"/>
+            </w:tcMar>
+          </w:tcPr>
+          <w:p>
+            <w:pPr>
+              <w:spacing w:line="276" w:lineRule="auto" w:after="40"/>
+              <w:jc w:val="center"/>
+            </w:pPr>
+            <w:r/>
+            <w:r>
+              <w:rPr>
+                <w:rFonts w:ascii="Times New Roman" w:hAnsi="Times New Roman" w:cs="Times New Roman" w:eastAsia="Times New Roman"/>
+                <w:b w:val="0"/>
+                <w:i w:val="0"/>
+                <w:sz w:val="26"/>
               </w:rPr>
               <w:t>1</w:t>
             </w:r>
@@ -2066,19 +2262,26 @@
         </w:tc>
         <w:tc>
           <w:tcPr>
-            <w:tcW w:type="dxa" w:w="1247"/>
-            <w:vAlign w:val="center"/>
-          </w:tcPr>
-          <w:p>
-            <w:pPr>
-              <w:spacing w:before="40" w:after="40" w:line="276" w:lineRule="auto"/>
-              <w:jc w:val="center"/>
-            </w:pPr>
-            <w:r>
-              <w:rPr>
-                <w:rFonts w:ascii="Times New Roman" w:hAnsi="Times New Roman"/>
-                <w:sz w:val="26"/>
-                <w:rFonts w:ascii="Times New Roman" w:hAnsi="Times New Roman" w:cs="Times New Roman"/>
+            <w:tcW w:type="dxa" w:w="1862"/>
+            <w:tcMar>
+              <w:top w:w="80" w:type="dxa"/>
+              <w:bottom w:w="80" w:type="dxa"/>
+              <w:left w:w="120" w:type="dxa"/>
+              <w:right w:w="120" w:type="dxa"/>
+            </w:tcMar>
+          </w:tcPr>
+          <w:p>
+            <w:pPr>
+              <w:spacing w:line="276" w:lineRule="auto" w:after="40"/>
+              <w:jc w:val="center"/>
+            </w:pPr>
+            <w:r/>
+            <w:r>
+              <w:rPr>
+                <w:rFonts w:ascii="Times New Roman" w:hAnsi="Times New Roman" w:cs="Times New Roman" w:eastAsia="Times New Roman"/>
+                <w:b w:val="0"/>
+                <w:i w:val="0"/>
+                <w:sz w:val="26"/>
               </w:rPr>
               <w:t>6</w:t>
             </w:r>
@@ -2086,21 +2289,28 @@
         </w:tc>
         <w:tc>
           <w:tcPr>
-            <w:tcW w:type="dxa" w:w="3402"/>
-            <w:vAlign w:val="center"/>
-          </w:tcPr>
-          <w:p>
-            <w:pPr>
-              <w:spacing w:before="40" w:after="40" w:line="276" w:lineRule="auto"/>
-              <w:jc w:val="both"/>
-            </w:pPr>
-            <w:r>
-              <w:rPr>
-                <w:rFonts w:ascii="Times New Roman" w:hAnsi="Times New Roman"/>
-                <w:sz w:val="26"/>
-                <w:rFonts w:ascii="Times New Roman" w:hAnsi="Times New Roman" w:cs="Times New Roman"/>
-              </w:rPr>
-              <w:t>Tìm hiểu phương tiện cảnh sát; lắp xe cảnh sát tuần tra.</w:t>
+            <w:tcW w:type="dxa" w:w="1862"/>
+            <w:tcMar>
+              <w:top w:w="80" w:type="dxa"/>
+              <w:bottom w:w="80" w:type="dxa"/>
+              <w:left w:w="120" w:type="dxa"/>
+              <w:right w:w="120" w:type="dxa"/>
+            </w:tcMar>
+          </w:tcPr>
+          <w:p>
+            <w:pPr>
+              <w:spacing w:line="276" w:lineRule="auto" w:after="40"/>
+              <w:jc w:val="left"/>
+            </w:pPr>
+            <w:r/>
+            <w:r>
+              <w:rPr>
+                <w:rFonts w:ascii="Times New Roman" w:hAnsi="Times New Roman" w:cs="Times New Roman" w:eastAsia="Times New Roman"/>
+                <w:b w:val="0"/>
+                <w:i w:val="0"/>
+                <w:sz w:val="26"/>
+              </w:rPr>
+              <w:t>Tìm hiểu hành vi giao tiếp lịch sự; lắp robot cúi chào lễ phép.</w:t>
             </w:r>
           </w:p>
         </w:tc>
@@ -2108,19 +2318,26 @@
       <w:tr>
         <w:tc>
           <w:tcPr>
-            <w:tcW w:type="dxa" w:w="680"/>
-            <w:vAlign w:val="center"/>
-          </w:tcPr>
-          <w:p>
-            <w:pPr>
-              <w:spacing w:before="40" w:after="40" w:line="276" w:lineRule="auto"/>
-              <w:jc w:val="center"/>
-            </w:pPr>
-            <w:r>
-              <w:rPr>
-                <w:rFonts w:ascii="Times New Roman" w:hAnsi="Times New Roman"/>
-                <w:sz w:val="26"/>
-                <w:rFonts w:ascii="Times New Roman" w:hAnsi="Times New Roman" w:cs="Times New Roman"/>
+            <w:tcW w:type="dxa" w:w="1862"/>
+            <w:tcMar>
+              <w:top w:w="80" w:type="dxa"/>
+              <w:bottom w:w="80" w:type="dxa"/>
+              <w:left w:w="120" w:type="dxa"/>
+              <w:right w:w="120" w:type="dxa"/>
+            </w:tcMar>
+          </w:tcPr>
+          <w:p>
+            <w:pPr>
+              <w:spacing w:line="276" w:lineRule="auto" w:after="40"/>
+              <w:jc w:val="center"/>
+            </w:pPr>
+            <w:r/>
+            <w:r>
+              <w:rPr>
+                <w:rFonts w:ascii="Times New Roman" w:hAnsi="Times New Roman" w:cs="Times New Roman" w:eastAsia="Times New Roman"/>
+                <w:b w:val="0"/>
+                <w:i w:val="0"/>
+                <w:sz w:val="26"/>
               </w:rPr>
               <w:t>7</w:t>
             </w:r>
@@ -2128,39 +2345,53 @@
         </w:tc>
         <w:tc>
           <w:tcPr>
-            <w:tcW w:type="dxa" w:w="3118"/>
-            <w:vAlign w:val="center"/>
-          </w:tcPr>
-          <w:p>
-            <w:pPr>
-              <w:spacing w:before="40" w:after="40" w:line="276" w:lineRule="auto"/>
-              <w:jc w:val="both"/>
-            </w:pPr>
-            <w:r>
-              <w:rPr>
-                <w:rFonts w:ascii="Times New Roman" w:hAnsi="Times New Roman"/>
-                <w:sz w:val="26"/>
-                <w:rFonts w:ascii="Times New Roman" w:hAnsi="Times New Roman" w:cs="Times New Roman"/>
-              </w:rPr>
-              <w:t>Bài 6. Khám phá xe cứu hoả</w:t>
-            </w:r>
-          </w:p>
-        </w:tc>
-        <w:tc>
-          <w:tcPr>
-            <w:tcW w:type="dxa" w:w="850"/>
-            <w:vAlign w:val="center"/>
-          </w:tcPr>
-          <w:p>
-            <w:pPr>
-              <w:spacing w:before="40" w:after="40" w:line="276" w:lineRule="auto"/>
-              <w:jc w:val="center"/>
-            </w:pPr>
-            <w:r>
-              <w:rPr>
-                <w:rFonts w:ascii="Times New Roman" w:hAnsi="Times New Roman"/>
-                <w:sz w:val="26"/>
-                <w:rFonts w:ascii="Times New Roman" w:hAnsi="Times New Roman" w:cs="Times New Roman"/>
+            <w:tcW w:type="dxa" w:w="1862"/>
+            <w:tcMar>
+              <w:top w:w="80" w:type="dxa"/>
+              <w:bottom w:w="80" w:type="dxa"/>
+              <w:left w:w="120" w:type="dxa"/>
+              <w:right w:w="120" w:type="dxa"/>
+            </w:tcMar>
+          </w:tcPr>
+          <w:p>
+            <w:pPr>
+              <w:spacing w:line="276" w:lineRule="auto" w:after="40"/>
+              <w:jc w:val="left"/>
+            </w:pPr>
+            <w:r/>
+            <w:r>
+              <w:rPr>
+                <w:rFonts w:ascii="Times New Roman" w:hAnsi="Times New Roman" w:cs="Times New Roman" w:eastAsia="Times New Roman"/>
+                <w:b w:val="0"/>
+                <w:i w:val="0"/>
+                <w:sz w:val="26"/>
+              </w:rPr>
+              <w:t>Bài 6. Động vật thân mềm</w:t>
+            </w:r>
+          </w:p>
+        </w:tc>
+        <w:tc>
+          <w:tcPr>
+            <w:tcW w:type="dxa" w:w="1862"/>
+            <w:tcMar>
+              <w:top w:w="80" w:type="dxa"/>
+              <w:bottom w:w="80" w:type="dxa"/>
+              <w:left w:w="120" w:type="dxa"/>
+              <w:right w:w="120" w:type="dxa"/>
+            </w:tcMar>
+          </w:tcPr>
+          <w:p>
+            <w:pPr>
+              <w:spacing w:line="276" w:lineRule="auto" w:after="40"/>
+              <w:jc w:val="center"/>
+            </w:pPr>
+            <w:r/>
+            <w:r>
+              <w:rPr>
+                <w:rFonts w:ascii="Times New Roman" w:hAnsi="Times New Roman" w:cs="Times New Roman" w:eastAsia="Times New Roman"/>
+                <w:b w:val="0"/>
+                <w:i w:val="0"/>
+                <w:sz w:val="26"/>
               </w:rPr>
               <w:t>1</w:t>
             </w:r>
@@ -2168,19 +2399,26 @@
         </w:tc>
         <w:tc>
           <w:tcPr>
-            <w:tcW w:type="dxa" w:w="1247"/>
-            <w:vAlign w:val="center"/>
-          </w:tcPr>
-          <w:p>
-            <w:pPr>
-              <w:spacing w:before="40" w:after="40" w:line="276" w:lineRule="auto"/>
-              <w:jc w:val="center"/>
-            </w:pPr>
-            <w:r>
-              <w:rPr>
-                <w:rFonts w:ascii="Times New Roman" w:hAnsi="Times New Roman"/>
-                <w:sz w:val="26"/>
-                <w:rFonts w:ascii="Times New Roman" w:hAnsi="Times New Roman" w:cs="Times New Roman"/>
+            <w:tcW w:type="dxa" w:w="1862"/>
+            <w:tcMar>
+              <w:top w:w="80" w:type="dxa"/>
+              <w:bottom w:w="80" w:type="dxa"/>
+              <w:left w:w="120" w:type="dxa"/>
+              <w:right w:w="120" w:type="dxa"/>
+            </w:tcMar>
+          </w:tcPr>
+          <w:p>
+            <w:pPr>
+              <w:spacing w:line="276" w:lineRule="auto" w:after="40"/>
+              <w:jc w:val="center"/>
+            </w:pPr>
+            <w:r/>
+            <w:r>
+              <w:rPr>
+                <w:rFonts w:ascii="Times New Roman" w:hAnsi="Times New Roman" w:cs="Times New Roman" w:eastAsia="Times New Roman"/>
+                <w:b w:val="0"/>
+                <w:i w:val="0"/>
+                <w:sz w:val="26"/>
               </w:rPr>
               <w:t>7</w:t>
             </w:r>
@@ -2188,21 +2426,28 @@
         </w:tc>
         <w:tc>
           <w:tcPr>
-            <w:tcW w:type="dxa" w:w="3402"/>
-            <w:vAlign w:val="center"/>
-          </w:tcPr>
-          <w:p>
-            <w:pPr>
-              <w:spacing w:before="40" w:after="40" w:line="276" w:lineRule="auto"/>
-              <w:jc w:val="both"/>
-            </w:pPr>
-            <w:r>
-              <w:rPr>
-                <w:rFonts w:ascii="Times New Roman" w:hAnsi="Times New Roman"/>
-                <w:sz w:val="26"/>
-                <w:rFonts w:ascii="Times New Roman" w:hAnsi="Times New Roman" w:cs="Times New Roman"/>
-              </w:rPr>
-              <w:t>Tìm hiểu bộ phận xe cứu hỏa và nhiệm vụ lính cứu hỏa; lắp xe cứu hỏa.</w:t>
+            <w:tcW w:type="dxa" w:w="1862"/>
+            <w:tcMar>
+              <w:top w:w="80" w:type="dxa"/>
+              <w:bottom w:w="80" w:type="dxa"/>
+              <w:left w:w="120" w:type="dxa"/>
+              <w:right w:w="120" w:type="dxa"/>
+            </w:tcMar>
+          </w:tcPr>
+          <w:p>
+            <w:pPr>
+              <w:spacing w:line="276" w:lineRule="auto" w:after="40"/>
+              <w:jc w:val="left"/>
+            </w:pPr>
+            <w:r/>
+            <w:r>
+              <w:rPr>
+                <w:rFonts w:ascii="Times New Roman" w:hAnsi="Times New Roman" w:cs="Times New Roman" w:eastAsia="Times New Roman"/>
+                <w:b w:val="0"/>
+                <w:i w:val="0"/>
+                <w:sz w:val="26"/>
+              </w:rPr>
+              <w:t>Tìm hiểu cấu tạo động vật thân mềm; lắp mô hình bạch tuộc bơi lội.</w:t>
             </w:r>
           </w:p>
         </w:tc>
@@ -2210,19 +2455,26 @@
       <w:tr>
         <w:tc>
           <w:tcPr>
-            <w:tcW w:type="dxa" w:w="680"/>
-            <w:vAlign w:val="center"/>
-          </w:tcPr>
-          <w:p>
-            <w:pPr>
-              <w:spacing w:before="40" w:after="40" w:line="276" w:lineRule="auto"/>
-              <w:jc w:val="center"/>
-            </w:pPr>
-            <w:r>
-              <w:rPr>
-                <w:rFonts w:ascii="Times New Roman" w:hAnsi="Times New Roman"/>
-                <w:sz w:val="26"/>
-                <w:rFonts w:ascii="Times New Roman" w:hAnsi="Times New Roman" w:cs="Times New Roman"/>
+            <w:tcW w:type="dxa" w:w="1862"/>
+            <w:tcMar>
+              <w:top w:w="80" w:type="dxa"/>
+              <w:bottom w:w="80" w:type="dxa"/>
+              <w:left w:w="120" w:type="dxa"/>
+              <w:right w:w="120" w:type="dxa"/>
+            </w:tcMar>
+          </w:tcPr>
+          <w:p>
+            <w:pPr>
+              <w:spacing w:line="276" w:lineRule="auto" w:after="40"/>
+              <w:jc w:val="center"/>
+            </w:pPr>
+            <w:r/>
+            <w:r>
+              <w:rPr>
+                <w:rFonts w:ascii="Times New Roman" w:hAnsi="Times New Roman" w:cs="Times New Roman" w:eastAsia="Times New Roman"/>
+                <w:b w:val="0"/>
+                <w:i w:val="0"/>
+                <w:sz w:val="26"/>
               </w:rPr>
               <w:t>8</w:t>
             </w:r>
@@ -2230,39 +2482,53 @@
         </w:tc>
         <w:tc>
           <w:tcPr>
-            <w:tcW w:type="dxa" w:w="3118"/>
-            <w:vAlign w:val="center"/>
-          </w:tcPr>
-          <w:p>
-            <w:pPr>
-              <w:spacing w:before="40" w:after="40" w:line="276" w:lineRule="auto"/>
-              <w:jc w:val="both"/>
-            </w:pPr>
-            <w:r>
-              <w:rPr>
-                <w:rFonts w:ascii="Times New Roman" w:hAnsi="Times New Roman"/>
-                <w:sz w:val="26"/>
-                <w:rFonts w:ascii="Times New Roman" w:hAnsi="Times New Roman" w:cs="Times New Roman"/>
-              </w:rPr>
-              <w:t>Bài 7. Người giao hàng đã đến</w:t>
-            </w:r>
-          </w:p>
-        </w:tc>
-        <w:tc>
-          <w:tcPr>
-            <w:tcW w:type="dxa" w:w="850"/>
-            <w:vAlign w:val="center"/>
-          </w:tcPr>
-          <w:p>
-            <w:pPr>
-              <w:spacing w:before="40" w:after="40" w:line="276" w:lineRule="auto"/>
-              <w:jc w:val="center"/>
-            </w:pPr>
-            <w:r>
-              <w:rPr>
-                <w:rFonts w:ascii="Times New Roman" w:hAnsi="Times New Roman"/>
-                <w:sz w:val="26"/>
-                <w:rFonts w:ascii="Times New Roman" w:hAnsi="Times New Roman" w:cs="Times New Roman"/>
+            <w:tcW w:type="dxa" w:w="1862"/>
+            <w:tcMar>
+              <w:top w:w="80" w:type="dxa"/>
+              <w:bottom w:w="80" w:type="dxa"/>
+              <w:left w:w="120" w:type="dxa"/>
+              <w:right w:w="120" w:type="dxa"/>
+            </w:tcMar>
+          </w:tcPr>
+          <w:p>
+            <w:pPr>
+              <w:spacing w:line="276" w:lineRule="auto" w:after="40"/>
+              <w:jc w:val="left"/>
+            </w:pPr>
+            <w:r/>
+            <w:r>
+              <w:rPr>
+                <w:rFonts w:ascii="Times New Roman" w:hAnsi="Times New Roman" w:cs="Times New Roman" w:eastAsia="Times New Roman"/>
+                <w:b w:val="0"/>
+                <w:i w:val="0"/>
+                <w:sz w:val="26"/>
+              </w:rPr>
+              <w:t>Bài 7. Khu phố của chúng ta</w:t>
+            </w:r>
+          </w:p>
+        </w:tc>
+        <w:tc>
+          <w:tcPr>
+            <w:tcW w:type="dxa" w:w="1862"/>
+            <w:tcMar>
+              <w:top w:w="80" w:type="dxa"/>
+              <w:bottom w:w="80" w:type="dxa"/>
+              <w:left w:w="120" w:type="dxa"/>
+              <w:right w:w="120" w:type="dxa"/>
+            </w:tcMar>
+          </w:tcPr>
+          <w:p>
+            <w:pPr>
+              <w:spacing w:line="276" w:lineRule="auto" w:after="40"/>
+              <w:jc w:val="center"/>
+            </w:pPr>
+            <w:r/>
+            <w:r>
+              <w:rPr>
+                <w:rFonts w:ascii="Times New Roman" w:hAnsi="Times New Roman" w:cs="Times New Roman" w:eastAsia="Times New Roman"/>
+                <w:b w:val="0"/>
+                <w:i w:val="0"/>
+                <w:sz w:val="26"/>
               </w:rPr>
               <w:t>1</w:t>
             </w:r>
@@ -2270,19 +2536,26 @@
         </w:tc>
         <w:tc>
           <w:tcPr>
-            <w:tcW w:type="dxa" w:w="1247"/>
-            <w:vAlign w:val="center"/>
-          </w:tcPr>
-          <w:p>
-            <w:pPr>
-              <w:spacing w:before="40" w:after="40" w:line="276" w:lineRule="auto"/>
-              <w:jc w:val="center"/>
-            </w:pPr>
-            <w:r>
-              <w:rPr>
-                <w:rFonts w:ascii="Times New Roman" w:hAnsi="Times New Roman"/>
-                <w:sz w:val="26"/>
-                <w:rFonts w:ascii="Times New Roman" w:hAnsi="Times New Roman" w:cs="Times New Roman"/>
+            <w:tcW w:type="dxa" w:w="1862"/>
+            <w:tcMar>
+              <w:top w:w="80" w:type="dxa"/>
+              <w:bottom w:w="80" w:type="dxa"/>
+              <w:left w:w="120" w:type="dxa"/>
+              <w:right w:w="120" w:type="dxa"/>
+            </w:tcMar>
+          </w:tcPr>
+          <w:p>
+            <w:pPr>
+              <w:spacing w:line="276" w:lineRule="auto" w:after="40"/>
+              <w:jc w:val="center"/>
+            </w:pPr>
+            <w:r/>
+            <w:r>
+              <w:rPr>
+                <w:rFonts w:ascii="Times New Roman" w:hAnsi="Times New Roman" w:cs="Times New Roman" w:eastAsia="Times New Roman"/>
+                <w:b w:val="0"/>
+                <w:i w:val="0"/>
+                <w:sz w:val="26"/>
               </w:rPr>
               <w:t>8</w:t>
             </w:r>
@@ -2290,21 +2563,28 @@
         </w:tc>
         <w:tc>
           <w:tcPr>
-            <w:tcW w:type="dxa" w:w="3402"/>
-            <w:vAlign w:val="center"/>
-          </w:tcPr>
-          <w:p>
-            <w:pPr>
-              <w:spacing w:before="40" w:after="40" w:line="276" w:lineRule="auto"/>
-              <w:jc w:val="both"/>
-            </w:pPr>
-            <w:r>
-              <w:rPr>
-                <w:rFonts w:ascii="Times New Roman" w:hAnsi="Times New Roman"/>
-                <w:sz w:val="26"/>
-                <w:rFonts w:ascii="Times New Roman" w:hAnsi="Times New Roman" w:cs="Times New Roman"/>
-              </w:rPr>
-              <w:t>Tìm hiểu hình thức giao hàng, vận chuyển; lắp robot giao hàng.</w:t>
+            <w:tcW w:type="dxa" w:w="1862"/>
+            <w:tcMar>
+              <w:top w:w="80" w:type="dxa"/>
+              <w:bottom w:w="80" w:type="dxa"/>
+              <w:left w:w="120" w:type="dxa"/>
+              <w:right w:w="120" w:type="dxa"/>
+            </w:tcMar>
+          </w:tcPr>
+          <w:p>
+            <w:pPr>
+              <w:spacing w:line="276" w:lineRule="auto" w:after="40"/>
+              <w:jc w:val="left"/>
+            </w:pPr>
+            <w:r/>
+            <w:r>
+              <w:rPr>
+                <w:rFonts w:ascii="Times New Roman" w:hAnsi="Times New Roman" w:cs="Times New Roman" w:eastAsia="Times New Roman"/>
+                <w:b w:val="0"/>
+                <w:i w:val="0"/>
+                <w:sz w:val="26"/>
+              </w:rPr>
+              <w:t>Tìm hiểu quy hoạch khu dân cư; lắp mô hình xe vệ sinh môi trường đường phố.</w:t>
             </w:r>
           </w:p>
         </w:tc>
@@ -2312,19 +2592,26 @@
       <w:tr>
         <w:tc>
           <w:tcPr>
-            <w:tcW w:type="dxa" w:w="680"/>
-            <w:vAlign w:val="center"/>
-          </w:tcPr>
-          <w:p>
-            <w:pPr>
-              <w:spacing w:before="40" w:after="40" w:line="276" w:lineRule="auto"/>
-              <w:jc w:val="center"/>
-            </w:pPr>
-            <w:r>
-              <w:rPr>
-                <w:rFonts w:ascii="Times New Roman" w:hAnsi="Times New Roman"/>
-                <w:sz w:val="26"/>
-                <w:rFonts w:ascii="Times New Roman" w:hAnsi="Times New Roman" w:cs="Times New Roman"/>
+            <w:tcW w:type="dxa" w:w="1862"/>
+            <w:tcMar>
+              <w:top w:w="80" w:type="dxa"/>
+              <w:bottom w:w="80" w:type="dxa"/>
+              <w:left w:w="120" w:type="dxa"/>
+              <w:right w:w="120" w:type="dxa"/>
+            </w:tcMar>
+          </w:tcPr>
+          <w:p>
+            <w:pPr>
+              <w:spacing w:line="276" w:lineRule="auto" w:after="40"/>
+              <w:jc w:val="center"/>
+            </w:pPr>
+            <w:r/>
+            <w:r>
+              <w:rPr>
+                <w:rFonts w:ascii="Times New Roman" w:hAnsi="Times New Roman" w:cs="Times New Roman" w:eastAsia="Times New Roman"/>
+                <w:b w:val="0"/>
+                <w:i w:val="0"/>
+                <w:sz w:val="26"/>
               </w:rPr>
               <w:t>9</w:t>
             </w:r>
@@ -2332,39 +2619,53 @@
         </w:tc>
         <w:tc>
           <w:tcPr>
-            <w:tcW w:type="dxa" w:w="3118"/>
-            <w:vAlign w:val="center"/>
-          </w:tcPr>
-          <w:p>
-            <w:pPr>
-              <w:spacing w:before="40" w:after="40" w:line="276" w:lineRule="auto"/>
-              <w:jc w:val="both"/>
-            </w:pPr>
-            <w:r>
-              <w:rPr>
-                <w:rFonts w:ascii="Times New Roman" w:hAnsi="Times New Roman"/>
-                <w:sz w:val="26"/>
-                <w:rFonts w:ascii="Times New Roman" w:hAnsi="Times New Roman" w:cs="Times New Roman"/>
-              </w:rPr>
-              <w:t>Bài 8. Thế giới khủng long</w:t>
-            </w:r>
-          </w:p>
-        </w:tc>
-        <w:tc>
-          <w:tcPr>
-            <w:tcW w:type="dxa" w:w="850"/>
-            <w:vAlign w:val="center"/>
-          </w:tcPr>
-          <w:p>
-            <w:pPr>
-              <w:spacing w:before="40" w:after="40" w:line="276" w:lineRule="auto"/>
-              <w:jc w:val="center"/>
-            </w:pPr>
-            <w:r>
-              <w:rPr>
-                <w:rFonts w:ascii="Times New Roman" w:hAnsi="Times New Roman"/>
-                <w:sz w:val="26"/>
-                <w:rFonts w:ascii="Times New Roman" w:hAnsi="Times New Roman" w:cs="Times New Roman"/>
+            <w:tcW w:type="dxa" w:w="1862"/>
+            <w:tcMar>
+              <w:top w:w="80" w:type="dxa"/>
+              <w:bottom w:w="80" w:type="dxa"/>
+              <w:left w:w="120" w:type="dxa"/>
+              <w:right w:w="120" w:type="dxa"/>
+            </w:tcMar>
+          </w:tcPr>
+          <w:p>
+            <w:pPr>
+              <w:spacing w:line="276" w:lineRule="auto" w:after="40"/>
+              <w:jc w:val="left"/>
+            </w:pPr>
+            <w:r/>
+            <w:r>
+              <w:rPr>
+                <w:rFonts w:ascii="Times New Roman" w:hAnsi="Times New Roman" w:cs="Times New Roman" w:eastAsia="Times New Roman"/>
+                <w:b/>
+                <w:i w:val="0"/>
+                <w:sz w:val="26"/>
+              </w:rPr>
+              <w:t>Ôn tập Đánh giá định kỳ 1</w:t>
+            </w:r>
+          </w:p>
+        </w:tc>
+        <w:tc>
+          <w:tcPr>
+            <w:tcW w:type="dxa" w:w="1862"/>
+            <w:tcMar>
+              <w:top w:w="80" w:type="dxa"/>
+              <w:bottom w:w="80" w:type="dxa"/>
+              <w:left w:w="120" w:type="dxa"/>
+              <w:right w:w="120" w:type="dxa"/>
+            </w:tcMar>
+          </w:tcPr>
+          <w:p>
+            <w:pPr>
+              <w:spacing w:line="276" w:lineRule="auto" w:after="40"/>
+              <w:jc w:val="center"/>
+            </w:pPr>
+            <w:r/>
+            <w:r>
+              <w:rPr>
+                <w:rFonts w:ascii="Times New Roman" w:hAnsi="Times New Roman" w:cs="Times New Roman" w:eastAsia="Times New Roman"/>
+                <w:b w:val="0"/>
+                <w:i w:val="0"/>
+                <w:sz w:val="26"/>
               </w:rPr>
               <w:t>1</w:t>
             </w:r>
@@ -2372,19 +2673,26 @@
         </w:tc>
         <w:tc>
           <w:tcPr>
-            <w:tcW w:type="dxa" w:w="1247"/>
-            <w:vAlign w:val="center"/>
-          </w:tcPr>
-          <w:p>
-            <w:pPr>
-              <w:spacing w:before="40" w:after="40" w:line="276" w:lineRule="auto"/>
-              <w:jc w:val="center"/>
-            </w:pPr>
-            <w:r>
-              <w:rPr>
-                <w:rFonts w:ascii="Times New Roman" w:hAnsi="Times New Roman"/>
-                <w:sz w:val="26"/>
-                <w:rFonts w:ascii="Times New Roman" w:hAnsi="Times New Roman" w:cs="Times New Roman"/>
+            <w:tcW w:type="dxa" w:w="1862"/>
+            <w:tcMar>
+              <w:top w:w="80" w:type="dxa"/>
+              <w:bottom w:w="80" w:type="dxa"/>
+              <w:left w:w="120" w:type="dxa"/>
+              <w:right w:w="120" w:type="dxa"/>
+            </w:tcMar>
+          </w:tcPr>
+          <w:p>
+            <w:pPr>
+              <w:spacing w:line="276" w:lineRule="auto" w:after="40"/>
+              <w:jc w:val="center"/>
+            </w:pPr>
+            <w:r/>
+            <w:r>
+              <w:rPr>
+                <w:rFonts w:ascii="Times New Roman" w:hAnsi="Times New Roman" w:cs="Times New Roman" w:eastAsia="Times New Roman"/>
+                <w:b w:val="0"/>
+                <w:i w:val="0"/>
+                <w:sz w:val="26"/>
               </w:rPr>
               <w:t>9</w:t>
             </w:r>
@@ -2392,21 +2700,28 @@
         </w:tc>
         <w:tc>
           <w:tcPr>
-            <w:tcW w:type="dxa" w:w="3402"/>
-            <w:vAlign w:val="center"/>
-          </w:tcPr>
-          <w:p>
-            <w:pPr>
-              <w:spacing w:before="40" w:after="40" w:line="276" w:lineRule="auto"/>
-              <w:jc w:val="both"/>
-            </w:pPr>
-            <w:r>
-              <w:rPr>
-                <w:rFonts w:ascii="Times New Roman" w:hAnsi="Times New Roman"/>
-                <w:sz w:val="26"/>
-                <w:rFonts w:ascii="Times New Roman" w:hAnsi="Times New Roman" w:cs="Times New Roman"/>
-              </w:rPr>
-              <w:t>Tìm hiểu nguồn gốc khủng long; lắp mô hình khủng long.</w:t>
+            <w:tcW w:type="dxa" w:w="1862"/>
+            <w:tcMar>
+              <w:top w:w="80" w:type="dxa"/>
+              <w:bottom w:w="80" w:type="dxa"/>
+              <w:left w:w="120" w:type="dxa"/>
+              <w:right w:w="120" w:type="dxa"/>
+            </w:tcMar>
+          </w:tcPr>
+          <w:p>
+            <w:pPr>
+              <w:spacing w:line="276" w:lineRule="auto" w:after="40"/>
+              <w:jc w:val="left"/>
+            </w:pPr>
+            <w:r/>
+            <w:r>
+              <w:rPr>
+                <w:rFonts w:ascii="Times New Roman" w:hAnsi="Times New Roman" w:cs="Times New Roman" w:eastAsia="Times New Roman"/>
+                <w:b w:val="0"/>
+                <w:i w:val="0"/>
+                <w:sz w:val="26"/>
+              </w:rPr>
+              <w:t>Hệ thống hóa kiến thức chuẩn bị Đánh giá định kỳ 1.</w:t>
             </w:r>
           </w:p>
         </w:tc>
@@ -2414,19 +2729,26 @@
       <w:tr>
         <w:tc>
           <w:tcPr>
-            <w:tcW w:type="dxa" w:w="680"/>
-            <w:vAlign w:val="center"/>
-          </w:tcPr>
-          <w:p>
-            <w:pPr>
-              <w:spacing w:before="40" w:after="40" w:line="276" w:lineRule="auto"/>
-              <w:jc w:val="center"/>
-            </w:pPr>
-            <w:r>
-              <w:rPr>
-                <w:rFonts w:ascii="Times New Roman" w:hAnsi="Times New Roman"/>
-                <w:sz w:val="26"/>
-                <w:rFonts w:ascii="Times New Roman" w:hAnsi="Times New Roman" w:cs="Times New Roman"/>
+            <w:tcW w:type="dxa" w:w="1862"/>
+            <w:tcMar>
+              <w:top w:w="80" w:type="dxa"/>
+              <w:bottom w:w="80" w:type="dxa"/>
+              <w:left w:w="120" w:type="dxa"/>
+              <w:right w:w="120" w:type="dxa"/>
+            </w:tcMar>
+          </w:tcPr>
+          <w:p>
+            <w:pPr>
+              <w:spacing w:line="276" w:lineRule="auto" w:after="40"/>
+              <w:jc w:val="center"/>
+            </w:pPr>
+            <w:r/>
+            <w:r>
+              <w:rPr>
+                <w:rFonts w:ascii="Times New Roman" w:hAnsi="Times New Roman" w:cs="Times New Roman" w:eastAsia="Times New Roman"/>
+                <w:b w:val="0"/>
+                <w:i w:val="0"/>
+                <w:sz w:val="26"/>
               </w:rPr>
               <w:t>10</w:t>
             </w:r>
@@ -2434,39 +2756,53 @@
         </w:tc>
         <w:tc>
           <w:tcPr>
-            <w:tcW w:type="dxa" w:w="3118"/>
-            <w:vAlign w:val="center"/>
-          </w:tcPr>
-          <w:p>
-            <w:pPr>
-              <w:spacing w:before="40" w:after="40" w:line="276" w:lineRule="auto"/>
-              <w:jc w:val="both"/>
-            </w:pPr>
-            <w:r>
-              <w:rPr>
-                <w:rFonts w:ascii="Times New Roman" w:hAnsi="Times New Roman"/>
-                <w:sz w:val="26"/>
-                <w:rFonts w:ascii="Times New Roman" w:hAnsi="Times New Roman" w:cs="Times New Roman"/>
-              </w:rPr>
-              <w:t>Ôn tập Đánh giá định kỳ 1</w:t>
-            </w:r>
-          </w:p>
-        </w:tc>
-        <w:tc>
-          <w:tcPr>
-            <w:tcW w:type="dxa" w:w="850"/>
-            <w:vAlign w:val="center"/>
-          </w:tcPr>
-          <w:p>
-            <w:pPr>
-              <w:spacing w:before="40" w:after="40" w:line="276" w:lineRule="auto"/>
-              <w:jc w:val="center"/>
-            </w:pPr>
-            <w:r>
-              <w:rPr>
-                <w:rFonts w:ascii="Times New Roman" w:hAnsi="Times New Roman"/>
-                <w:sz w:val="26"/>
-                <w:rFonts w:ascii="Times New Roman" w:hAnsi="Times New Roman" w:cs="Times New Roman"/>
+            <w:tcW w:type="dxa" w:w="1862"/>
+            <w:tcMar>
+              <w:top w:w="80" w:type="dxa"/>
+              <w:bottom w:w="80" w:type="dxa"/>
+              <w:left w:w="120" w:type="dxa"/>
+              <w:right w:w="120" w:type="dxa"/>
+            </w:tcMar>
+          </w:tcPr>
+          <w:p>
+            <w:pPr>
+              <w:spacing w:line="276" w:lineRule="auto" w:after="40"/>
+              <w:jc w:val="left"/>
+            </w:pPr>
+            <w:r/>
+            <w:r>
+              <w:rPr>
+                <w:rFonts w:ascii="Times New Roman" w:hAnsi="Times New Roman" w:cs="Times New Roman" w:eastAsia="Times New Roman"/>
+                <w:b/>
+                <w:i w:val="0"/>
+                <w:sz w:val="26"/>
+              </w:rPr>
+              <w:t>Đánh giá định kỳ 1</w:t>
+            </w:r>
+          </w:p>
+        </w:tc>
+        <w:tc>
+          <w:tcPr>
+            <w:tcW w:type="dxa" w:w="1862"/>
+            <w:tcMar>
+              <w:top w:w="80" w:type="dxa"/>
+              <w:bottom w:w="80" w:type="dxa"/>
+              <w:left w:w="120" w:type="dxa"/>
+              <w:right w:w="120" w:type="dxa"/>
+            </w:tcMar>
+          </w:tcPr>
+          <w:p>
+            <w:pPr>
+              <w:spacing w:line="276" w:lineRule="auto" w:after="40"/>
+              <w:jc w:val="center"/>
+            </w:pPr>
+            <w:r/>
+            <w:r>
+              <w:rPr>
+                <w:rFonts w:ascii="Times New Roman" w:hAnsi="Times New Roman" w:cs="Times New Roman" w:eastAsia="Times New Roman"/>
+                <w:b w:val="0"/>
+                <w:i w:val="0"/>
+                <w:sz w:val="26"/>
               </w:rPr>
               <w:t>1</w:t>
             </w:r>
@@ -2474,19 +2810,26 @@
         </w:tc>
         <w:tc>
           <w:tcPr>
-            <w:tcW w:type="dxa" w:w="1247"/>
-            <w:vAlign w:val="center"/>
-          </w:tcPr>
-          <w:p>
-            <w:pPr>
-              <w:spacing w:before="40" w:after="40" w:line="276" w:lineRule="auto"/>
-              <w:jc w:val="center"/>
-            </w:pPr>
-            <w:r>
-              <w:rPr>
-                <w:rFonts w:ascii="Times New Roman" w:hAnsi="Times New Roman"/>
-                <w:sz w:val="26"/>
-                <w:rFonts w:ascii="Times New Roman" w:hAnsi="Times New Roman" w:cs="Times New Roman"/>
+            <w:tcW w:type="dxa" w:w="1862"/>
+            <w:tcMar>
+              <w:top w:w="80" w:type="dxa"/>
+              <w:bottom w:w="80" w:type="dxa"/>
+              <w:left w:w="120" w:type="dxa"/>
+              <w:right w:w="120" w:type="dxa"/>
+            </w:tcMar>
+          </w:tcPr>
+          <w:p>
+            <w:pPr>
+              <w:spacing w:line="276" w:lineRule="auto" w:after="40"/>
+              <w:jc w:val="center"/>
+            </w:pPr>
+            <w:r/>
+            <w:r>
+              <w:rPr>
+                <w:rFonts w:ascii="Times New Roman" w:hAnsi="Times New Roman" w:cs="Times New Roman" w:eastAsia="Times New Roman"/>
+                <w:b w:val="0"/>
+                <w:i w:val="0"/>
+                <w:sz w:val="26"/>
               </w:rPr>
               <w:t>10</w:t>
             </w:r>
@@ -2494,21 +2837,28 @@
         </w:tc>
         <w:tc>
           <w:tcPr>
-            <w:tcW w:type="dxa" w:w="3402"/>
-            <w:vAlign w:val="center"/>
-          </w:tcPr>
-          <w:p>
-            <w:pPr>
-              <w:spacing w:before="40" w:after="40" w:line="276" w:lineRule="auto"/>
-              <w:jc w:val="both"/>
-            </w:pPr>
-            <w:r>
-              <w:rPr>
-                <w:rFonts w:ascii="Times New Roman" w:hAnsi="Times New Roman"/>
-                <w:sz w:val="26"/>
-                <w:rFonts w:ascii="Times New Roman" w:hAnsi="Times New Roman" w:cs="Times New Roman"/>
-              </w:rPr>
-              <w:t>Hệ thống hóa kiến thức chuẩn bị Đánh giá định kỳ 1.</w:t>
+            <w:tcW w:type="dxa" w:w="1862"/>
+            <w:tcMar>
+              <w:top w:w="80" w:type="dxa"/>
+              <w:bottom w:w="80" w:type="dxa"/>
+              <w:left w:w="120" w:type="dxa"/>
+              <w:right w:w="120" w:type="dxa"/>
+            </w:tcMar>
+          </w:tcPr>
+          <w:p>
+            <w:pPr>
+              <w:spacing w:line="276" w:lineRule="auto" w:after="40"/>
+              <w:jc w:val="left"/>
+            </w:pPr>
+            <w:r/>
+            <w:r>
+              <w:rPr>
+                <w:rFonts w:ascii="Times New Roman" w:hAnsi="Times New Roman" w:cs="Times New Roman" w:eastAsia="Times New Roman"/>
+                <w:b w:val="0"/>
+                <w:i w:val="0"/>
+                <w:sz w:val="26"/>
+              </w:rPr>
+              <w:t>Kiểm tra đánh giá kết quả học tập thực hành Robotics định kỳ 1.</w:t>
             </w:r>
           </w:p>
         </w:tc>
@@ -2516,19 +2866,26 @@
       <w:tr>
         <w:tc>
           <w:tcPr>
-            <w:tcW w:type="dxa" w:w="680"/>
-            <w:vAlign w:val="center"/>
-          </w:tcPr>
-          <w:p>
-            <w:pPr>
-              <w:spacing w:before="40" w:after="40" w:line="276" w:lineRule="auto"/>
-              <w:jc w:val="center"/>
-            </w:pPr>
-            <w:r>
-              <w:rPr>
-                <w:rFonts w:ascii="Times New Roman" w:hAnsi="Times New Roman"/>
-                <w:sz w:val="26"/>
-                <w:rFonts w:ascii="Times New Roman" w:hAnsi="Times New Roman" w:cs="Times New Roman"/>
+            <w:tcW w:type="dxa" w:w="1862"/>
+            <w:tcMar>
+              <w:top w:w="80" w:type="dxa"/>
+              <w:bottom w:w="80" w:type="dxa"/>
+              <w:left w:w="120" w:type="dxa"/>
+              <w:right w:w="120" w:type="dxa"/>
+            </w:tcMar>
+          </w:tcPr>
+          <w:p>
+            <w:pPr>
+              <w:spacing w:line="276" w:lineRule="auto" w:after="40"/>
+              <w:jc w:val="center"/>
+            </w:pPr>
+            <w:r/>
+            <w:r>
+              <w:rPr>
+                <w:rFonts w:ascii="Times New Roman" w:hAnsi="Times New Roman" w:cs="Times New Roman" w:eastAsia="Times New Roman"/>
+                <w:b w:val="0"/>
+                <w:i w:val="0"/>
+                <w:sz w:val="26"/>
               </w:rPr>
               <w:t>11</w:t>
             </w:r>
@@ -2536,39 +2893,53 @@
         </w:tc>
         <w:tc>
           <w:tcPr>
-            <w:tcW w:type="dxa" w:w="3118"/>
-            <w:vAlign w:val="center"/>
-          </w:tcPr>
-          <w:p>
-            <w:pPr>
-              <w:spacing w:before="40" w:after="40" w:line="276" w:lineRule="auto"/>
-              <w:jc w:val="both"/>
-            </w:pPr>
-            <w:r>
-              <w:rPr>
-                <w:rFonts w:ascii="Times New Roman" w:hAnsi="Times New Roman"/>
-                <w:sz w:val="26"/>
-                <w:rFonts w:ascii="Times New Roman" w:hAnsi="Times New Roman" w:cs="Times New Roman"/>
-              </w:rPr>
-              <w:t>Đánh giá định kỳ 1</w:t>
-            </w:r>
-          </w:p>
-        </w:tc>
-        <w:tc>
-          <w:tcPr>
-            <w:tcW w:type="dxa" w:w="850"/>
-            <w:vAlign w:val="center"/>
-          </w:tcPr>
-          <w:p>
-            <w:pPr>
-              <w:spacing w:before="40" w:after="40" w:line="276" w:lineRule="auto"/>
-              <w:jc w:val="center"/>
-            </w:pPr>
-            <w:r>
-              <w:rPr>
-                <w:rFonts w:ascii="Times New Roman" w:hAnsi="Times New Roman"/>
-                <w:sz w:val="26"/>
-                <w:rFonts w:ascii="Times New Roman" w:hAnsi="Times New Roman" w:cs="Times New Roman"/>
+            <w:tcW w:type="dxa" w:w="1862"/>
+            <w:tcMar>
+              <w:top w:w="80" w:type="dxa"/>
+              <w:bottom w:w="80" w:type="dxa"/>
+              <w:left w:w="120" w:type="dxa"/>
+              <w:right w:w="120" w:type="dxa"/>
+            </w:tcMar>
+          </w:tcPr>
+          <w:p>
+            <w:pPr>
+              <w:spacing w:line="276" w:lineRule="auto" w:after="40"/>
+              <w:jc w:val="left"/>
+            </w:pPr>
+            <w:r/>
+            <w:r>
+              <w:rPr>
+                <w:rFonts w:ascii="Times New Roman" w:hAnsi="Times New Roman" w:cs="Times New Roman" w:eastAsia="Times New Roman"/>
+                <w:b w:val="0"/>
+                <w:i w:val="0"/>
+                <w:sz w:val="26"/>
+              </w:rPr>
+              <w:t>Bài 8. Rèn luyện sức khỏe</w:t>
+            </w:r>
+          </w:p>
+        </w:tc>
+        <w:tc>
+          <w:tcPr>
+            <w:tcW w:type="dxa" w:w="1862"/>
+            <w:tcMar>
+              <w:top w:w="80" w:type="dxa"/>
+              <w:bottom w:w="80" w:type="dxa"/>
+              <w:left w:w="120" w:type="dxa"/>
+              <w:right w:w="120" w:type="dxa"/>
+            </w:tcMar>
+          </w:tcPr>
+          <w:p>
+            <w:pPr>
+              <w:spacing w:line="276" w:lineRule="auto" w:after="40"/>
+              <w:jc w:val="center"/>
+            </w:pPr>
+            <w:r/>
+            <w:r>
+              <w:rPr>
+                <w:rFonts w:ascii="Times New Roman" w:hAnsi="Times New Roman" w:cs="Times New Roman" w:eastAsia="Times New Roman"/>
+                <w:b w:val="0"/>
+                <w:i w:val="0"/>
+                <w:sz w:val="26"/>
               </w:rPr>
               <w:t>1</w:t>
             </w:r>
@@ -2576,19 +2947,26 @@
         </w:tc>
         <w:tc>
           <w:tcPr>
-            <w:tcW w:type="dxa" w:w="1247"/>
-            <w:vAlign w:val="center"/>
-          </w:tcPr>
-          <w:p>
-            <w:pPr>
-              <w:spacing w:before="40" w:after="40" w:line="276" w:lineRule="auto"/>
-              <w:jc w:val="center"/>
-            </w:pPr>
-            <w:r>
-              <w:rPr>
-                <w:rFonts w:ascii="Times New Roman" w:hAnsi="Times New Roman"/>
-                <w:sz w:val="26"/>
-                <w:rFonts w:ascii="Times New Roman" w:hAnsi="Times New Roman" w:cs="Times New Roman"/>
+            <w:tcW w:type="dxa" w:w="1862"/>
+            <w:tcMar>
+              <w:top w:w="80" w:type="dxa"/>
+              <w:bottom w:w="80" w:type="dxa"/>
+              <w:left w:w="120" w:type="dxa"/>
+              <w:right w:w="120" w:type="dxa"/>
+            </w:tcMar>
+          </w:tcPr>
+          <w:p>
+            <w:pPr>
+              <w:spacing w:line="276" w:lineRule="auto" w:after="40"/>
+              <w:jc w:val="center"/>
+            </w:pPr>
+            <w:r/>
+            <w:r>
+              <w:rPr>
+                <w:rFonts w:ascii="Times New Roman" w:hAnsi="Times New Roman" w:cs="Times New Roman" w:eastAsia="Times New Roman"/>
+                <w:b w:val="0"/>
+                <w:i w:val="0"/>
+                <w:sz w:val="26"/>
               </w:rPr>
               <w:t>11</w:t>
             </w:r>
@@ -2596,21 +2974,28 @@
         </w:tc>
         <w:tc>
           <w:tcPr>
-            <w:tcW w:type="dxa" w:w="3402"/>
-            <w:vAlign w:val="center"/>
-          </w:tcPr>
-          <w:p>
-            <w:pPr>
-              <w:spacing w:before="40" w:after="40" w:line="276" w:lineRule="auto"/>
-              <w:jc w:val="both"/>
-            </w:pPr>
-            <w:r>
-              <w:rPr>
-                <w:rFonts w:ascii="Times New Roman" w:hAnsi="Times New Roman"/>
-                <w:sz w:val="26"/>
-                <w:rFonts w:ascii="Times New Roman" w:hAnsi="Times New Roman" w:cs="Times New Roman"/>
-              </w:rPr>
-              <w:t>Kiểm tra đánh giá kết quả học tập thực hành Robotics.</w:t>
+            <w:tcW w:type="dxa" w:w="1862"/>
+            <w:tcMar>
+              <w:top w:w="80" w:type="dxa"/>
+              <w:bottom w:w="80" w:type="dxa"/>
+              <w:left w:w="120" w:type="dxa"/>
+              <w:right w:w="120" w:type="dxa"/>
+            </w:tcMar>
+          </w:tcPr>
+          <w:p>
+            <w:pPr>
+              <w:spacing w:line="276" w:lineRule="auto" w:after="40"/>
+              <w:jc w:val="left"/>
+            </w:pPr>
+            <w:r/>
+            <w:r>
+              <w:rPr>
+                <w:rFonts w:ascii="Times New Roman" w:hAnsi="Times New Roman" w:cs="Times New Roman" w:eastAsia="Times New Roman"/>
+                <w:b w:val="0"/>
+                <w:i w:val="0"/>
+                <w:sz w:val="26"/>
+              </w:rPr>
+              <w:t>Tìm hiểu tầm quan trọng của thể dục thể thao; lắp robot nâng tạ rèn luyện cơ bắp.</w:t>
             </w:r>
           </w:p>
         </w:tc>
@@ -2618,19 +3003,26 @@
       <w:tr>
         <w:tc>
           <w:tcPr>
-            <w:tcW w:type="dxa" w:w="680"/>
-            <w:vAlign w:val="center"/>
-          </w:tcPr>
-          <w:p>
-            <w:pPr>
-              <w:spacing w:before="40" w:after="40" w:line="276" w:lineRule="auto"/>
-              <w:jc w:val="center"/>
-            </w:pPr>
-            <w:r>
-              <w:rPr>
-                <w:rFonts w:ascii="Times New Roman" w:hAnsi="Times New Roman"/>
-                <w:sz w:val="26"/>
-                <w:rFonts w:ascii="Times New Roman" w:hAnsi="Times New Roman" w:cs="Times New Roman"/>
+            <w:tcW w:type="dxa" w:w="1862"/>
+            <w:tcMar>
+              <w:top w:w="80" w:type="dxa"/>
+              <w:bottom w:w="80" w:type="dxa"/>
+              <w:left w:w="120" w:type="dxa"/>
+              <w:right w:w="120" w:type="dxa"/>
+            </w:tcMar>
+          </w:tcPr>
+          <w:p>
+            <w:pPr>
+              <w:spacing w:line="276" w:lineRule="auto" w:after="40"/>
+              <w:jc w:val="center"/>
+            </w:pPr>
+            <w:r/>
+            <w:r>
+              <w:rPr>
+                <w:rFonts w:ascii="Times New Roman" w:hAnsi="Times New Roman" w:cs="Times New Roman" w:eastAsia="Times New Roman"/>
+                <w:b w:val="0"/>
+                <w:i w:val="0"/>
+                <w:sz w:val="26"/>
               </w:rPr>
               <w:t>12</w:t>
             </w:r>
@@ -2638,39 +3030,53 @@
         </w:tc>
         <w:tc>
           <w:tcPr>
-            <w:tcW w:type="dxa" w:w="3118"/>
-            <w:vAlign w:val="center"/>
-          </w:tcPr>
-          <w:p>
-            <w:pPr>
-              <w:spacing w:before="40" w:after="40" w:line="276" w:lineRule="auto"/>
-              <w:jc w:val="both"/>
-            </w:pPr>
-            <w:r>
-              <w:rPr>
-                <w:rFonts w:ascii="Times New Roman" w:hAnsi="Times New Roman"/>
-                <w:sz w:val="26"/>
-                <w:rFonts w:ascii="Times New Roman" w:hAnsi="Times New Roman" w:cs="Times New Roman"/>
-              </w:rPr>
-              <w:t>Bài 9. Hồ bơi mùa hè</w:t>
-            </w:r>
-          </w:p>
-        </w:tc>
-        <w:tc>
-          <w:tcPr>
-            <w:tcW w:type="dxa" w:w="850"/>
-            <w:vAlign w:val="center"/>
-          </w:tcPr>
-          <w:p>
-            <w:pPr>
-              <w:spacing w:before="40" w:after="40" w:line="276" w:lineRule="auto"/>
-              <w:jc w:val="center"/>
-            </w:pPr>
-            <w:r>
-              <w:rPr>
-                <w:rFonts w:ascii="Times New Roman" w:hAnsi="Times New Roman"/>
-                <w:sz w:val="26"/>
-                <w:rFonts w:ascii="Times New Roman" w:hAnsi="Times New Roman" w:cs="Times New Roman"/>
+            <w:tcW w:type="dxa" w:w="1862"/>
+            <w:tcMar>
+              <w:top w:w="80" w:type="dxa"/>
+              <w:bottom w:w="80" w:type="dxa"/>
+              <w:left w:w="120" w:type="dxa"/>
+              <w:right w:w="120" w:type="dxa"/>
+            </w:tcMar>
+          </w:tcPr>
+          <w:p>
+            <w:pPr>
+              <w:spacing w:line="276" w:lineRule="auto" w:after="40"/>
+              <w:jc w:val="left"/>
+            </w:pPr>
+            <w:r/>
+            <w:r>
+              <w:rPr>
+                <w:rFonts w:ascii="Times New Roman" w:hAnsi="Times New Roman" w:cs="Times New Roman" w:eastAsia="Times New Roman"/>
+                <w:b w:val="0"/>
+                <w:i w:val="0"/>
+                <w:sz w:val="26"/>
+              </w:rPr>
+              <w:t>Bài 9. Môi trường biển</w:t>
+            </w:r>
+          </w:p>
+        </w:tc>
+        <w:tc>
+          <w:tcPr>
+            <w:tcW w:type="dxa" w:w="1862"/>
+            <w:tcMar>
+              <w:top w:w="80" w:type="dxa"/>
+              <w:bottom w:w="80" w:type="dxa"/>
+              <w:left w:w="120" w:type="dxa"/>
+              <w:right w:w="120" w:type="dxa"/>
+            </w:tcMar>
+          </w:tcPr>
+          <w:p>
+            <w:pPr>
+              <w:spacing w:line="276" w:lineRule="auto" w:after="40"/>
+              <w:jc w:val="center"/>
+            </w:pPr>
+            <w:r/>
+            <w:r>
+              <w:rPr>
+                <w:rFonts w:ascii="Times New Roman" w:hAnsi="Times New Roman" w:cs="Times New Roman" w:eastAsia="Times New Roman"/>
+                <w:b w:val="0"/>
+                <w:i w:val="0"/>
+                <w:sz w:val="26"/>
               </w:rPr>
               <w:t>1</w:t>
             </w:r>
@@ -2678,19 +3084,26 @@
         </w:tc>
         <w:tc>
           <w:tcPr>
-            <w:tcW w:type="dxa" w:w="1247"/>
-            <w:vAlign w:val="center"/>
-          </w:tcPr>
-          <w:p>
-            <w:pPr>
-              <w:spacing w:before="40" w:after="40" w:line="276" w:lineRule="auto"/>
-              <w:jc w:val="center"/>
-            </w:pPr>
-            <w:r>
-              <w:rPr>
-                <w:rFonts w:ascii="Times New Roman" w:hAnsi="Times New Roman"/>
-                <w:sz w:val="26"/>
-                <w:rFonts w:ascii="Times New Roman" w:hAnsi="Times New Roman" w:cs="Times New Roman"/>
+            <w:tcW w:type="dxa" w:w="1862"/>
+            <w:tcMar>
+              <w:top w:w="80" w:type="dxa"/>
+              <w:bottom w:w="80" w:type="dxa"/>
+              <w:left w:w="120" w:type="dxa"/>
+              <w:right w:w="120" w:type="dxa"/>
+            </w:tcMar>
+          </w:tcPr>
+          <w:p>
+            <w:pPr>
+              <w:spacing w:line="276" w:lineRule="auto" w:after="40"/>
+              <w:jc w:val="center"/>
+            </w:pPr>
+            <w:r/>
+            <w:r>
+              <w:rPr>
+                <w:rFonts w:ascii="Times New Roman" w:hAnsi="Times New Roman" w:cs="Times New Roman" w:eastAsia="Times New Roman"/>
+                <w:b w:val="0"/>
+                <w:i w:val="0"/>
+                <w:sz w:val="26"/>
               </w:rPr>
               <w:t>12</w:t>
             </w:r>
@@ -2698,21 +3111,28 @@
         </w:tc>
         <w:tc>
           <w:tcPr>
-            <w:tcW w:type="dxa" w:w="3402"/>
-            <w:vAlign w:val="center"/>
-          </w:tcPr>
-          <w:p>
-            <w:pPr>
-              <w:spacing w:before="40" w:after="40" w:line="276" w:lineRule="auto"/>
-              <w:jc w:val="both"/>
-            </w:pPr>
-            <w:r>
-              <w:rPr>
-                <w:rFonts w:ascii="Times New Roman" w:hAnsi="Times New Roman"/>
-                <w:sz w:val="26"/>
-                <w:rFonts w:ascii="Times New Roman" w:hAnsi="Times New Roman" w:cs="Times New Roman"/>
-              </w:rPr>
-              <w:t>Tìm hiểu an toàn bơi lội; lắp mô hình người bơi lội.</w:t>
+            <w:tcW w:type="dxa" w:w="1862"/>
+            <w:tcMar>
+              <w:top w:w="80" w:type="dxa"/>
+              <w:bottom w:w="80" w:type="dxa"/>
+              <w:left w:w="120" w:type="dxa"/>
+              <w:right w:w="120" w:type="dxa"/>
+            </w:tcMar>
+          </w:tcPr>
+          <w:p>
+            <w:pPr>
+              <w:spacing w:line="276" w:lineRule="auto" w:after="40"/>
+              <w:jc w:val="left"/>
+            </w:pPr>
+            <w:r/>
+            <w:r>
+              <w:rPr>
+                <w:rFonts w:ascii="Times New Roman" w:hAnsi="Times New Roman" w:cs="Times New Roman" w:eastAsia="Times New Roman"/>
+                <w:b w:val="0"/>
+                <w:i w:val="0"/>
+                <w:sz w:val="26"/>
+              </w:rPr>
+              <w:t>Tìm hiểu bảo vệ hệ sinh thái biển; lắp mô hình tàu dọn rác đại dương.</w:t>
             </w:r>
           </w:p>
         </w:tc>
@@ -2720,19 +3140,26 @@
       <w:tr>
         <w:tc>
           <w:tcPr>
-            <w:tcW w:type="dxa" w:w="680"/>
-            <w:vAlign w:val="center"/>
-          </w:tcPr>
-          <w:p>
-            <w:pPr>
-              <w:spacing w:before="40" w:after="40" w:line="276" w:lineRule="auto"/>
-              <w:jc w:val="center"/>
-            </w:pPr>
-            <w:r>
-              <w:rPr>
-                <w:rFonts w:ascii="Times New Roman" w:hAnsi="Times New Roman"/>
-                <w:sz w:val="26"/>
-                <w:rFonts w:ascii="Times New Roman" w:hAnsi="Times New Roman" w:cs="Times New Roman"/>
+            <w:tcW w:type="dxa" w:w="1862"/>
+            <w:tcMar>
+              <w:top w:w="80" w:type="dxa"/>
+              <w:bottom w:w="80" w:type="dxa"/>
+              <w:left w:w="120" w:type="dxa"/>
+              <w:right w:w="120" w:type="dxa"/>
+            </w:tcMar>
+          </w:tcPr>
+          <w:p>
+            <w:pPr>
+              <w:spacing w:line="276" w:lineRule="auto" w:after="40"/>
+              <w:jc w:val="center"/>
+            </w:pPr>
+            <w:r/>
+            <w:r>
+              <w:rPr>
+                <w:rFonts w:ascii="Times New Roman" w:hAnsi="Times New Roman" w:cs="Times New Roman" w:eastAsia="Times New Roman"/>
+                <w:b w:val="0"/>
+                <w:i w:val="0"/>
+                <w:sz w:val="26"/>
               </w:rPr>
               <w:t>13</w:t>
             </w:r>
@@ -2740,39 +3167,53 @@
         </w:tc>
         <w:tc>
           <w:tcPr>
-            <w:tcW w:type="dxa" w:w="3118"/>
-            <w:vAlign w:val="center"/>
-          </w:tcPr>
-          <w:p>
-            <w:pPr>
-              <w:spacing w:before="40" w:after="40" w:line="276" w:lineRule="auto"/>
-              <w:jc w:val="both"/>
-            </w:pPr>
-            <w:r>
-              <w:rPr>
-                <w:rFonts w:ascii="Times New Roman" w:hAnsi="Times New Roman"/>
-                <w:sz w:val="26"/>
-                <w:rFonts w:ascii="Times New Roman" w:hAnsi="Times New Roman" w:cs="Times New Roman"/>
-              </w:rPr>
-              <w:t>Bài 10. Khám phá đại dương</w:t>
-            </w:r>
-          </w:p>
-        </w:tc>
-        <w:tc>
-          <w:tcPr>
-            <w:tcW w:type="dxa" w:w="850"/>
-            <w:vAlign w:val="center"/>
-          </w:tcPr>
-          <w:p>
-            <w:pPr>
-              <w:spacing w:before="40" w:after="40" w:line="276" w:lineRule="auto"/>
-              <w:jc w:val="center"/>
-            </w:pPr>
-            <w:r>
-              <w:rPr>
-                <w:rFonts w:ascii="Times New Roman" w:hAnsi="Times New Roman"/>
-                <w:sz w:val="26"/>
-                <w:rFonts w:ascii="Times New Roman" w:hAnsi="Times New Roman" w:cs="Times New Roman"/>
+            <w:tcW w:type="dxa" w:w="1862"/>
+            <w:tcMar>
+              <w:top w:w="80" w:type="dxa"/>
+              <w:bottom w:w="80" w:type="dxa"/>
+              <w:left w:w="120" w:type="dxa"/>
+              <w:right w:w="120" w:type="dxa"/>
+            </w:tcMar>
+          </w:tcPr>
+          <w:p>
+            <w:pPr>
+              <w:spacing w:line="276" w:lineRule="auto" w:after="40"/>
+              <w:jc w:val="left"/>
+            </w:pPr>
+            <w:r/>
+            <w:r>
+              <w:rPr>
+                <w:rFonts w:ascii="Times New Roman" w:hAnsi="Times New Roman" w:cs="Times New Roman" w:eastAsia="Times New Roman"/>
+                <w:b w:val="0"/>
+                <w:i w:val="0"/>
+                <w:sz w:val="26"/>
+              </w:rPr>
+              <w:t>Bài 10. Cùng câu cá nào!</w:t>
+            </w:r>
+          </w:p>
+        </w:tc>
+        <w:tc>
+          <w:tcPr>
+            <w:tcW w:type="dxa" w:w="1862"/>
+            <w:tcMar>
+              <w:top w:w="80" w:type="dxa"/>
+              <w:bottom w:w="80" w:type="dxa"/>
+              <w:left w:w="120" w:type="dxa"/>
+              <w:right w:w="120" w:type="dxa"/>
+            </w:tcMar>
+          </w:tcPr>
+          <w:p>
+            <w:pPr>
+              <w:spacing w:line="276" w:lineRule="auto" w:after="40"/>
+              <w:jc w:val="center"/>
+            </w:pPr>
+            <w:r/>
+            <w:r>
+              <w:rPr>
+                <w:rFonts w:ascii="Times New Roman" w:hAnsi="Times New Roman" w:cs="Times New Roman" w:eastAsia="Times New Roman"/>
+                <w:b w:val="0"/>
+                <w:i w:val="0"/>
+                <w:sz w:val="26"/>
               </w:rPr>
               <w:t>1</w:t>
             </w:r>
@@ -2780,19 +3221,26 @@
         </w:tc>
         <w:tc>
           <w:tcPr>
-            <w:tcW w:type="dxa" w:w="1247"/>
-            <w:vAlign w:val="center"/>
-          </w:tcPr>
-          <w:p>
-            <w:pPr>
-              <w:spacing w:before="40" w:after="40" w:line="276" w:lineRule="auto"/>
-              <w:jc w:val="center"/>
-            </w:pPr>
-            <w:r>
-              <w:rPr>
-                <w:rFonts w:ascii="Times New Roman" w:hAnsi="Times New Roman"/>
-                <w:sz w:val="26"/>
-                <w:rFonts w:ascii="Times New Roman" w:hAnsi="Times New Roman" w:cs="Times New Roman"/>
+            <w:tcW w:type="dxa" w:w="1862"/>
+            <w:tcMar>
+              <w:top w:w="80" w:type="dxa"/>
+              <w:bottom w:w="80" w:type="dxa"/>
+              <w:left w:w="120" w:type="dxa"/>
+              <w:right w:w="120" w:type="dxa"/>
+            </w:tcMar>
+          </w:tcPr>
+          <w:p>
+            <w:pPr>
+              <w:spacing w:line="276" w:lineRule="auto" w:after="40"/>
+              <w:jc w:val="center"/>
+            </w:pPr>
+            <w:r/>
+            <w:r>
+              <w:rPr>
+                <w:rFonts w:ascii="Times New Roman" w:hAnsi="Times New Roman" w:cs="Times New Roman" w:eastAsia="Times New Roman"/>
+                <w:b w:val="0"/>
+                <w:i w:val="0"/>
+                <w:sz w:val="26"/>
               </w:rPr>
               <w:t>13</w:t>
             </w:r>
@@ -2800,21 +3248,28 @@
         </w:tc>
         <w:tc>
           <w:tcPr>
-            <w:tcW w:type="dxa" w:w="3402"/>
-            <w:vAlign w:val="center"/>
-          </w:tcPr>
-          <w:p>
-            <w:pPr>
-              <w:spacing w:before="40" w:after="40" w:line="276" w:lineRule="auto"/>
-              <w:jc w:val="both"/>
-            </w:pPr>
-            <w:r>
-              <w:rPr>
-                <w:rFonts w:ascii="Times New Roman" w:hAnsi="Times New Roman"/>
-                <w:sz w:val="26"/>
-                <w:rFonts w:ascii="Times New Roman" w:hAnsi="Times New Roman" w:cs="Times New Roman"/>
-              </w:rPr>
-              <w:t>Tìm hiểu đặc điểm cá mập; lắp mô hình cá mập bơi.</w:t>
+            <w:tcW w:type="dxa" w:w="1862"/>
+            <w:tcMar>
+              <w:top w:w="80" w:type="dxa"/>
+              <w:bottom w:w="80" w:type="dxa"/>
+              <w:left w:w="120" w:type="dxa"/>
+              <w:right w:w="120" w:type="dxa"/>
+            </w:tcMar>
+          </w:tcPr>
+          <w:p>
+            <w:pPr>
+              <w:spacing w:line="276" w:lineRule="auto" w:after="40"/>
+              <w:jc w:val="left"/>
+            </w:pPr>
+            <w:r/>
+            <w:r>
+              <w:rPr>
+                <w:rFonts w:ascii="Times New Roman" w:hAnsi="Times New Roman" w:cs="Times New Roman" w:eastAsia="Times New Roman"/>
+                <w:b w:val="0"/>
+                <w:i w:val="0"/>
+                <w:sz w:val="26"/>
+              </w:rPr>
+              <w:t>Tìm hiểu cơ cấu ròng rọc kéo dây; lắp mô hình cần câu cá tự động.</w:t>
             </w:r>
           </w:p>
         </w:tc>
@@ -2822,19 +3277,26 @@
       <w:tr>
         <w:tc>
           <w:tcPr>
-            <w:tcW w:type="dxa" w:w="680"/>
-            <w:vAlign w:val="center"/>
-          </w:tcPr>
-          <w:p>
-            <w:pPr>
-              <w:spacing w:before="40" w:after="40" w:line="276" w:lineRule="auto"/>
-              <w:jc w:val="center"/>
-            </w:pPr>
-            <w:r>
-              <w:rPr>
-                <w:rFonts w:ascii="Times New Roman" w:hAnsi="Times New Roman"/>
-                <w:sz w:val="26"/>
-                <w:rFonts w:ascii="Times New Roman" w:hAnsi="Times New Roman" w:cs="Times New Roman"/>
+            <w:tcW w:type="dxa" w:w="1862"/>
+            <w:tcMar>
+              <w:top w:w="80" w:type="dxa"/>
+              <w:bottom w:w="80" w:type="dxa"/>
+              <w:left w:w="120" w:type="dxa"/>
+              <w:right w:w="120" w:type="dxa"/>
+            </w:tcMar>
+          </w:tcPr>
+          <w:p>
+            <w:pPr>
+              <w:spacing w:line="276" w:lineRule="auto" w:after="40"/>
+              <w:jc w:val="center"/>
+            </w:pPr>
+            <w:r/>
+            <w:r>
+              <w:rPr>
+                <w:rFonts w:ascii="Times New Roman" w:hAnsi="Times New Roman" w:cs="Times New Roman" w:eastAsia="Times New Roman"/>
+                <w:b w:val="0"/>
+                <w:i w:val="0"/>
+                <w:sz w:val="26"/>
               </w:rPr>
               <w:t>14</w:t>
             </w:r>
@@ -2842,39 +3304,53 @@
         </w:tc>
         <w:tc>
           <w:tcPr>
-            <w:tcW w:type="dxa" w:w="3118"/>
-            <w:vAlign w:val="center"/>
-          </w:tcPr>
-          <w:p>
-            <w:pPr>
-              <w:spacing w:before="40" w:after="40" w:line="276" w:lineRule="auto"/>
-              <w:jc w:val="both"/>
-            </w:pPr>
-            <w:r>
-              <w:rPr>
-                <w:rFonts w:ascii="Times New Roman" w:hAnsi="Times New Roman"/>
-                <w:sz w:val="26"/>
-                <w:rFonts w:ascii="Times New Roman" w:hAnsi="Times New Roman" w:cs="Times New Roman"/>
-              </w:rPr>
-              <w:t>Bài 11. Chú cua cứng cáp</w:t>
-            </w:r>
-          </w:p>
-        </w:tc>
-        <w:tc>
-          <w:tcPr>
-            <w:tcW w:type="dxa" w:w="850"/>
-            <w:vAlign w:val="center"/>
-          </w:tcPr>
-          <w:p>
-            <w:pPr>
-              <w:spacing w:before="40" w:after="40" w:line="276" w:lineRule="auto"/>
-              <w:jc w:val="center"/>
-            </w:pPr>
-            <w:r>
-              <w:rPr>
-                <w:rFonts w:ascii="Times New Roman" w:hAnsi="Times New Roman"/>
-                <w:sz w:val="26"/>
-                <w:rFonts w:ascii="Times New Roman" w:hAnsi="Times New Roman" w:cs="Times New Roman"/>
+            <w:tcW w:type="dxa" w:w="1862"/>
+            <w:tcMar>
+              <w:top w:w="80" w:type="dxa"/>
+              <w:bottom w:w="80" w:type="dxa"/>
+              <w:left w:w="120" w:type="dxa"/>
+              <w:right w:w="120" w:type="dxa"/>
+            </w:tcMar>
+          </w:tcPr>
+          <w:p>
+            <w:pPr>
+              <w:spacing w:line="276" w:lineRule="auto" w:after="40"/>
+              <w:jc w:val="left"/>
+            </w:pPr>
+            <w:r/>
+            <w:r>
+              <w:rPr>
+                <w:rFonts w:ascii="Times New Roman" w:hAnsi="Times New Roman" w:cs="Times New Roman" w:eastAsia="Times New Roman"/>
+                <w:b w:val="0"/>
+                <w:i w:val="0"/>
+                <w:sz w:val="26"/>
+              </w:rPr>
+              <w:t>Bài 11. Thế giới khủng long</w:t>
+            </w:r>
+          </w:p>
+        </w:tc>
+        <w:tc>
+          <w:tcPr>
+            <w:tcW w:type="dxa" w:w="1862"/>
+            <w:tcMar>
+              <w:top w:w="80" w:type="dxa"/>
+              <w:bottom w:w="80" w:type="dxa"/>
+              <w:left w:w="120" w:type="dxa"/>
+              <w:right w:w="120" w:type="dxa"/>
+            </w:tcMar>
+          </w:tcPr>
+          <w:p>
+            <w:pPr>
+              <w:spacing w:line="276" w:lineRule="auto" w:after="40"/>
+              <w:jc w:val="center"/>
+            </w:pPr>
+            <w:r/>
+            <w:r>
+              <w:rPr>
+                <w:rFonts w:ascii="Times New Roman" w:hAnsi="Times New Roman" w:cs="Times New Roman" w:eastAsia="Times New Roman"/>
+                <w:b w:val="0"/>
+                <w:i w:val="0"/>
+                <w:sz w:val="26"/>
               </w:rPr>
               <w:t>1</w:t>
             </w:r>
@@ -2882,19 +3358,26 @@
         </w:tc>
         <w:tc>
           <w:tcPr>
-            <w:tcW w:type="dxa" w:w="1247"/>
-            <w:vAlign w:val="center"/>
-          </w:tcPr>
-          <w:p>
-            <w:pPr>
-              <w:spacing w:before="40" w:after="40" w:line="276" w:lineRule="auto"/>
-              <w:jc w:val="center"/>
-            </w:pPr>
-            <w:r>
-              <w:rPr>
-                <w:rFonts w:ascii="Times New Roman" w:hAnsi="Times New Roman"/>
-                <w:sz w:val="26"/>
-                <w:rFonts w:ascii="Times New Roman" w:hAnsi="Times New Roman" w:cs="Times New Roman"/>
+            <w:tcW w:type="dxa" w:w="1862"/>
+            <w:tcMar>
+              <w:top w:w="80" w:type="dxa"/>
+              <w:bottom w:w="80" w:type="dxa"/>
+              <w:left w:w="120" w:type="dxa"/>
+              <w:right w:w="120" w:type="dxa"/>
+            </w:tcMar>
+          </w:tcPr>
+          <w:p>
+            <w:pPr>
+              <w:spacing w:line="276" w:lineRule="auto" w:after="40"/>
+              <w:jc w:val="center"/>
+            </w:pPr>
+            <w:r/>
+            <w:r>
+              <w:rPr>
+                <w:rFonts w:ascii="Times New Roman" w:hAnsi="Times New Roman" w:cs="Times New Roman" w:eastAsia="Times New Roman"/>
+                <w:b w:val="0"/>
+                <w:i w:val="0"/>
+                <w:sz w:val="26"/>
               </w:rPr>
               <w:t>14</w:t>
             </w:r>
@@ -2902,21 +3385,28 @@
         </w:tc>
         <w:tc>
           <w:tcPr>
-            <w:tcW w:type="dxa" w:w="3402"/>
-            <w:vAlign w:val="center"/>
-          </w:tcPr>
-          <w:p>
-            <w:pPr>
-              <w:spacing w:before="40" w:after="40" w:line="276" w:lineRule="auto"/>
-              <w:jc w:val="both"/>
-            </w:pPr>
-            <w:r>
-              <w:rPr>
-                <w:rFonts w:ascii="Times New Roman" w:hAnsi="Times New Roman"/>
-                <w:sz w:val="26"/>
-                <w:rFonts w:ascii="Times New Roman" w:hAnsi="Times New Roman" w:cs="Times New Roman"/>
-              </w:rPr>
-              <w:t>Tìm hiểu nguyên lý cua bò ngang; lắp robot cua bò ngang.</w:t>
+            <w:tcW w:type="dxa" w:w="1862"/>
+            <w:tcMar>
+              <w:top w:w="80" w:type="dxa"/>
+              <w:bottom w:w="80" w:type="dxa"/>
+              <w:left w:w="120" w:type="dxa"/>
+              <w:right w:w="120" w:type="dxa"/>
+            </w:tcMar>
+          </w:tcPr>
+          <w:p>
+            <w:pPr>
+              <w:spacing w:line="276" w:lineRule="auto" w:after="40"/>
+              <w:jc w:val="left"/>
+            </w:pPr>
+            <w:r/>
+            <w:r>
+              <w:rPr>
+                <w:rFonts w:ascii="Times New Roman" w:hAnsi="Times New Roman" w:cs="Times New Roman" w:eastAsia="Times New Roman"/>
+                <w:b w:val="0"/>
+                <w:i w:val="0"/>
+                <w:sz w:val="26"/>
+              </w:rPr>
+              <w:t>Tìm hiểu các loài khủng long ăn cỏ; lắp mô hình khủng long cổ dài sải bước.</w:t>
             </w:r>
           </w:p>
         </w:tc>
@@ -2924,19 +3414,26 @@
       <w:tr>
         <w:tc>
           <w:tcPr>
-            <w:tcW w:type="dxa" w:w="680"/>
-            <w:vAlign w:val="center"/>
-          </w:tcPr>
-          <w:p>
-            <w:pPr>
-              <w:spacing w:before="40" w:after="40" w:line="276" w:lineRule="auto"/>
-              <w:jc w:val="center"/>
-            </w:pPr>
-            <w:r>
-              <w:rPr>
-                <w:rFonts w:ascii="Times New Roman" w:hAnsi="Times New Roman"/>
-                <w:sz w:val="26"/>
-                <w:rFonts w:ascii="Times New Roman" w:hAnsi="Times New Roman" w:cs="Times New Roman"/>
+            <w:tcW w:type="dxa" w:w="1862"/>
+            <w:tcMar>
+              <w:top w:w="80" w:type="dxa"/>
+              <w:bottom w:w="80" w:type="dxa"/>
+              <w:left w:w="120" w:type="dxa"/>
+              <w:right w:w="120" w:type="dxa"/>
+            </w:tcMar>
+          </w:tcPr>
+          <w:p>
+            <w:pPr>
+              <w:spacing w:line="276" w:lineRule="auto" w:after="40"/>
+              <w:jc w:val="center"/>
+            </w:pPr>
+            <w:r/>
+            <w:r>
+              <w:rPr>
+                <w:rFonts w:ascii="Times New Roman" w:hAnsi="Times New Roman" w:cs="Times New Roman" w:eastAsia="Times New Roman"/>
+                <w:b w:val="0"/>
+                <w:i w:val="0"/>
+                <w:sz w:val="26"/>
               </w:rPr>
               <w:t>15</w:t>
             </w:r>
@@ -2944,39 +3441,53 @@
         </w:tc>
         <w:tc>
           <w:tcPr>
-            <w:tcW w:type="dxa" w:w="3118"/>
-            <w:vAlign w:val="center"/>
-          </w:tcPr>
-          <w:p>
-            <w:pPr>
-              <w:spacing w:before="40" w:after="40" w:line="276" w:lineRule="auto"/>
-              <w:jc w:val="both"/>
-            </w:pPr>
-            <w:r>
-              <w:rPr>
-                <w:rFonts w:ascii="Times New Roman" w:hAnsi="Times New Roman"/>
-                <w:sz w:val="26"/>
-                <w:rFonts w:ascii="Times New Roman" w:hAnsi="Times New Roman" w:cs="Times New Roman"/>
-              </w:rPr>
-              <w:t>Bài 12. Tôi có thể di chuyển đến bất cứ đâu</w:t>
-            </w:r>
-          </w:p>
-        </w:tc>
-        <w:tc>
-          <w:tcPr>
-            <w:tcW w:type="dxa" w:w="850"/>
-            <w:vAlign w:val="center"/>
-          </w:tcPr>
-          <w:p>
-            <w:pPr>
-              <w:spacing w:before="40" w:after="40" w:line="276" w:lineRule="auto"/>
-              <w:jc w:val="center"/>
-            </w:pPr>
-            <w:r>
-              <w:rPr>
-                <w:rFonts w:ascii="Times New Roman" w:hAnsi="Times New Roman"/>
-                <w:sz w:val="26"/>
-                <w:rFonts w:ascii="Times New Roman" w:hAnsi="Times New Roman" w:cs="Times New Roman"/>
+            <w:tcW w:type="dxa" w:w="1862"/>
+            <w:tcMar>
+              <w:top w:w="80" w:type="dxa"/>
+              <w:bottom w:w="80" w:type="dxa"/>
+              <w:left w:w="120" w:type="dxa"/>
+              <w:right w:w="120" w:type="dxa"/>
+            </w:tcMar>
+          </w:tcPr>
+          <w:p>
+            <w:pPr>
+              <w:spacing w:line="276" w:lineRule="auto" w:after="40"/>
+              <w:jc w:val="left"/>
+            </w:pPr>
+            <w:r/>
+            <w:r>
+              <w:rPr>
+                <w:rFonts w:ascii="Times New Roman" w:hAnsi="Times New Roman" w:cs="Times New Roman" w:eastAsia="Times New Roman"/>
+                <w:b w:val="0"/>
+                <w:i w:val="0"/>
+                <w:sz w:val="26"/>
+              </w:rPr>
+              <w:t>Bài 12. Người hiệp sĩ dũng cảm</w:t>
+            </w:r>
+          </w:p>
+        </w:tc>
+        <w:tc>
+          <w:tcPr>
+            <w:tcW w:type="dxa" w:w="1862"/>
+            <w:tcMar>
+              <w:top w:w="80" w:type="dxa"/>
+              <w:bottom w:w="80" w:type="dxa"/>
+              <w:left w:w="120" w:type="dxa"/>
+              <w:right w:w="120" w:type="dxa"/>
+            </w:tcMar>
+          </w:tcPr>
+          <w:p>
+            <w:pPr>
+              <w:spacing w:line="276" w:lineRule="auto" w:after="40"/>
+              <w:jc w:val="center"/>
+            </w:pPr>
+            <w:r/>
+            <w:r>
+              <w:rPr>
+                <w:rFonts w:ascii="Times New Roman" w:hAnsi="Times New Roman" w:cs="Times New Roman" w:eastAsia="Times New Roman"/>
+                <w:b w:val="0"/>
+                <w:i w:val="0"/>
+                <w:sz w:val="26"/>
               </w:rPr>
               <w:t>1</w:t>
             </w:r>
@@ -2984,19 +3495,26 @@
         </w:tc>
         <w:tc>
           <w:tcPr>
-            <w:tcW w:type="dxa" w:w="1247"/>
-            <w:vAlign w:val="center"/>
-          </w:tcPr>
-          <w:p>
-            <w:pPr>
-              <w:spacing w:before="40" w:after="40" w:line="276" w:lineRule="auto"/>
-              <w:jc w:val="center"/>
-            </w:pPr>
-            <w:r>
-              <w:rPr>
-                <w:rFonts w:ascii="Times New Roman" w:hAnsi="Times New Roman"/>
-                <w:sz w:val="26"/>
-                <w:rFonts w:ascii="Times New Roman" w:hAnsi="Times New Roman" w:cs="Times New Roman"/>
+            <w:tcW w:type="dxa" w:w="1862"/>
+            <w:tcMar>
+              <w:top w:w="80" w:type="dxa"/>
+              <w:bottom w:w="80" w:type="dxa"/>
+              <w:left w:w="120" w:type="dxa"/>
+              <w:right w:w="120" w:type="dxa"/>
+            </w:tcMar>
+          </w:tcPr>
+          <w:p>
+            <w:pPr>
+              <w:spacing w:line="276" w:lineRule="auto" w:after="40"/>
+              <w:jc w:val="center"/>
+            </w:pPr>
+            <w:r/>
+            <w:r>
+              <w:rPr>
+                <w:rFonts w:ascii="Times New Roman" w:hAnsi="Times New Roman" w:cs="Times New Roman" w:eastAsia="Times New Roman"/>
+                <w:b w:val="0"/>
+                <w:i w:val="0"/>
+                <w:sz w:val="26"/>
               </w:rPr>
               <w:t>15</w:t>
             </w:r>
@@ -3004,21 +3522,28 @@
         </w:tc>
         <w:tc>
           <w:tcPr>
-            <w:tcW w:type="dxa" w:w="3402"/>
-            <w:vAlign w:val="center"/>
-          </w:tcPr>
-          <w:p>
-            <w:pPr>
-              <w:spacing w:before="40" w:after="40" w:line="276" w:lineRule="auto"/>
-              <w:jc w:val="both"/>
-            </w:pPr>
-            <w:r>
-              <w:rPr>
-                <w:rFonts w:ascii="Times New Roman" w:hAnsi="Times New Roman"/>
-                <w:sz w:val="26"/>
-                <w:rFonts w:ascii="Times New Roman" w:hAnsi="Times New Roman" w:cs="Times New Roman"/>
-              </w:rPr>
-              <w:t>Tìm hiểu giá trị dinh dưỡng và cấu tạo loài mực; lắp robot mực.</w:t>
+            <w:tcW w:type="dxa" w:w="1862"/>
+            <w:tcMar>
+              <w:top w:w="80" w:type="dxa"/>
+              <w:bottom w:w="80" w:type="dxa"/>
+              <w:left w:w="120" w:type="dxa"/>
+              <w:right w:w="120" w:type="dxa"/>
+            </w:tcMar>
+          </w:tcPr>
+          <w:p>
+            <w:pPr>
+              <w:spacing w:line="276" w:lineRule="auto" w:after="40"/>
+              <w:jc w:val="left"/>
+            </w:pPr>
+            <w:r/>
+            <w:r>
+              <w:rPr>
+                <w:rFonts w:ascii="Times New Roman" w:hAnsi="Times New Roman" w:cs="Times New Roman" w:eastAsia="Times New Roman"/>
+                <w:b w:val="0"/>
+                <w:i w:val="0"/>
+                <w:sz w:val="26"/>
+              </w:rPr>
+              <w:t>Tìm hiểu vũ khí và áo giáp hiệp sĩ thời xưa; lắp mô hình hiệp sĩ cưỡi ngựa.</w:t>
             </w:r>
           </w:p>
         </w:tc>
@@ -3026,19 +3551,26 @@
       <w:tr>
         <w:tc>
           <w:tcPr>
-            <w:tcW w:type="dxa" w:w="680"/>
-            <w:vAlign w:val="center"/>
-          </w:tcPr>
-          <w:p>
-            <w:pPr>
-              <w:spacing w:before="40" w:after="40" w:line="276" w:lineRule="auto"/>
-              <w:jc w:val="center"/>
-            </w:pPr>
-            <w:r>
-              <w:rPr>
-                <w:rFonts w:ascii="Times New Roman" w:hAnsi="Times New Roman"/>
-                <w:sz w:val="26"/>
-                <w:rFonts w:ascii="Times New Roman" w:hAnsi="Times New Roman" w:cs="Times New Roman"/>
+            <w:tcW w:type="dxa" w:w="1862"/>
+            <w:tcMar>
+              <w:top w:w="80" w:type="dxa"/>
+              <w:bottom w:w="80" w:type="dxa"/>
+              <w:left w:w="120" w:type="dxa"/>
+              <w:right w:w="120" w:type="dxa"/>
+            </w:tcMar>
+          </w:tcPr>
+          <w:p>
+            <w:pPr>
+              <w:spacing w:line="276" w:lineRule="auto" w:after="40"/>
+              <w:jc w:val="center"/>
+            </w:pPr>
+            <w:r/>
+            <w:r>
+              <w:rPr>
+                <w:rFonts w:ascii="Times New Roman" w:hAnsi="Times New Roman" w:cs="Times New Roman" w:eastAsia="Times New Roman"/>
+                <w:b w:val="0"/>
+                <w:i w:val="0"/>
+                <w:sz w:val="26"/>
               </w:rPr>
               <w:t>16</w:t>
             </w:r>
@@ -3046,39 +3578,53 @@
         </w:tc>
         <w:tc>
           <w:tcPr>
-            <w:tcW w:type="dxa" w:w="3118"/>
-            <w:vAlign w:val="center"/>
-          </w:tcPr>
-          <w:p>
-            <w:pPr>
-              <w:spacing w:before="40" w:after="40" w:line="276" w:lineRule="auto"/>
-              <w:jc w:val="both"/>
-            </w:pPr>
-            <w:r>
-              <w:rPr>
-                <w:rFonts w:ascii="Times New Roman" w:hAnsi="Times New Roman"/>
-                <w:sz w:val="26"/>
-                <w:rFonts w:ascii="Times New Roman" w:hAnsi="Times New Roman" w:cs="Times New Roman"/>
-              </w:rPr>
-              <w:t>Bài 13. Hoạt động mùa hè</w:t>
-            </w:r>
-          </w:p>
-        </w:tc>
-        <w:tc>
-          <w:tcPr>
-            <w:tcW w:type="dxa" w:w="850"/>
-            <w:vAlign w:val="center"/>
-          </w:tcPr>
-          <w:p>
-            <w:pPr>
-              <w:spacing w:before="40" w:after="40" w:line="276" w:lineRule="auto"/>
-              <w:jc w:val="center"/>
-            </w:pPr>
-            <w:r>
-              <w:rPr>
-                <w:rFonts w:ascii="Times New Roman" w:hAnsi="Times New Roman"/>
-                <w:sz w:val="26"/>
-                <w:rFonts w:ascii="Times New Roman" w:hAnsi="Times New Roman" w:cs="Times New Roman"/>
+            <w:tcW w:type="dxa" w:w="1862"/>
+            <w:tcMar>
+              <w:top w:w="80" w:type="dxa"/>
+              <w:bottom w:w="80" w:type="dxa"/>
+              <w:left w:w="120" w:type="dxa"/>
+              <w:right w:w="120" w:type="dxa"/>
+            </w:tcMar>
+          </w:tcPr>
+          <w:p>
+            <w:pPr>
+              <w:spacing w:line="276" w:lineRule="auto" w:after="40"/>
+              <w:jc w:val="left"/>
+            </w:pPr>
+            <w:r/>
+            <w:r>
+              <w:rPr>
+                <w:rFonts w:ascii="Times New Roman" w:hAnsi="Times New Roman" w:cs="Times New Roman" w:eastAsia="Times New Roman"/>
+                <w:b w:val="0"/>
+                <w:i w:val="0"/>
+                <w:sz w:val="26"/>
+              </w:rPr>
+              <w:t>Bài 13. Vận chuyển đồ vật</w:t>
+            </w:r>
+          </w:p>
+        </w:tc>
+        <w:tc>
+          <w:tcPr>
+            <w:tcW w:type="dxa" w:w="1862"/>
+            <w:tcMar>
+              <w:top w:w="80" w:type="dxa"/>
+              <w:bottom w:w="80" w:type="dxa"/>
+              <w:left w:w="120" w:type="dxa"/>
+              <w:right w:w="120" w:type="dxa"/>
+            </w:tcMar>
+          </w:tcPr>
+          <w:p>
+            <w:pPr>
+              <w:spacing w:line="276" w:lineRule="auto" w:after="40"/>
+              <w:jc w:val="center"/>
+            </w:pPr>
+            <w:r/>
+            <w:r>
+              <w:rPr>
+                <w:rFonts w:ascii="Times New Roman" w:hAnsi="Times New Roman" w:cs="Times New Roman" w:eastAsia="Times New Roman"/>
+                <w:b w:val="0"/>
+                <w:i w:val="0"/>
+                <w:sz w:val="26"/>
               </w:rPr>
               <w:t>1</w:t>
             </w:r>
@@ -3086,19 +3632,26 @@
         </w:tc>
         <w:tc>
           <w:tcPr>
-            <w:tcW w:type="dxa" w:w="1247"/>
-            <w:vAlign w:val="center"/>
-          </w:tcPr>
-          <w:p>
-            <w:pPr>
-              <w:spacing w:before="40" w:after="40" w:line="276" w:lineRule="auto"/>
-              <w:jc w:val="center"/>
-            </w:pPr>
-            <w:r>
-              <w:rPr>
-                <w:rFonts w:ascii="Times New Roman" w:hAnsi="Times New Roman"/>
-                <w:sz w:val="26"/>
-                <w:rFonts w:ascii="Times New Roman" w:hAnsi="Times New Roman" w:cs="Times New Roman"/>
+            <w:tcW w:type="dxa" w:w="1862"/>
+            <w:tcMar>
+              <w:top w:w="80" w:type="dxa"/>
+              <w:bottom w:w="80" w:type="dxa"/>
+              <w:left w:w="120" w:type="dxa"/>
+              <w:right w:w="120" w:type="dxa"/>
+            </w:tcMar>
+          </w:tcPr>
+          <w:p>
+            <w:pPr>
+              <w:spacing w:line="276" w:lineRule="auto" w:after="40"/>
+              <w:jc w:val="center"/>
+            </w:pPr>
+            <w:r/>
+            <w:r>
+              <w:rPr>
+                <w:rFonts w:ascii="Times New Roman" w:hAnsi="Times New Roman" w:cs="Times New Roman" w:eastAsia="Times New Roman"/>
+                <w:b w:val="0"/>
+                <w:i w:val="0"/>
+                <w:sz w:val="26"/>
               </w:rPr>
               <w:t>16</w:t>
             </w:r>
@@ -3106,21 +3659,28 @@
         </w:tc>
         <w:tc>
           <w:tcPr>
-            <w:tcW w:type="dxa" w:w="3402"/>
-            <w:vAlign w:val="center"/>
-          </w:tcPr>
-          <w:p>
-            <w:pPr>
-              <w:spacing w:before="40" w:after="40" w:line="276" w:lineRule="auto"/>
-              <w:jc w:val="both"/>
-            </w:pPr>
-            <w:r>
-              <w:rPr>
-                <w:rFonts w:ascii="Times New Roman" w:hAnsi="Times New Roman"/>
-                <w:sz w:val="26"/>
-                <w:rFonts w:ascii="Times New Roman" w:hAnsi="Times New Roman" w:cs="Times New Roman"/>
-              </w:rPr>
-              <w:t>Tìm hiểu kỹ thuật chèo thuyền; lắp robot chèo thuyền.</w:t>
+            <w:tcW w:type="dxa" w:w="1862"/>
+            <w:tcMar>
+              <w:top w:w="80" w:type="dxa"/>
+              <w:bottom w:w="80" w:type="dxa"/>
+              <w:left w:w="120" w:type="dxa"/>
+              <w:right w:w="120" w:type="dxa"/>
+            </w:tcMar>
+          </w:tcPr>
+          <w:p>
+            <w:pPr>
+              <w:spacing w:line="276" w:lineRule="auto" w:after="40"/>
+              <w:jc w:val="left"/>
+            </w:pPr>
+            <w:r/>
+            <w:r>
+              <w:rPr>
+                <w:rFonts w:ascii="Times New Roman" w:hAnsi="Times New Roman" w:cs="Times New Roman" w:eastAsia="Times New Roman"/>
+                <w:b w:val="0"/>
+                <w:i w:val="0"/>
+                <w:sz w:val="26"/>
+              </w:rPr>
+              <w:t>Tìm hiểu nguyên lý bánh xe và trục quay; lắp mô hình xe kéo hàng giảm ma sát.</w:t>
             </w:r>
           </w:p>
         </w:tc>
@@ -3128,19 +3688,26 @@
       <w:tr>
         <w:tc>
           <w:tcPr>
-            <w:tcW w:type="dxa" w:w="680"/>
-            <w:vAlign w:val="center"/>
-          </w:tcPr>
-          <w:p>
-            <w:pPr>
-              <w:spacing w:before="40" w:after="40" w:line="276" w:lineRule="auto"/>
-              <w:jc w:val="center"/>
-            </w:pPr>
-            <w:r>
-              <w:rPr>
-                <w:rFonts w:ascii="Times New Roman" w:hAnsi="Times New Roman"/>
-                <w:sz w:val="26"/>
-                <w:rFonts w:ascii="Times New Roman" w:hAnsi="Times New Roman" w:cs="Times New Roman"/>
+            <w:tcW w:type="dxa" w:w="1862"/>
+            <w:tcMar>
+              <w:top w:w="80" w:type="dxa"/>
+              <w:bottom w:w="80" w:type="dxa"/>
+              <w:left w:w="120" w:type="dxa"/>
+              <w:right w:w="120" w:type="dxa"/>
+            </w:tcMar>
+          </w:tcPr>
+          <w:p>
+            <w:pPr>
+              <w:spacing w:line="276" w:lineRule="auto" w:after="40"/>
+              <w:jc w:val="center"/>
+            </w:pPr>
+            <w:r/>
+            <w:r>
+              <w:rPr>
+                <w:rFonts w:ascii="Times New Roman" w:hAnsi="Times New Roman" w:cs="Times New Roman" w:eastAsia="Times New Roman"/>
+                <w:b w:val="0"/>
+                <w:i w:val="0"/>
+                <w:sz w:val="26"/>
               </w:rPr>
               <w:t>17</w:t>
             </w:r>
@@ -3148,39 +3715,53 @@
         </w:tc>
         <w:tc>
           <w:tcPr>
-            <w:tcW w:type="dxa" w:w="3118"/>
-            <w:vAlign w:val="center"/>
-          </w:tcPr>
-          <w:p>
-            <w:pPr>
-              <w:spacing w:before="40" w:after="40" w:line="276" w:lineRule="auto"/>
-              <w:jc w:val="both"/>
-            </w:pPr>
-            <w:r>
-              <w:rPr>
-                <w:rFonts w:ascii="Times New Roman" w:hAnsi="Times New Roman"/>
-                <w:sz w:val="26"/>
-                <w:rFonts w:ascii="Times New Roman" w:hAnsi="Times New Roman" w:cs="Times New Roman"/>
-              </w:rPr>
-              <w:t>Bài 14. Bắt đầu chuyến hành trình cùng tàu hoả</w:t>
-            </w:r>
-          </w:p>
-        </w:tc>
-        <w:tc>
-          <w:tcPr>
-            <w:tcW w:type="dxa" w:w="850"/>
-            <w:vAlign w:val="center"/>
-          </w:tcPr>
-          <w:p>
-            <w:pPr>
-              <w:spacing w:before="40" w:after="40" w:line="276" w:lineRule="auto"/>
-              <w:jc w:val="center"/>
-            </w:pPr>
-            <w:r>
-              <w:rPr>
-                <w:rFonts w:ascii="Times New Roman" w:hAnsi="Times New Roman"/>
-                <w:sz w:val="26"/>
-                <w:rFonts w:ascii="Times New Roman" w:hAnsi="Times New Roman" w:cs="Times New Roman"/>
+            <w:tcW w:type="dxa" w:w="1862"/>
+            <w:tcMar>
+              <w:top w:w="80" w:type="dxa"/>
+              <w:bottom w:w="80" w:type="dxa"/>
+              <w:left w:w="120" w:type="dxa"/>
+              <w:right w:w="120" w:type="dxa"/>
+            </w:tcMar>
+          </w:tcPr>
+          <w:p>
+            <w:pPr>
+              <w:spacing w:line="276" w:lineRule="auto" w:after="40"/>
+              <w:jc w:val="left"/>
+            </w:pPr>
+            <w:r/>
+            <w:r>
+              <w:rPr>
+                <w:rFonts w:ascii="Times New Roman" w:hAnsi="Times New Roman" w:cs="Times New Roman" w:eastAsia="Times New Roman"/>
+                <w:b w:val="0"/>
+                <w:i w:val="0"/>
+                <w:sz w:val="26"/>
+              </w:rPr>
+              <w:t>Bài 14. Sức mạnh của máy ủi</w:t>
+            </w:r>
+          </w:p>
+        </w:tc>
+        <w:tc>
+          <w:tcPr>
+            <w:tcW w:type="dxa" w:w="1862"/>
+            <w:tcMar>
+              <w:top w:w="80" w:type="dxa"/>
+              <w:bottom w:w="80" w:type="dxa"/>
+              <w:left w:w="120" w:type="dxa"/>
+              <w:right w:w="120" w:type="dxa"/>
+            </w:tcMar>
+          </w:tcPr>
+          <w:p>
+            <w:pPr>
+              <w:spacing w:line="276" w:lineRule="auto" w:after="40"/>
+              <w:jc w:val="center"/>
+            </w:pPr>
+            <w:r/>
+            <w:r>
+              <w:rPr>
+                <w:rFonts w:ascii="Times New Roman" w:hAnsi="Times New Roman" w:cs="Times New Roman" w:eastAsia="Times New Roman"/>
+                <w:b w:val="0"/>
+                <w:i w:val="0"/>
+                <w:sz w:val="26"/>
               </w:rPr>
               <w:t>1</w:t>
             </w:r>
@@ -3188,19 +3769,26 @@
         </w:tc>
         <w:tc>
           <w:tcPr>
-            <w:tcW w:type="dxa" w:w="1247"/>
-            <w:vAlign w:val="center"/>
-          </w:tcPr>
-          <w:p>
-            <w:pPr>
-              <w:spacing w:before="40" w:after="40" w:line="276" w:lineRule="auto"/>
-              <w:jc w:val="center"/>
-            </w:pPr>
-            <w:r>
-              <w:rPr>
-                <w:rFonts w:ascii="Times New Roman" w:hAnsi="Times New Roman"/>
-                <w:sz w:val="26"/>
-                <w:rFonts w:ascii="Times New Roman" w:hAnsi="Times New Roman" w:cs="Times New Roman"/>
+            <w:tcW w:type="dxa" w:w="1862"/>
+            <w:tcMar>
+              <w:top w:w="80" w:type="dxa"/>
+              <w:bottom w:w="80" w:type="dxa"/>
+              <w:left w:w="120" w:type="dxa"/>
+              <w:right w:w="120" w:type="dxa"/>
+            </w:tcMar>
+          </w:tcPr>
+          <w:p>
+            <w:pPr>
+              <w:spacing w:line="276" w:lineRule="auto" w:after="40"/>
+              <w:jc w:val="center"/>
+            </w:pPr>
+            <w:r/>
+            <w:r>
+              <w:rPr>
+                <w:rFonts w:ascii="Times New Roman" w:hAnsi="Times New Roman" w:cs="Times New Roman" w:eastAsia="Times New Roman"/>
+                <w:b w:val="0"/>
+                <w:i w:val="0"/>
+                <w:sz w:val="26"/>
               </w:rPr>
               <w:t>17</w:t>
             </w:r>
@@ -3208,21 +3796,28 @@
         </w:tc>
         <w:tc>
           <w:tcPr>
-            <w:tcW w:type="dxa" w:w="3402"/>
-            <w:vAlign w:val="center"/>
-          </w:tcPr>
-          <w:p>
-            <w:pPr>
-              <w:spacing w:before="40" w:after="40" w:line="276" w:lineRule="auto"/>
-              <w:jc w:val="both"/>
-            </w:pPr>
-            <w:r>
-              <w:rPr>
-                <w:rFonts w:ascii="Times New Roman" w:hAnsi="Times New Roman"/>
-                <w:sz w:val="26"/>
-                <w:rFonts w:ascii="Times New Roman" w:hAnsi="Times New Roman" w:cs="Times New Roman"/>
-              </w:rPr>
-              <w:t>Tìm hiểu công dụng, cấu tạo tàu hỏa; lắp mô hình tàu hỏa.</w:t>
+            <w:tcW w:type="dxa" w:w="1862"/>
+            <w:tcMar>
+              <w:top w:w="80" w:type="dxa"/>
+              <w:bottom w:w="80" w:type="dxa"/>
+              <w:left w:w="120" w:type="dxa"/>
+              <w:right w:w="120" w:type="dxa"/>
+            </w:tcMar>
+          </w:tcPr>
+          <w:p>
+            <w:pPr>
+              <w:spacing w:line="276" w:lineRule="auto" w:after="40"/>
+              <w:jc w:val="left"/>
+            </w:pPr>
+            <w:r/>
+            <w:r>
+              <w:rPr>
+                <w:rFonts w:ascii="Times New Roman" w:hAnsi="Times New Roman" w:cs="Times New Roman" w:eastAsia="Times New Roman"/>
+                <w:b w:val="0"/>
+                <w:i w:val="0"/>
+                <w:sz w:val="26"/>
+              </w:rPr>
+              <w:t>Tìm hiểu nguyên lý máy ủi san lấp mặt bằng; lắp mô hình máy ủi công trình.</w:t>
             </w:r>
           </w:p>
         </w:tc>
@@ -3230,19 +3825,26 @@
       <w:tr>
         <w:tc>
           <w:tcPr>
-            <w:tcW w:type="dxa" w:w="680"/>
-            <w:vAlign w:val="center"/>
-          </w:tcPr>
-          <w:p>
-            <w:pPr>
-              <w:spacing w:before="40" w:after="40" w:line="276" w:lineRule="auto"/>
-              <w:jc w:val="center"/>
-            </w:pPr>
-            <w:r>
-              <w:rPr>
-                <w:rFonts w:ascii="Times New Roman" w:hAnsi="Times New Roman"/>
-                <w:sz w:val="26"/>
-                <w:rFonts w:ascii="Times New Roman" w:hAnsi="Times New Roman" w:cs="Times New Roman"/>
+            <w:tcW w:type="dxa" w:w="1862"/>
+            <w:tcMar>
+              <w:top w:w="80" w:type="dxa"/>
+              <w:bottom w:w="80" w:type="dxa"/>
+              <w:left w:w="120" w:type="dxa"/>
+              <w:right w:w="120" w:type="dxa"/>
+            </w:tcMar>
+          </w:tcPr>
+          <w:p>
+            <w:pPr>
+              <w:spacing w:line="276" w:lineRule="auto" w:after="40"/>
+              <w:jc w:val="center"/>
+            </w:pPr>
+            <w:r/>
+            <w:r>
+              <w:rPr>
+                <w:rFonts w:ascii="Times New Roman" w:hAnsi="Times New Roman" w:cs="Times New Roman" w:eastAsia="Times New Roman"/>
+                <w:b w:val="0"/>
+                <w:i w:val="0"/>
+                <w:sz w:val="26"/>
               </w:rPr>
               <w:t>18</w:t>
             </w:r>
@@ -3250,39 +3852,53 @@
         </w:tc>
         <w:tc>
           <w:tcPr>
-            <w:tcW w:type="dxa" w:w="3118"/>
-            <w:vAlign w:val="center"/>
-          </w:tcPr>
-          <w:p>
-            <w:pPr>
-              <w:spacing w:before="40" w:after="40" w:line="276" w:lineRule="auto"/>
-              <w:jc w:val="both"/>
-            </w:pPr>
-            <w:r>
-              <w:rPr>
-                <w:rFonts w:ascii="Times New Roman" w:hAnsi="Times New Roman"/>
-                <w:sz w:val="26"/>
-                <w:rFonts w:ascii="Times New Roman" w:hAnsi="Times New Roman" w:cs="Times New Roman"/>
-              </w:rPr>
-              <w:t>Bài 15. Phía trên bầu trời</w:t>
-            </w:r>
-          </w:p>
-        </w:tc>
-        <w:tc>
-          <w:tcPr>
-            <w:tcW w:type="dxa" w:w="850"/>
-            <w:vAlign w:val="center"/>
-          </w:tcPr>
-          <w:p>
-            <w:pPr>
-              <w:spacing w:before="40" w:after="40" w:line="276" w:lineRule="auto"/>
-              <w:jc w:val="center"/>
-            </w:pPr>
-            <w:r>
-              <w:rPr>
-                <w:rFonts w:ascii="Times New Roman" w:hAnsi="Times New Roman"/>
-                <w:sz w:val="26"/>
-                <w:rFonts w:ascii="Times New Roman" w:hAnsi="Times New Roman" w:cs="Times New Roman"/>
+            <w:tcW w:type="dxa" w:w="1862"/>
+            <w:tcMar>
+              <w:top w:w="80" w:type="dxa"/>
+              <w:bottom w:w="80" w:type="dxa"/>
+              <w:left w:w="120" w:type="dxa"/>
+              <w:right w:w="120" w:type="dxa"/>
+            </w:tcMar>
+          </w:tcPr>
+          <w:p>
+            <w:pPr>
+              <w:spacing w:line="276" w:lineRule="auto" w:after="40"/>
+              <w:jc w:val="left"/>
+            </w:pPr>
+            <w:r/>
+            <w:r>
+              <w:rPr>
+                <w:rFonts w:ascii="Times New Roman" w:hAnsi="Times New Roman" w:cs="Times New Roman" w:eastAsia="Times New Roman"/>
+                <w:b/>
+                <w:i w:val="0"/>
+                <w:sz w:val="26"/>
+              </w:rPr>
+              <w:t>Ôn tập Đánh giá định kỳ 2</w:t>
+            </w:r>
+          </w:p>
+        </w:tc>
+        <w:tc>
+          <w:tcPr>
+            <w:tcW w:type="dxa" w:w="1862"/>
+            <w:tcMar>
+              <w:top w:w="80" w:type="dxa"/>
+              <w:bottom w:w="80" w:type="dxa"/>
+              <w:left w:w="120" w:type="dxa"/>
+              <w:right w:w="120" w:type="dxa"/>
+            </w:tcMar>
+          </w:tcPr>
+          <w:p>
+            <w:pPr>
+              <w:spacing w:line="276" w:lineRule="auto" w:after="40"/>
+              <w:jc w:val="center"/>
+            </w:pPr>
+            <w:r/>
+            <w:r>
+              <w:rPr>
+                <w:rFonts w:ascii="Times New Roman" w:hAnsi="Times New Roman" w:cs="Times New Roman" w:eastAsia="Times New Roman"/>
+                <w:b w:val="0"/>
+                <w:i w:val="0"/>
+                <w:sz w:val="26"/>
               </w:rPr>
               <w:t>1</w:t>
             </w:r>
@@ -3290,19 +3906,26 @@
         </w:tc>
         <w:tc>
           <w:tcPr>
-            <w:tcW w:type="dxa" w:w="1247"/>
-            <w:vAlign w:val="center"/>
-          </w:tcPr>
-          <w:p>
-            <w:pPr>
-              <w:spacing w:before="40" w:after="40" w:line="276" w:lineRule="auto"/>
-              <w:jc w:val="center"/>
-            </w:pPr>
-            <w:r>
-              <w:rPr>
-                <w:rFonts w:ascii="Times New Roman" w:hAnsi="Times New Roman"/>
-                <w:sz w:val="26"/>
-                <w:rFonts w:ascii="Times New Roman" w:hAnsi="Times New Roman" w:cs="Times New Roman"/>
+            <w:tcW w:type="dxa" w:w="1862"/>
+            <w:tcMar>
+              <w:top w:w="80" w:type="dxa"/>
+              <w:bottom w:w="80" w:type="dxa"/>
+              <w:left w:w="120" w:type="dxa"/>
+              <w:right w:w="120" w:type="dxa"/>
+            </w:tcMar>
+          </w:tcPr>
+          <w:p>
+            <w:pPr>
+              <w:spacing w:line="276" w:lineRule="auto" w:after="40"/>
+              <w:jc w:val="center"/>
+            </w:pPr>
+            <w:r/>
+            <w:r>
+              <w:rPr>
+                <w:rFonts w:ascii="Times New Roman" w:hAnsi="Times New Roman" w:cs="Times New Roman" w:eastAsia="Times New Roman"/>
+                <w:b w:val="0"/>
+                <w:i w:val="0"/>
+                <w:sz w:val="26"/>
               </w:rPr>
               <w:t>18</w:t>
             </w:r>
@@ -3310,21 +3933,28 @@
         </w:tc>
         <w:tc>
           <w:tcPr>
-            <w:tcW w:type="dxa" w:w="3402"/>
-            <w:vAlign w:val="center"/>
-          </w:tcPr>
-          <w:p>
-            <w:pPr>
-              <w:spacing w:before="40" w:after="40" w:line="276" w:lineRule="auto"/>
-              <w:jc w:val="both"/>
-            </w:pPr>
-            <w:r>
-              <w:rPr>
-                <w:rFonts w:ascii="Times New Roman" w:hAnsi="Times New Roman"/>
-                <w:sz w:val="26"/>
-                <w:rFonts w:ascii="Times New Roman" w:hAnsi="Times New Roman" w:cs="Times New Roman"/>
-              </w:rPr>
-              <w:t>Phân biệt các loại máy bay; lắp mô hình máy bay.</w:t>
+            <w:tcW w:type="dxa" w:w="1862"/>
+            <w:tcMar>
+              <w:top w:w="80" w:type="dxa"/>
+              <w:bottom w:w="80" w:type="dxa"/>
+              <w:left w:w="120" w:type="dxa"/>
+              <w:right w:w="120" w:type="dxa"/>
+            </w:tcMar>
+          </w:tcPr>
+          <w:p>
+            <w:pPr>
+              <w:spacing w:line="276" w:lineRule="auto" w:after="40"/>
+              <w:jc w:val="left"/>
+            </w:pPr>
+            <w:r/>
+            <w:r>
+              <w:rPr>
+                <w:rFonts w:ascii="Times New Roman" w:hAnsi="Times New Roman" w:cs="Times New Roman" w:eastAsia="Times New Roman"/>
+                <w:b w:val="0"/>
+                <w:i w:val="0"/>
+                <w:sz w:val="26"/>
+              </w:rPr>
+              <w:t>Hệ thống hóa kiến thức chuẩn bị Đánh giá định kỳ 2.</w:t>
             </w:r>
           </w:p>
         </w:tc>
@@ -3332,19 +3962,26 @@
       <w:tr>
         <w:tc>
           <w:tcPr>
-            <w:tcW w:type="dxa" w:w="680"/>
-            <w:vAlign w:val="center"/>
-          </w:tcPr>
-          <w:p>
-            <w:pPr>
-              <w:spacing w:before="40" w:after="40" w:line="276" w:lineRule="auto"/>
-              <w:jc w:val="center"/>
-            </w:pPr>
-            <w:r>
-              <w:rPr>
-                <w:rFonts w:ascii="Times New Roman" w:hAnsi="Times New Roman"/>
-                <w:sz w:val="26"/>
-                <w:rFonts w:ascii="Times New Roman" w:hAnsi="Times New Roman" w:cs="Times New Roman"/>
+            <w:tcW w:type="dxa" w:w="1862"/>
+            <w:tcMar>
+              <w:top w:w="80" w:type="dxa"/>
+              <w:bottom w:w="80" w:type="dxa"/>
+              <w:left w:w="120" w:type="dxa"/>
+              <w:right w:w="120" w:type="dxa"/>
+            </w:tcMar>
+          </w:tcPr>
+          <w:p>
+            <w:pPr>
+              <w:spacing w:line="276" w:lineRule="auto" w:after="40"/>
+              <w:jc w:val="center"/>
+            </w:pPr>
+            <w:r/>
+            <w:r>
+              <w:rPr>
+                <w:rFonts w:ascii="Times New Roman" w:hAnsi="Times New Roman" w:cs="Times New Roman" w:eastAsia="Times New Roman"/>
+                <w:b w:val="0"/>
+                <w:i w:val="0"/>
+                <w:sz w:val="26"/>
               </w:rPr>
               <w:t>19</w:t>
             </w:r>
@@ -3352,39 +3989,53 @@
         </w:tc>
         <w:tc>
           <w:tcPr>
-            <w:tcW w:type="dxa" w:w="3118"/>
-            <w:vAlign w:val="center"/>
-          </w:tcPr>
-          <w:p>
-            <w:pPr>
-              <w:spacing w:before="40" w:after="40" w:line="276" w:lineRule="auto"/>
-              <w:jc w:val="both"/>
-            </w:pPr>
-            <w:r>
-              <w:rPr>
-                <w:rFonts w:ascii="Times New Roman" w:hAnsi="Times New Roman"/>
-                <w:sz w:val="26"/>
-                <w:rFonts w:ascii="Times New Roman" w:hAnsi="Times New Roman" w:cs="Times New Roman"/>
-              </w:rPr>
-              <w:t>Ôn tập Đánh giá định kỳ 2</w:t>
-            </w:r>
-          </w:p>
-        </w:tc>
-        <w:tc>
-          <w:tcPr>
-            <w:tcW w:type="dxa" w:w="850"/>
-            <w:vAlign w:val="center"/>
-          </w:tcPr>
-          <w:p>
-            <w:pPr>
-              <w:spacing w:before="40" w:after="40" w:line="276" w:lineRule="auto"/>
-              <w:jc w:val="center"/>
-            </w:pPr>
-            <w:r>
-              <w:rPr>
-                <w:rFonts w:ascii="Times New Roman" w:hAnsi="Times New Roman"/>
-                <w:sz w:val="26"/>
-                <w:rFonts w:ascii="Times New Roman" w:hAnsi="Times New Roman" w:cs="Times New Roman"/>
+            <w:tcW w:type="dxa" w:w="1862"/>
+            <w:tcMar>
+              <w:top w:w="80" w:type="dxa"/>
+              <w:bottom w:w="80" w:type="dxa"/>
+              <w:left w:w="120" w:type="dxa"/>
+              <w:right w:w="120" w:type="dxa"/>
+            </w:tcMar>
+          </w:tcPr>
+          <w:p>
+            <w:pPr>
+              <w:spacing w:line="276" w:lineRule="auto" w:after="40"/>
+              <w:jc w:val="left"/>
+            </w:pPr>
+            <w:r/>
+            <w:r>
+              <w:rPr>
+                <w:rFonts w:ascii="Times New Roman" w:hAnsi="Times New Roman" w:cs="Times New Roman" w:eastAsia="Times New Roman"/>
+                <w:b/>
+                <w:i w:val="0"/>
+                <w:sz w:val="26"/>
+              </w:rPr>
+              <w:t>Đánh giá định kỳ 2</w:t>
+            </w:r>
+          </w:p>
+        </w:tc>
+        <w:tc>
+          <w:tcPr>
+            <w:tcW w:type="dxa" w:w="1862"/>
+            <w:tcMar>
+              <w:top w:w="80" w:type="dxa"/>
+              <w:bottom w:w="80" w:type="dxa"/>
+              <w:left w:w="120" w:type="dxa"/>
+              <w:right w:w="120" w:type="dxa"/>
+            </w:tcMar>
+          </w:tcPr>
+          <w:p>
+            <w:pPr>
+              <w:spacing w:line="276" w:lineRule="auto" w:after="40"/>
+              <w:jc w:val="center"/>
+            </w:pPr>
+            <w:r/>
+            <w:r>
+              <w:rPr>
+                <w:rFonts w:ascii="Times New Roman" w:hAnsi="Times New Roman" w:cs="Times New Roman" w:eastAsia="Times New Roman"/>
+                <w:b w:val="0"/>
+                <w:i w:val="0"/>
+                <w:sz w:val="26"/>
               </w:rPr>
               <w:t>1</w:t>
             </w:r>
@@ -3392,19 +4043,26 @@
         </w:tc>
         <w:tc>
           <w:tcPr>
-            <w:tcW w:type="dxa" w:w="1247"/>
-            <w:vAlign w:val="center"/>
-          </w:tcPr>
-          <w:p>
-            <w:pPr>
-              <w:spacing w:before="40" w:after="40" w:line="276" w:lineRule="auto"/>
-              <w:jc w:val="center"/>
-            </w:pPr>
-            <w:r>
-              <w:rPr>
-                <w:rFonts w:ascii="Times New Roman" w:hAnsi="Times New Roman"/>
-                <w:sz w:val="26"/>
-                <w:rFonts w:ascii="Times New Roman" w:hAnsi="Times New Roman" w:cs="Times New Roman"/>
+            <w:tcW w:type="dxa" w:w="1862"/>
+            <w:tcMar>
+              <w:top w:w="80" w:type="dxa"/>
+              <w:bottom w:w="80" w:type="dxa"/>
+              <w:left w:w="120" w:type="dxa"/>
+              <w:right w:w="120" w:type="dxa"/>
+            </w:tcMar>
+          </w:tcPr>
+          <w:p>
+            <w:pPr>
+              <w:spacing w:line="276" w:lineRule="auto" w:after="40"/>
+              <w:jc w:val="center"/>
+            </w:pPr>
+            <w:r/>
+            <w:r>
+              <w:rPr>
+                <w:rFonts w:ascii="Times New Roman" w:hAnsi="Times New Roman" w:cs="Times New Roman" w:eastAsia="Times New Roman"/>
+                <w:b w:val="0"/>
+                <w:i w:val="0"/>
+                <w:sz w:val="26"/>
               </w:rPr>
               <w:t>19</w:t>
             </w:r>
@@ -3412,21 +4070,28 @@
         </w:tc>
         <w:tc>
           <w:tcPr>
-            <w:tcW w:type="dxa" w:w="3402"/>
-            <w:vAlign w:val="center"/>
-          </w:tcPr>
-          <w:p>
-            <w:pPr>
-              <w:spacing w:before="40" w:after="40" w:line="276" w:lineRule="auto"/>
-              <w:jc w:val="both"/>
-            </w:pPr>
-            <w:r>
-              <w:rPr>
-                <w:rFonts w:ascii="Times New Roman" w:hAnsi="Times New Roman"/>
-                <w:sz w:val="26"/>
-                <w:rFonts w:ascii="Times New Roman" w:hAnsi="Times New Roman" w:cs="Times New Roman"/>
-              </w:rPr>
-              <w:t>Hệ thống hóa kiến thức chuẩn bị Đánh giá định kỳ 2.</w:t>
+            <w:tcW w:type="dxa" w:w="1862"/>
+            <w:tcMar>
+              <w:top w:w="80" w:type="dxa"/>
+              <w:bottom w:w="80" w:type="dxa"/>
+              <w:left w:w="120" w:type="dxa"/>
+              <w:right w:w="120" w:type="dxa"/>
+            </w:tcMar>
+          </w:tcPr>
+          <w:p>
+            <w:pPr>
+              <w:spacing w:line="276" w:lineRule="auto" w:after="40"/>
+              <w:jc w:val="left"/>
+            </w:pPr>
+            <w:r/>
+            <w:r>
+              <w:rPr>
+                <w:rFonts w:ascii="Times New Roman" w:hAnsi="Times New Roman" w:cs="Times New Roman" w:eastAsia="Times New Roman"/>
+                <w:b w:val="0"/>
+                <w:i w:val="0"/>
+                <w:sz w:val="26"/>
+              </w:rPr>
+              <w:t>Kiểm tra đánh giá kết quả học tập thực hành Robotics định kỳ 2.</w:t>
             </w:r>
           </w:p>
         </w:tc>
@@ -3434,19 +4099,26 @@
       <w:tr>
         <w:tc>
           <w:tcPr>
-            <w:tcW w:type="dxa" w:w="680"/>
-            <w:vAlign w:val="center"/>
-          </w:tcPr>
-          <w:p>
-            <w:pPr>
-              <w:spacing w:before="40" w:after="40" w:line="276" w:lineRule="auto"/>
-              <w:jc w:val="center"/>
-            </w:pPr>
-            <w:r>
-              <w:rPr>
-                <w:rFonts w:ascii="Times New Roman" w:hAnsi="Times New Roman"/>
-                <w:sz w:val="26"/>
-                <w:rFonts w:ascii="Times New Roman" w:hAnsi="Times New Roman" w:cs="Times New Roman"/>
+            <w:tcW w:type="dxa" w:w="1862"/>
+            <w:tcMar>
+              <w:top w:w="80" w:type="dxa"/>
+              <w:bottom w:w="80" w:type="dxa"/>
+              <w:left w:w="120" w:type="dxa"/>
+              <w:right w:w="120" w:type="dxa"/>
+            </w:tcMar>
+          </w:tcPr>
+          <w:p>
+            <w:pPr>
+              <w:spacing w:line="276" w:lineRule="auto" w:after="40"/>
+              <w:jc w:val="center"/>
+            </w:pPr>
+            <w:r/>
+            <w:r>
+              <w:rPr>
+                <w:rFonts w:ascii="Times New Roman" w:hAnsi="Times New Roman" w:cs="Times New Roman" w:eastAsia="Times New Roman"/>
+                <w:b w:val="0"/>
+                <w:i w:val="0"/>
+                <w:sz w:val="26"/>
               </w:rPr>
               <w:t>20</w:t>
             </w:r>
@@ -3454,39 +4126,53 @@
         </w:tc>
         <w:tc>
           <w:tcPr>
-            <w:tcW w:type="dxa" w:w="3118"/>
-            <w:vAlign w:val="center"/>
-          </w:tcPr>
-          <w:p>
-            <w:pPr>
-              <w:spacing w:before="40" w:after="40" w:line="276" w:lineRule="auto"/>
-              <w:jc w:val="both"/>
-            </w:pPr>
-            <w:r>
-              <w:rPr>
-                <w:rFonts w:ascii="Times New Roman" w:hAnsi="Times New Roman"/>
-                <w:sz w:val="26"/>
-                <w:rFonts w:ascii="Times New Roman" w:hAnsi="Times New Roman" w:cs="Times New Roman"/>
-              </w:rPr>
-              <w:t>Đánh giá định kỳ 2</w:t>
-            </w:r>
-          </w:p>
-        </w:tc>
-        <w:tc>
-          <w:tcPr>
-            <w:tcW w:type="dxa" w:w="850"/>
-            <w:vAlign w:val="center"/>
-          </w:tcPr>
-          <w:p>
-            <w:pPr>
-              <w:spacing w:before="40" w:after="40" w:line="276" w:lineRule="auto"/>
-              <w:jc w:val="center"/>
-            </w:pPr>
-            <w:r>
-              <w:rPr>
-                <w:rFonts w:ascii="Times New Roman" w:hAnsi="Times New Roman"/>
-                <w:sz w:val="26"/>
-                <w:rFonts w:ascii="Times New Roman" w:hAnsi="Times New Roman" w:cs="Times New Roman"/>
+            <w:tcW w:type="dxa" w:w="1862"/>
+            <w:tcMar>
+              <w:top w:w="80" w:type="dxa"/>
+              <w:bottom w:w="80" w:type="dxa"/>
+              <w:left w:w="120" w:type="dxa"/>
+              <w:right w:w="120" w:type="dxa"/>
+            </w:tcMar>
+          </w:tcPr>
+          <w:p>
+            <w:pPr>
+              <w:spacing w:line="276" w:lineRule="auto" w:after="40"/>
+              <w:jc w:val="left"/>
+            </w:pPr>
+            <w:r/>
+            <w:r>
+              <w:rPr>
+                <w:rFonts w:ascii="Times New Roman" w:hAnsi="Times New Roman" w:cs="Times New Roman" w:eastAsia="Times New Roman"/>
+                <w:b w:val="0"/>
+                <w:i w:val="0"/>
+                <w:sz w:val="26"/>
+              </w:rPr>
+              <w:t>Bài 15. Máy xúc</w:t>
+            </w:r>
+          </w:p>
+        </w:tc>
+        <w:tc>
+          <w:tcPr>
+            <w:tcW w:type="dxa" w:w="1862"/>
+            <w:tcMar>
+              <w:top w:w="80" w:type="dxa"/>
+              <w:bottom w:w="80" w:type="dxa"/>
+              <w:left w:w="120" w:type="dxa"/>
+              <w:right w:w="120" w:type="dxa"/>
+            </w:tcMar>
+          </w:tcPr>
+          <w:p>
+            <w:pPr>
+              <w:spacing w:line="276" w:lineRule="auto" w:after="40"/>
+              <w:jc w:val="center"/>
+            </w:pPr>
+            <w:r/>
+            <w:r>
+              <w:rPr>
+                <w:rFonts w:ascii="Times New Roman" w:hAnsi="Times New Roman" w:cs="Times New Roman" w:eastAsia="Times New Roman"/>
+                <w:b w:val="0"/>
+                <w:i w:val="0"/>
+                <w:sz w:val="26"/>
               </w:rPr>
               <w:t>1</w:t>
             </w:r>
@@ -3494,19 +4180,26 @@
         </w:tc>
         <w:tc>
           <w:tcPr>
-            <w:tcW w:type="dxa" w:w="1247"/>
-            <w:vAlign w:val="center"/>
-          </w:tcPr>
-          <w:p>
-            <w:pPr>
-              <w:spacing w:before="40" w:after="40" w:line="276" w:lineRule="auto"/>
-              <w:jc w:val="center"/>
-            </w:pPr>
-            <w:r>
-              <w:rPr>
-                <w:rFonts w:ascii="Times New Roman" w:hAnsi="Times New Roman"/>
-                <w:sz w:val="26"/>
-                <w:rFonts w:ascii="Times New Roman" w:hAnsi="Times New Roman" w:cs="Times New Roman"/>
+            <w:tcW w:type="dxa" w:w="1862"/>
+            <w:tcMar>
+              <w:top w:w="80" w:type="dxa"/>
+              <w:bottom w:w="80" w:type="dxa"/>
+              <w:left w:w="120" w:type="dxa"/>
+              <w:right w:w="120" w:type="dxa"/>
+            </w:tcMar>
+          </w:tcPr>
+          <w:p>
+            <w:pPr>
+              <w:spacing w:line="276" w:lineRule="auto" w:after="40"/>
+              <w:jc w:val="center"/>
+            </w:pPr>
+            <w:r/>
+            <w:r>
+              <w:rPr>
+                <w:rFonts w:ascii="Times New Roman" w:hAnsi="Times New Roman" w:cs="Times New Roman" w:eastAsia="Times New Roman"/>
+                <w:b w:val="0"/>
+                <w:i w:val="0"/>
+                <w:sz w:val="26"/>
               </w:rPr>
               <w:t>20</w:t>
             </w:r>
@@ -3514,21 +4207,28 @@
         </w:tc>
         <w:tc>
           <w:tcPr>
-            <w:tcW w:type="dxa" w:w="3402"/>
-            <w:vAlign w:val="center"/>
-          </w:tcPr>
-          <w:p>
-            <w:pPr>
-              <w:spacing w:before="40" w:after="40" w:line="276" w:lineRule="auto"/>
-              <w:jc w:val="both"/>
-            </w:pPr>
-            <w:r>
-              <w:rPr>
-                <w:rFonts w:ascii="Times New Roman" w:hAnsi="Times New Roman"/>
-                <w:sz w:val="26"/>
-                <w:rFonts w:ascii="Times New Roman" w:hAnsi="Times New Roman" w:cs="Times New Roman"/>
-              </w:rPr>
-              <w:t>Kiểm tra đánh giá kết quả học tập thực hành Robotics.</w:t>
+            <w:tcW w:type="dxa" w:w="1862"/>
+            <w:tcMar>
+              <w:top w:w="80" w:type="dxa"/>
+              <w:bottom w:w="80" w:type="dxa"/>
+              <w:left w:w="120" w:type="dxa"/>
+              <w:right w:w="120" w:type="dxa"/>
+            </w:tcMar>
+          </w:tcPr>
+          <w:p>
+            <w:pPr>
+              <w:spacing w:line="276" w:lineRule="auto" w:after="40"/>
+              <w:jc w:val="left"/>
+            </w:pPr>
+            <w:r/>
+            <w:r>
+              <w:rPr>
+                <w:rFonts w:ascii="Times New Roman" w:hAnsi="Times New Roman" w:cs="Times New Roman" w:eastAsia="Times New Roman"/>
+                <w:b w:val="0"/>
+                <w:i w:val="0"/>
+                <w:sz w:val="26"/>
+              </w:rPr>
+              <w:t>Tìm hiểu cơ cấu tay đòn thủy lực máy xúc; lắp mô hình máy xúc đào đất.</w:t>
             </w:r>
           </w:p>
         </w:tc>
@@ -3536,19 +4236,26 @@
       <w:tr>
         <w:tc>
           <w:tcPr>
-            <w:tcW w:type="dxa" w:w="680"/>
-            <w:vAlign w:val="center"/>
-          </w:tcPr>
-          <w:p>
-            <w:pPr>
-              <w:spacing w:before="40" w:after="40" w:line="276" w:lineRule="auto"/>
-              <w:jc w:val="center"/>
-            </w:pPr>
-            <w:r>
-              <w:rPr>
-                <w:rFonts w:ascii="Times New Roman" w:hAnsi="Times New Roman"/>
-                <w:sz w:val="26"/>
-                <w:rFonts w:ascii="Times New Roman" w:hAnsi="Times New Roman" w:cs="Times New Roman"/>
+            <w:tcW w:type="dxa" w:w="1862"/>
+            <w:tcMar>
+              <w:top w:w="80" w:type="dxa"/>
+              <w:bottom w:w="80" w:type="dxa"/>
+              <w:left w:w="120" w:type="dxa"/>
+              <w:right w:w="120" w:type="dxa"/>
+            </w:tcMar>
+          </w:tcPr>
+          <w:p>
+            <w:pPr>
+              <w:spacing w:line="276" w:lineRule="auto" w:after="40"/>
+              <w:jc w:val="center"/>
+            </w:pPr>
+            <w:r/>
+            <w:r>
+              <w:rPr>
+                <w:rFonts w:ascii="Times New Roman" w:hAnsi="Times New Roman" w:cs="Times New Roman" w:eastAsia="Times New Roman"/>
+                <w:b w:val="0"/>
+                <w:i w:val="0"/>
+                <w:sz w:val="26"/>
               </w:rPr>
               <w:t>21</w:t>
             </w:r>
@@ -3556,39 +4263,53 @@
         </w:tc>
         <w:tc>
           <w:tcPr>
-            <w:tcW w:type="dxa" w:w="3118"/>
-            <w:vAlign w:val="center"/>
-          </w:tcPr>
-          <w:p>
-            <w:pPr>
-              <w:spacing w:before="40" w:after="40" w:line="276" w:lineRule="auto"/>
-              <w:jc w:val="both"/>
-            </w:pPr>
-            <w:r>
-              <w:rPr>
-                <w:rFonts w:ascii="Times New Roman" w:hAnsi="Times New Roman"/>
-                <w:sz w:val="26"/>
-                <w:rFonts w:ascii="Times New Roman" w:hAnsi="Times New Roman" w:cs="Times New Roman"/>
-              </w:rPr>
-              <w:t>Bài 16. Khám phá vũ trụ rộng lớn</w:t>
-            </w:r>
-          </w:p>
-        </w:tc>
-        <w:tc>
-          <w:tcPr>
-            <w:tcW w:type="dxa" w:w="850"/>
-            <w:vAlign w:val="center"/>
-          </w:tcPr>
-          <w:p>
-            <w:pPr>
-              <w:spacing w:before="40" w:after="40" w:line="276" w:lineRule="auto"/>
-              <w:jc w:val="center"/>
-            </w:pPr>
-            <w:r>
-              <w:rPr>
-                <w:rFonts w:ascii="Times New Roman" w:hAnsi="Times New Roman"/>
-                <w:sz w:val="26"/>
-                <w:rFonts w:ascii="Times New Roman" w:hAnsi="Times New Roman" w:cs="Times New Roman"/>
+            <w:tcW w:type="dxa" w:w="1862"/>
+            <w:tcMar>
+              <w:top w:w="80" w:type="dxa"/>
+              <w:bottom w:w="80" w:type="dxa"/>
+              <w:left w:w="120" w:type="dxa"/>
+              <w:right w:w="120" w:type="dxa"/>
+            </w:tcMar>
+          </w:tcPr>
+          <w:p>
+            <w:pPr>
+              <w:spacing w:line="276" w:lineRule="auto" w:after="40"/>
+              <w:jc w:val="left"/>
+            </w:pPr>
+            <w:r/>
+            <w:r>
+              <w:rPr>
+                <w:rFonts w:ascii="Times New Roman" w:hAnsi="Times New Roman" w:cs="Times New Roman" w:eastAsia="Times New Roman"/>
+                <w:b w:val="0"/>
+                <w:i w:val="0"/>
+                <w:sz w:val="26"/>
+              </w:rPr>
+              <w:t>Bài 16. Cùng nhau đi khắp thế giới</w:t>
+            </w:r>
+          </w:p>
+        </w:tc>
+        <w:tc>
+          <w:tcPr>
+            <w:tcW w:type="dxa" w:w="1862"/>
+            <w:tcMar>
+              <w:top w:w="80" w:type="dxa"/>
+              <w:bottom w:w="80" w:type="dxa"/>
+              <w:left w:w="120" w:type="dxa"/>
+              <w:right w:w="120" w:type="dxa"/>
+            </w:tcMar>
+          </w:tcPr>
+          <w:p>
+            <w:pPr>
+              <w:spacing w:line="276" w:lineRule="auto" w:after="40"/>
+              <w:jc w:val="center"/>
+            </w:pPr>
+            <w:r/>
+            <w:r>
+              <w:rPr>
+                <w:rFonts w:ascii="Times New Roman" w:hAnsi="Times New Roman" w:cs="Times New Roman" w:eastAsia="Times New Roman"/>
+                <w:b w:val="0"/>
+                <w:i w:val="0"/>
+                <w:sz w:val="26"/>
               </w:rPr>
               <w:t>1</w:t>
             </w:r>
@@ -3596,19 +4317,26 @@
         </w:tc>
         <w:tc>
           <w:tcPr>
-            <w:tcW w:type="dxa" w:w="1247"/>
-            <w:vAlign w:val="center"/>
-          </w:tcPr>
-          <w:p>
-            <w:pPr>
-              <w:spacing w:before="40" w:after="40" w:line="276" w:lineRule="auto"/>
-              <w:jc w:val="center"/>
-            </w:pPr>
-            <w:r>
-              <w:rPr>
-                <w:rFonts w:ascii="Times New Roman" w:hAnsi="Times New Roman"/>
-                <w:sz w:val="26"/>
-                <w:rFonts w:ascii="Times New Roman" w:hAnsi="Times New Roman" w:cs="Times New Roman"/>
+            <w:tcW w:type="dxa" w:w="1862"/>
+            <w:tcMar>
+              <w:top w:w="80" w:type="dxa"/>
+              <w:bottom w:w="80" w:type="dxa"/>
+              <w:left w:w="120" w:type="dxa"/>
+              <w:right w:w="120" w:type="dxa"/>
+            </w:tcMar>
+          </w:tcPr>
+          <w:p>
+            <w:pPr>
+              <w:spacing w:line="276" w:lineRule="auto" w:after="40"/>
+              <w:jc w:val="center"/>
+            </w:pPr>
+            <w:r/>
+            <w:r>
+              <w:rPr>
+                <w:rFonts w:ascii="Times New Roman" w:hAnsi="Times New Roman" w:cs="Times New Roman" w:eastAsia="Times New Roman"/>
+                <w:b w:val="0"/>
+                <w:i w:val="0"/>
+                <w:sz w:val="26"/>
               </w:rPr>
               <w:t>21</w:t>
             </w:r>
@@ -3616,21 +4344,28 @@
         </w:tc>
         <w:tc>
           <w:tcPr>
-            <w:tcW w:type="dxa" w:w="3402"/>
-            <w:vAlign w:val="center"/>
-          </w:tcPr>
-          <w:p>
-            <w:pPr>
-              <w:spacing w:before="40" w:after="40" w:line="276" w:lineRule="auto"/>
-              <w:jc w:val="both"/>
-            </w:pPr>
-            <w:r>
-              <w:rPr>
-                <w:rFonts w:ascii="Times New Roman" w:hAnsi="Times New Roman"/>
-                <w:sz w:val="26"/>
-                <w:rFonts w:ascii="Times New Roman" w:hAnsi="Times New Roman" w:cs="Times New Roman"/>
-              </w:rPr>
-              <w:t>Tìm hiểu nguyên lý tàu vũ trụ; lắp mô hình tàu vũ trụ.</w:t>
+            <w:tcW w:type="dxa" w:w="1862"/>
+            <w:tcMar>
+              <w:top w:w="80" w:type="dxa"/>
+              <w:bottom w:w="80" w:type="dxa"/>
+              <w:left w:w="120" w:type="dxa"/>
+              <w:right w:w="120" w:type="dxa"/>
+            </w:tcMar>
+          </w:tcPr>
+          <w:p>
+            <w:pPr>
+              <w:spacing w:line="276" w:lineRule="auto" w:after="40"/>
+              <w:jc w:val="left"/>
+            </w:pPr>
+            <w:r/>
+            <w:r>
+              <w:rPr>
+                <w:rFonts w:ascii="Times New Roman" w:hAnsi="Times New Roman" w:cs="Times New Roman" w:eastAsia="Times New Roman"/>
+                <w:b w:val="0"/>
+                <w:i w:val="0"/>
+                <w:sz w:val="26"/>
+              </w:rPr>
+              <w:t>Tìm hiểu các phương tiện vượt đại dương; lắp mô hình thuyền buồm hai thân.</w:t>
             </w:r>
           </w:p>
         </w:tc>
@@ -3638,19 +4373,26 @@
       <w:tr>
         <w:tc>
           <w:tcPr>
-            <w:tcW w:type="dxa" w:w="680"/>
-            <w:vAlign w:val="center"/>
-          </w:tcPr>
-          <w:p>
-            <w:pPr>
-              <w:spacing w:before="40" w:after="40" w:line="276" w:lineRule="auto"/>
-              <w:jc w:val="center"/>
-            </w:pPr>
-            <w:r>
-              <w:rPr>
-                <w:rFonts w:ascii="Times New Roman" w:hAnsi="Times New Roman"/>
-                <w:sz w:val="26"/>
-                <w:rFonts w:ascii="Times New Roman" w:hAnsi="Times New Roman" w:cs="Times New Roman"/>
+            <w:tcW w:type="dxa" w:w="1862"/>
+            <w:tcMar>
+              <w:top w:w="80" w:type="dxa"/>
+              <w:bottom w:w="80" w:type="dxa"/>
+              <w:left w:w="120" w:type="dxa"/>
+              <w:right w:w="120" w:type="dxa"/>
+            </w:tcMar>
+          </w:tcPr>
+          <w:p>
+            <w:pPr>
+              <w:spacing w:line="276" w:lineRule="auto" w:after="40"/>
+              <w:jc w:val="center"/>
+            </w:pPr>
+            <w:r/>
+            <w:r>
+              <w:rPr>
+                <w:rFonts w:ascii="Times New Roman" w:hAnsi="Times New Roman" w:cs="Times New Roman" w:eastAsia="Times New Roman"/>
+                <w:b w:val="0"/>
+                <w:i w:val="0"/>
+                <w:sz w:val="26"/>
               </w:rPr>
               <w:t>22</w:t>
             </w:r>
@@ -3658,39 +4400,53 @@
         </w:tc>
         <w:tc>
           <w:tcPr>
-            <w:tcW w:type="dxa" w:w="3118"/>
-            <w:vAlign w:val="center"/>
-          </w:tcPr>
-          <w:p>
-            <w:pPr>
-              <w:spacing w:before="40" w:after="40" w:line="276" w:lineRule="auto"/>
-              <w:jc w:val="both"/>
-            </w:pPr>
-            <w:r>
-              <w:rPr>
-                <w:rFonts w:ascii="Times New Roman" w:hAnsi="Times New Roman"/>
-                <w:sz w:val="26"/>
-                <w:rFonts w:ascii="Times New Roman" w:hAnsi="Times New Roman" w:cs="Times New Roman"/>
-              </w:rPr>
-              <w:t>Bài 17. Máy bắn đá khổng lồ</w:t>
-            </w:r>
-          </w:p>
-        </w:tc>
-        <w:tc>
-          <w:tcPr>
-            <w:tcW w:type="dxa" w:w="850"/>
-            <w:vAlign w:val="center"/>
-          </w:tcPr>
-          <w:p>
-            <w:pPr>
-              <w:spacing w:before="40" w:after="40" w:line="276" w:lineRule="auto"/>
-              <w:jc w:val="center"/>
-            </w:pPr>
-            <w:r>
-              <w:rPr>
-                <w:rFonts w:ascii="Times New Roman" w:hAnsi="Times New Roman"/>
-                <w:sz w:val="26"/>
-                <w:rFonts w:ascii="Times New Roman" w:hAnsi="Times New Roman" w:cs="Times New Roman"/>
+            <w:tcW w:type="dxa" w:w="1862"/>
+            <w:tcMar>
+              <w:top w:w="80" w:type="dxa"/>
+              <w:bottom w:w="80" w:type="dxa"/>
+              <w:left w:w="120" w:type="dxa"/>
+              <w:right w:w="120" w:type="dxa"/>
+            </w:tcMar>
+          </w:tcPr>
+          <w:p>
+            <w:pPr>
+              <w:spacing w:line="276" w:lineRule="auto" w:after="40"/>
+              <w:jc w:val="left"/>
+            </w:pPr>
+            <w:r/>
+            <w:r>
+              <w:rPr>
+                <w:rFonts w:ascii="Times New Roman" w:hAnsi="Times New Roman" w:cs="Times New Roman" w:eastAsia="Times New Roman"/>
+                <w:b w:val="0"/>
+                <w:i w:val="0"/>
+                <w:sz w:val="26"/>
+              </w:rPr>
+              <w:t>Bài 17. Nhắm và bắn!</w:t>
+            </w:r>
+          </w:p>
+        </w:tc>
+        <w:tc>
+          <w:tcPr>
+            <w:tcW w:type="dxa" w:w="1862"/>
+            <w:tcMar>
+              <w:top w:w="80" w:type="dxa"/>
+              <w:bottom w:w="80" w:type="dxa"/>
+              <w:left w:w="120" w:type="dxa"/>
+              <w:right w:w="120" w:type="dxa"/>
+            </w:tcMar>
+          </w:tcPr>
+          <w:p>
+            <w:pPr>
+              <w:spacing w:line="276" w:lineRule="auto" w:after="40"/>
+              <w:jc w:val="center"/>
+            </w:pPr>
+            <w:r/>
+            <w:r>
+              <w:rPr>
+                <w:rFonts w:ascii="Times New Roman" w:hAnsi="Times New Roman" w:cs="Times New Roman" w:eastAsia="Times New Roman"/>
+                <w:b w:val="0"/>
+                <w:i w:val="0"/>
+                <w:sz w:val="26"/>
               </w:rPr>
               <w:t>1</w:t>
             </w:r>
@@ -3698,19 +4454,26 @@
         </w:tc>
         <w:tc>
           <w:tcPr>
-            <w:tcW w:type="dxa" w:w="1247"/>
-            <w:vAlign w:val="center"/>
-          </w:tcPr>
-          <w:p>
-            <w:pPr>
-              <w:spacing w:before="40" w:after="40" w:line="276" w:lineRule="auto"/>
-              <w:jc w:val="center"/>
-            </w:pPr>
-            <w:r>
-              <w:rPr>
-                <w:rFonts w:ascii="Times New Roman" w:hAnsi="Times New Roman"/>
-                <w:sz w:val="26"/>
-                <w:rFonts w:ascii="Times New Roman" w:hAnsi="Times New Roman" w:cs="Times New Roman"/>
+            <w:tcW w:type="dxa" w:w="1862"/>
+            <w:tcMar>
+              <w:top w:w="80" w:type="dxa"/>
+              <w:bottom w:w="80" w:type="dxa"/>
+              <w:left w:w="120" w:type="dxa"/>
+              <w:right w:w="120" w:type="dxa"/>
+            </w:tcMar>
+          </w:tcPr>
+          <w:p>
+            <w:pPr>
+              <w:spacing w:line="276" w:lineRule="auto" w:after="40"/>
+              <w:jc w:val="center"/>
+            </w:pPr>
+            <w:r/>
+            <w:r>
+              <w:rPr>
+                <w:rFonts w:ascii="Times New Roman" w:hAnsi="Times New Roman" w:cs="Times New Roman" w:eastAsia="Times New Roman"/>
+                <w:b w:val="0"/>
+                <w:i w:val="0"/>
+                <w:sz w:val="26"/>
               </w:rPr>
               <w:t>22</w:t>
             </w:r>
@@ -3718,21 +4481,28 @@
         </w:tc>
         <w:tc>
           <w:tcPr>
-            <w:tcW w:type="dxa" w:w="3402"/>
-            <w:vAlign w:val="center"/>
-          </w:tcPr>
-          <w:p>
-            <w:pPr>
-              <w:spacing w:before="40" w:after="40" w:line="276" w:lineRule="auto"/>
-              <w:jc w:val="both"/>
-            </w:pPr>
-            <w:r>
-              <w:rPr>
-                <w:rFonts w:ascii="Times New Roman" w:hAnsi="Times New Roman"/>
-                <w:sz w:val="26"/>
-                <w:rFonts w:ascii="Times New Roman" w:hAnsi="Times New Roman" w:cs="Times New Roman"/>
-              </w:rPr>
-              <w:t>Tìm hiểu cấu tạo máy bắn đá và thử nghiệm tầm bắn.</w:t>
+            <w:tcW w:type="dxa" w:w="1862"/>
+            <w:tcMar>
+              <w:top w:w="80" w:type="dxa"/>
+              <w:bottom w:w="80" w:type="dxa"/>
+              <w:left w:w="120" w:type="dxa"/>
+              <w:right w:w="120" w:type="dxa"/>
+            </w:tcMar>
+          </w:tcPr>
+          <w:p>
+            <w:pPr>
+              <w:spacing w:line="276" w:lineRule="auto" w:after="40"/>
+              <w:jc w:val="left"/>
+            </w:pPr>
+            <w:r/>
+            <w:r>
+              <w:rPr>
+                <w:rFonts w:ascii="Times New Roman" w:hAnsi="Times New Roman" w:cs="Times New Roman" w:eastAsia="Times New Roman"/>
+                <w:b w:val="0"/>
+                <w:i w:val="0"/>
+                <w:sz w:val="26"/>
+              </w:rPr>
+              <w:t>Tìm hiểu nguyên lý bắn đạn cơ học; lắp mô hình máy bắn mục tiêu chuẩn xác.</w:t>
             </w:r>
           </w:p>
         </w:tc>
@@ -3740,19 +4510,26 @@
       <w:tr>
         <w:tc>
           <w:tcPr>
-            <w:tcW w:type="dxa" w:w="680"/>
-            <w:vAlign w:val="center"/>
-          </w:tcPr>
-          <w:p>
-            <w:pPr>
-              <w:spacing w:before="40" w:after="40" w:line="276" w:lineRule="auto"/>
-              <w:jc w:val="center"/>
-            </w:pPr>
-            <w:r>
-              <w:rPr>
-                <w:rFonts w:ascii="Times New Roman" w:hAnsi="Times New Roman"/>
-                <w:sz w:val="26"/>
-                <w:rFonts w:ascii="Times New Roman" w:hAnsi="Times New Roman" w:cs="Times New Roman"/>
+            <w:tcW w:type="dxa" w:w="1862"/>
+            <w:tcMar>
+              <w:top w:w="80" w:type="dxa"/>
+              <w:bottom w:w="80" w:type="dxa"/>
+              <w:left w:w="120" w:type="dxa"/>
+              <w:right w:w="120" w:type="dxa"/>
+            </w:tcMar>
+          </w:tcPr>
+          <w:p>
+            <w:pPr>
+              <w:spacing w:line="276" w:lineRule="auto" w:after="40"/>
+              <w:jc w:val="center"/>
+            </w:pPr>
+            <w:r/>
+            <w:r>
+              <w:rPr>
+                <w:rFonts w:ascii="Times New Roman" w:hAnsi="Times New Roman" w:cs="Times New Roman" w:eastAsia="Times New Roman"/>
+                <w:b w:val="0"/>
+                <w:i w:val="0"/>
+                <w:sz w:val="26"/>
               </w:rPr>
               <w:t>23</w:t>
             </w:r>
@@ -3760,39 +4537,53 @@
         </w:tc>
         <w:tc>
           <w:tcPr>
-            <w:tcW w:type="dxa" w:w="3118"/>
-            <w:vAlign w:val="center"/>
-          </w:tcPr>
-          <w:p>
-            <w:pPr>
-              <w:spacing w:before="40" w:after="40" w:line="276" w:lineRule="auto"/>
-              <w:jc w:val="both"/>
-            </w:pPr>
-            <w:r>
-              <w:rPr>
-                <w:rFonts w:ascii="Times New Roman" w:hAnsi="Times New Roman"/>
-                <w:sz w:val="26"/>
-                <w:rFonts w:ascii="Times New Roman" w:hAnsi="Times New Roman" w:cs="Times New Roman"/>
-              </w:rPr>
-              <w:t>Bài 18. Trò chơi dân gian</w:t>
-            </w:r>
-          </w:p>
-        </w:tc>
-        <w:tc>
-          <w:tcPr>
-            <w:tcW w:type="dxa" w:w="850"/>
-            <w:vAlign w:val="center"/>
-          </w:tcPr>
-          <w:p>
-            <w:pPr>
-              <w:spacing w:before="40" w:after="40" w:line="276" w:lineRule="auto"/>
-              <w:jc w:val="center"/>
-            </w:pPr>
-            <w:r>
-              <w:rPr>
-                <w:rFonts w:ascii="Times New Roman" w:hAnsi="Times New Roman"/>
-                <w:sz w:val="26"/>
-                <w:rFonts w:ascii="Times New Roman" w:hAnsi="Times New Roman" w:cs="Times New Roman"/>
+            <w:tcW w:type="dxa" w:w="1862"/>
+            <w:tcMar>
+              <w:top w:w="80" w:type="dxa"/>
+              <w:bottom w:w="80" w:type="dxa"/>
+              <w:left w:w="120" w:type="dxa"/>
+              <w:right w:w="120" w:type="dxa"/>
+            </w:tcMar>
+          </w:tcPr>
+          <w:p>
+            <w:pPr>
+              <w:spacing w:line="276" w:lineRule="auto" w:after="40"/>
+              <w:jc w:val="left"/>
+            </w:pPr>
+            <w:r/>
+            <w:r>
+              <w:rPr>
+                <w:rFonts w:ascii="Times New Roman" w:hAnsi="Times New Roman" w:cs="Times New Roman" w:eastAsia="Times New Roman"/>
+                <w:b w:val="0"/>
+                <w:i w:val="0"/>
+                <w:sz w:val="26"/>
+              </w:rPr>
+              <w:t>Bài 18. Độ đàn hồi, lực đẩy của cung tên</w:t>
+            </w:r>
+          </w:p>
+        </w:tc>
+        <w:tc>
+          <w:tcPr>
+            <w:tcW w:type="dxa" w:w="1862"/>
+            <w:tcMar>
+              <w:top w:w="80" w:type="dxa"/>
+              <w:bottom w:w="80" w:type="dxa"/>
+              <w:left w:w="120" w:type="dxa"/>
+              <w:right w:w="120" w:type="dxa"/>
+            </w:tcMar>
+          </w:tcPr>
+          <w:p>
+            <w:pPr>
+              <w:spacing w:line="276" w:lineRule="auto" w:after="40"/>
+              <w:jc w:val="center"/>
+            </w:pPr>
+            <w:r/>
+            <w:r>
+              <w:rPr>
+                <w:rFonts w:ascii="Times New Roman" w:hAnsi="Times New Roman" w:cs="Times New Roman" w:eastAsia="Times New Roman"/>
+                <w:b w:val="0"/>
+                <w:i w:val="0"/>
+                <w:sz w:val="26"/>
               </w:rPr>
               <w:t>1</w:t>
             </w:r>
@@ -3800,19 +4591,26 @@
         </w:tc>
         <w:tc>
           <w:tcPr>
-            <w:tcW w:type="dxa" w:w="1247"/>
-            <w:vAlign w:val="center"/>
-          </w:tcPr>
-          <w:p>
-            <w:pPr>
-              <w:spacing w:before="40" w:after="40" w:line="276" w:lineRule="auto"/>
-              <w:jc w:val="center"/>
-            </w:pPr>
-            <w:r>
-              <w:rPr>
-                <w:rFonts w:ascii="Times New Roman" w:hAnsi="Times New Roman"/>
-                <w:sz w:val="26"/>
-                <w:rFonts w:ascii="Times New Roman" w:hAnsi="Times New Roman" w:cs="Times New Roman"/>
+            <w:tcW w:type="dxa" w:w="1862"/>
+            <w:tcMar>
+              <w:top w:w="80" w:type="dxa"/>
+              <w:bottom w:w="80" w:type="dxa"/>
+              <w:left w:w="120" w:type="dxa"/>
+              <w:right w:w="120" w:type="dxa"/>
+            </w:tcMar>
+          </w:tcPr>
+          <w:p>
+            <w:pPr>
+              <w:spacing w:line="276" w:lineRule="auto" w:after="40"/>
+              <w:jc w:val="center"/>
+            </w:pPr>
+            <w:r/>
+            <w:r>
+              <w:rPr>
+                <w:rFonts w:ascii="Times New Roman" w:hAnsi="Times New Roman" w:cs="Times New Roman" w:eastAsia="Times New Roman"/>
+                <w:b w:val="0"/>
+                <w:i w:val="0"/>
+                <w:sz w:val="26"/>
               </w:rPr>
               <w:t>23</w:t>
             </w:r>
@@ -3820,21 +4618,28 @@
         </w:tc>
         <w:tc>
           <w:tcPr>
-            <w:tcW w:type="dxa" w:w="3402"/>
-            <w:vAlign w:val="center"/>
-          </w:tcPr>
-          <w:p>
-            <w:pPr>
-              <w:spacing w:before="40" w:after="40" w:line="276" w:lineRule="auto"/>
-              <w:jc w:val="both"/>
-            </w:pPr>
-            <w:r>
-              <w:rPr>
-                <w:rFonts w:ascii="Times New Roman" w:hAnsi="Times New Roman"/>
-                <w:sz w:val="26"/>
-                <w:rFonts w:ascii="Times New Roman" w:hAnsi="Times New Roman" w:cs="Times New Roman"/>
-              </w:rPr>
-              <w:t>Tìm hiểu kỹ thuật tâng cầu; lắp mô hình trò chơi dân gian.</w:t>
+            <w:tcW w:type="dxa" w:w="1862"/>
+            <w:tcMar>
+              <w:top w:w="80" w:type="dxa"/>
+              <w:bottom w:w="80" w:type="dxa"/>
+              <w:left w:w="120" w:type="dxa"/>
+              <w:right w:w="120" w:type="dxa"/>
+            </w:tcMar>
+          </w:tcPr>
+          <w:p>
+            <w:pPr>
+              <w:spacing w:line="276" w:lineRule="auto" w:after="40"/>
+              <w:jc w:val="left"/>
+            </w:pPr>
+            <w:r/>
+            <w:r>
+              <w:rPr>
+                <w:rFonts w:ascii="Times New Roman" w:hAnsi="Times New Roman" w:cs="Times New Roman" w:eastAsia="Times New Roman"/>
+                <w:b w:val="0"/>
+                <w:i w:val="0"/>
+                <w:sz w:val="26"/>
+              </w:rPr>
+              <w:t>Tìm hiểu thế năng đàn hồi; lắp mô hình cung nỏ cơ khí bắn tên.</w:t>
             </w:r>
           </w:p>
         </w:tc>
@@ -3842,19 +4647,26 @@
       <w:tr>
         <w:tc>
           <w:tcPr>
-            <w:tcW w:type="dxa" w:w="680"/>
-            <w:vAlign w:val="center"/>
-          </w:tcPr>
-          <w:p>
-            <w:pPr>
-              <w:spacing w:before="40" w:after="40" w:line="276" w:lineRule="auto"/>
-              <w:jc w:val="center"/>
-            </w:pPr>
-            <w:r>
-              <w:rPr>
-                <w:rFonts w:ascii="Times New Roman" w:hAnsi="Times New Roman"/>
-                <w:sz w:val="26"/>
-                <w:rFonts w:ascii="Times New Roman" w:hAnsi="Times New Roman" w:cs="Times New Roman"/>
+            <w:tcW w:type="dxa" w:w="1862"/>
+            <w:tcMar>
+              <w:top w:w="80" w:type="dxa"/>
+              <w:bottom w:w="80" w:type="dxa"/>
+              <w:left w:w="120" w:type="dxa"/>
+              <w:right w:w="120" w:type="dxa"/>
+            </w:tcMar>
+          </w:tcPr>
+          <w:p>
+            <w:pPr>
+              <w:spacing w:line="276" w:lineRule="auto" w:after="40"/>
+              <w:jc w:val="center"/>
+            </w:pPr>
+            <w:r/>
+            <w:r>
+              <w:rPr>
+                <w:rFonts w:ascii="Times New Roman" w:hAnsi="Times New Roman" w:cs="Times New Roman" w:eastAsia="Times New Roman"/>
+                <w:b w:val="0"/>
+                <w:i w:val="0"/>
+                <w:sz w:val="26"/>
               </w:rPr>
               <w:t>24</w:t>
             </w:r>
@@ -3862,39 +4674,53 @@
         </w:tc>
         <w:tc>
           <w:tcPr>
-            <w:tcW w:type="dxa" w:w="3118"/>
-            <w:vAlign w:val="center"/>
-          </w:tcPr>
-          <w:p>
-            <w:pPr>
-              <w:spacing w:before="40" w:after="40" w:line="276" w:lineRule="auto"/>
-              <w:jc w:val="both"/>
-            </w:pPr>
-            <w:r>
-              <w:rPr>
-                <w:rFonts w:ascii="Times New Roman" w:hAnsi="Times New Roman"/>
-                <w:sz w:val="26"/>
-                <w:rFonts w:ascii="Times New Roman" w:hAnsi="Times New Roman" w:cs="Times New Roman"/>
-              </w:rPr>
-              <w:t>Bài 19. Khám phá trò chơi truyền thống các nước</w:t>
-            </w:r>
-          </w:p>
-        </w:tc>
-        <w:tc>
-          <w:tcPr>
-            <w:tcW w:type="dxa" w:w="850"/>
-            <w:vAlign w:val="center"/>
-          </w:tcPr>
-          <w:p>
-            <w:pPr>
-              <w:spacing w:before="40" w:after="40" w:line="276" w:lineRule="auto"/>
-              <w:jc w:val="center"/>
-            </w:pPr>
-            <w:r>
-              <w:rPr>
-                <w:rFonts w:ascii="Times New Roman" w:hAnsi="Times New Roman"/>
-                <w:sz w:val="26"/>
-                <w:rFonts w:ascii="Times New Roman" w:hAnsi="Times New Roman" w:cs="Times New Roman"/>
+            <w:tcW w:type="dxa" w:w="1862"/>
+            <w:tcMar>
+              <w:top w:w="80" w:type="dxa"/>
+              <w:bottom w:w="80" w:type="dxa"/>
+              <w:left w:w="120" w:type="dxa"/>
+              <w:right w:w="120" w:type="dxa"/>
+            </w:tcMar>
+          </w:tcPr>
+          <w:p>
+            <w:pPr>
+              <w:spacing w:line="276" w:lineRule="auto" w:after="40"/>
+              <w:jc w:val="left"/>
+            </w:pPr>
+            <w:r/>
+            <w:r>
+              <w:rPr>
+                <w:rFonts w:ascii="Times New Roman" w:hAnsi="Times New Roman" w:cs="Times New Roman" w:eastAsia="Times New Roman"/>
+                <w:b w:val="0"/>
+                <w:i w:val="0"/>
+                <w:sz w:val="26"/>
+              </w:rPr>
+              <w:t>Bài 19. Ba! Hai! Một! Bắn!!!</w:t>
+            </w:r>
+          </w:p>
+        </w:tc>
+        <w:tc>
+          <w:tcPr>
+            <w:tcW w:type="dxa" w:w="1862"/>
+            <w:tcMar>
+              <w:top w:w="80" w:type="dxa"/>
+              <w:bottom w:w="80" w:type="dxa"/>
+              <w:left w:w="120" w:type="dxa"/>
+              <w:right w:w="120" w:type="dxa"/>
+            </w:tcMar>
+          </w:tcPr>
+          <w:p>
+            <w:pPr>
+              <w:spacing w:line="276" w:lineRule="auto" w:after="40"/>
+              <w:jc w:val="center"/>
+            </w:pPr>
+            <w:r/>
+            <w:r>
+              <w:rPr>
+                <w:rFonts w:ascii="Times New Roman" w:hAnsi="Times New Roman" w:cs="Times New Roman" w:eastAsia="Times New Roman"/>
+                <w:b w:val="0"/>
+                <w:i w:val="0"/>
+                <w:sz w:val="26"/>
               </w:rPr>
               <w:t>1</w:t>
             </w:r>
@@ -3902,19 +4728,26 @@
         </w:tc>
         <w:tc>
           <w:tcPr>
-            <w:tcW w:type="dxa" w:w="1247"/>
-            <w:vAlign w:val="center"/>
-          </w:tcPr>
-          <w:p>
-            <w:pPr>
-              <w:spacing w:before="40" w:after="40" w:line="276" w:lineRule="auto"/>
-              <w:jc w:val="center"/>
-            </w:pPr>
-            <w:r>
-              <w:rPr>
-                <w:rFonts w:ascii="Times New Roman" w:hAnsi="Times New Roman"/>
-                <w:sz w:val="26"/>
-                <w:rFonts w:ascii="Times New Roman" w:hAnsi="Times New Roman" w:cs="Times New Roman"/>
+            <w:tcW w:type="dxa" w:w="1862"/>
+            <w:tcMar>
+              <w:top w:w="80" w:type="dxa"/>
+              <w:bottom w:w="80" w:type="dxa"/>
+              <w:left w:w="120" w:type="dxa"/>
+              <w:right w:w="120" w:type="dxa"/>
+            </w:tcMar>
+          </w:tcPr>
+          <w:p>
+            <w:pPr>
+              <w:spacing w:line="276" w:lineRule="auto" w:after="40"/>
+              <w:jc w:val="center"/>
+            </w:pPr>
+            <w:r/>
+            <w:r>
+              <w:rPr>
+                <w:rFonts w:ascii="Times New Roman" w:hAnsi="Times New Roman" w:cs="Times New Roman" w:eastAsia="Times New Roman"/>
+                <w:b w:val="0"/>
+                <w:i w:val="0"/>
+                <w:sz w:val="26"/>
               </w:rPr>
               <w:t>24</w:t>
             </w:r>
@@ -3922,21 +4755,28 @@
         </w:tc>
         <w:tc>
           <w:tcPr>
-            <w:tcW w:type="dxa" w:w="3402"/>
-            <w:vAlign w:val="center"/>
-          </w:tcPr>
-          <w:p>
-            <w:pPr>
-              <w:spacing w:before="40" w:after="40" w:line="276" w:lineRule="auto"/>
-              <w:jc w:val="both"/>
-            </w:pPr>
-            <w:r>
-              <w:rPr>
-                <w:rFonts w:ascii="Times New Roman" w:hAnsi="Times New Roman"/>
-                <w:sz w:val="26"/>
-                <w:rFonts w:ascii="Times New Roman" w:hAnsi="Times New Roman" w:cs="Times New Roman"/>
-              </w:rPr>
-              <w:t>Tìm hiểu luật chơi ném mũi tên; lắp mô hình trò chơi truyền thống.</w:t>
+            <w:tcW w:type="dxa" w:w="1862"/>
+            <w:tcMar>
+              <w:top w:w="80" w:type="dxa"/>
+              <w:bottom w:w="80" w:type="dxa"/>
+              <w:left w:w="120" w:type="dxa"/>
+              <w:right w:w="120" w:type="dxa"/>
+            </w:tcMar>
+          </w:tcPr>
+          <w:p>
+            <w:pPr>
+              <w:spacing w:line="276" w:lineRule="auto" w:after="40"/>
+              <w:jc w:val="left"/>
+            </w:pPr>
+            <w:r/>
+            <w:r>
+              <w:rPr>
+                <w:rFonts w:ascii="Times New Roman" w:hAnsi="Times New Roman" w:cs="Times New Roman" w:eastAsia="Times New Roman"/>
+                <w:b w:val="0"/>
+                <w:i w:val="0"/>
+                <w:sz w:val="26"/>
+              </w:rPr>
+              <w:t>Tìm hiểu cơ chế bệ phóng tên lửa; lắp mô hình bệ phóng tên lửa tự động.</w:t>
             </w:r>
           </w:p>
         </w:tc>
@@ -3944,19 +4784,26 @@
       <w:tr>
         <w:tc>
           <w:tcPr>
-            <w:tcW w:type="dxa" w:w="680"/>
-            <w:vAlign w:val="center"/>
-          </w:tcPr>
-          <w:p>
-            <w:pPr>
-              <w:spacing w:before="40" w:after="40" w:line="276" w:lineRule="auto"/>
-              <w:jc w:val="center"/>
-            </w:pPr>
-            <w:r>
-              <w:rPr>
-                <w:rFonts w:ascii="Times New Roman" w:hAnsi="Times New Roman"/>
-                <w:sz w:val="26"/>
-                <w:rFonts w:ascii="Times New Roman" w:hAnsi="Times New Roman" w:cs="Times New Roman"/>
+            <w:tcW w:type="dxa" w:w="1862"/>
+            <w:tcMar>
+              <w:top w:w="80" w:type="dxa"/>
+              <w:bottom w:w="80" w:type="dxa"/>
+              <w:left w:w="120" w:type="dxa"/>
+              <w:right w:w="120" w:type="dxa"/>
+            </w:tcMar>
+          </w:tcPr>
+          <w:p>
+            <w:pPr>
+              <w:spacing w:line="276" w:lineRule="auto" w:after="40"/>
+              <w:jc w:val="center"/>
+            </w:pPr>
+            <w:r/>
+            <w:r>
+              <w:rPr>
+                <w:rFonts w:ascii="Times New Roman" w:hAnsi="Times New Roman" w:cs="Times New Roman" w:eastAsia="Times New Roman"/>
+                <w:b w:val="0"/>
+                <w:i w:val="0"/>
+                <w:sz w:val="26"/>
               </w:rPr>
               <w:t>25</w:t>
             </w:r>
@@ -3964,39 +4811,53 @@
         </w:tc>
         <w:tc>
           <w:tcPr>
-            <w:tcW w:type="dxa" w:w="3118"/>
-            <w:vAlign w:val="center"/>
-          </w:tcPr>
-          <w:p>
-            <w:pPr>
-              <w:spacing w:before="40" w:after="40" w:line="276" w:lineRule="auto"/>
-              <w:jc w:val="both"/>
-            </w:pPr>
-            <w:r>
-              <w:rPr>
-                <w:rFonts w:ascii="Times New Roman" w:hAnsi="Times New Roman"/>
-                <w:sz w:val="26"/>
-                <w:rFonts w:ascii="Times New Roman" w:hAnsi="Times New Roman" w:cs="Times New Roman"/>
-              </w:rPr>
-              <w:t>Bài 20. Đấu vật thú vị</w:t>
-            </w:r>
-          </w:p>
-        </w:tc>
-        <w:tc>
-          <w:tcPr>
-            <w:tcW w:type="dxa" w:w="850"/>
-            <w:vAlign w:val="center"/>
-          </w:tcPr>
-          <w:p>
-            <w:pPr>
-              <w:spacing w:before="40" w:after="40" w:line="276" w:lineRule="auto"/>
-              <w:jc w:val="center"/>
-            </w:pPr>
-            <w:r>
-              <w:rPr>
-                <w:rFonts w:ascii="Times New Roman" w:hAnsi="Times New Roman"/>
-                <w:sz w:val="26"/>
-                <w:rFonts w:ascii="Times New Roman" w:hAnsi="Times New Roman" w:cs="Times New Roman"/>
+            <w:tcW w:type="dxa" w:w="1862"/>
+            <w:tcMar>
+              <w:top w:w="80" w:type="dxa"/>
+              <w:bottom w:w="80" w:type="dxa"/>
+              <w:left w:w="120" w:type="dxa"/>
+              <w:right w:w="120" w:type="dxa"/>
+            </w:tcMar>
+          </w:tcPr>
+          <w:p>
+            <w:pPr>
+              <w:spacing w:line="276" w:lineRule="auto" w:after="40"/>
+              <w:jc w:val="left"/>
+            </w:pPr>
+            <w:r/>
+            <w:r>
+              <w:rPr>
+                <w:rFonts w:ascii="Times New Roman" w:hAnsi="Times New Roman" w:cs="Times New Roman" w:eastAsia="Times New Roman"/>
+                <w:b w:val="0"/>
+                <w:i w:val="0"/>
+                <w:sz w:val="26"/>
+              </w:rPr>
+              <w:t>Bài 20. Cùng nhau tham quan thành phố</w:t>
+            </w:r>
+          </w:p>
+        </w:tc>
+        <w:tc>
+          <w:tcPr>
+            <w:tcW w:type="dxa" w:w="1862"/>
+            <w:tcMar>
+              <w:top w:w="80" w:type="dxa"/>
+              <w:bottom w:w="80" w:type="dxa"/>
+              <w:left w:w="120" w:type="dxa"/>
+              <w:right w:w="120" w:type="dxa"/>
+            </w:tcMar>
+          </w:tcPr>
+          <w:p>
+            <w:pPr>
+              <w:spacing w:line="276" w:lineRule="auto" w:after="40"/>
+              <w:jc w:val="center"/>
+            </w:pPr>
+            <w:r/>
+            <w:r>
+              <w:rPr>
+                <w:rFonts w:ascii="Times New Roman" w:hAnsi="Times New Roman" w:cs="Times New Roman" w:eastAsia="Times New Roman"/>
+                <w:b w:val="0"/>
+                <w:i w:val="0"/>
+                <w:sz w:val="26"/>
               </w:rPr>
               <w:t>1</w:t>
             </w:r>
@@ -4004,19 +4865,26 @@
         </w:tc>
         <w:tc>
           <w:tcPr>
-            <w:tcW w:type="dxa" w:w="1247"/>
-            <w:vAlign w:val="center"/>
-          </w:tcPr>
-          <w:p>
-            <w:pPr>
-              <w:spacing w:before="40" w:after="40" w:line="276" w:lineRule="auto"/>
-              <w:jc w:val="center"/>
-            </w:pPr>
-            <w:r>
-              <w:rPr>
-                <w:rFonts w:ascii="Times New Roman" w:hAnsi="Times New Roman"/>
-                <w:sz w:val="26"/>
-                <w:rFonts w:ascii="Times New Roman" w:hAnsi="Times New Roman" w:cs="Times New Roman"/>
+            <w:tcW w:type="dxa" w:w="1862"/>
+            <w:tcMar>
+              <w:top w:w="80" w:type="dxa"/>
+              <w:bottom w:w="80" w:type="dxa"/>
+              <w:left w:w="120" w:type="dxa"/>
+              <w:right w:w="120" w:type="dxa"/>
+            </w:tcMar>
+          </w:tcPr>
+          <w:p>
+            <w:pPr>
+              <w:spacing w:line="276" w:lineRule="auto" w:after="40"/>
+              <w:jc w:val="center"/>
+            </w:pPr>
+            <w:r/>
+            <w:r>
+              <w:rPr>
+                <w:rFonts w:ascii="Times New Roman" w:hAnsi="Times New Roman" w:cs="Times New Roman" w:eastAsia="Times New Roman"/>
+                <w:b w:val="0"/>
+                <w:i w:val="0"/>
+                <w:sz w:val="26"/>
               </w:rPr>
               <w:t>25</w:t>
             </w:r>
@@ -4024,21 +4892,28 @@
         </w:tc>
         <w:tc>
           <w:tcPr>
-            <w:tcW w:type="dxa" w:w="3402"/>
-            <w:vAlign w:val="center"/>
-          </w:tcPr>
-          <w:p>
-            <w:pPr>
-              <w:spacing w:before="40" w:after="40" w:line="276" w:lineRule="auto"/>
-              <w:jc w:val="both"/>
-            </w:pPr>
-            <w:r>
-              <w:rPr>
-                <w:rFonts w:ascii="Times New Roman" w:hAnsi="Times New Roman"/>
-                <w:sz w:val="26"/>
-                <w:rFonts w:ascii="Times New Roman" w:hAnsi="Times New Roman" w:cs="Times New Roman"/>
-              </w:rPr>
-              <w:t>Phân biệt thể thao đối kháng; lắp robot đấu vật.</w:t>
+            <w:tcW w:type="dxa" w:w="1862"/>
+            <w:tcMar>
+              <w:top w:w="80" w:type="dxa"/>
+              <w:bottom w:w="80" w:type="dxa"/>
+              <w:left w:w="120" w:type="dxa"/>
+              <w:right w:w="120" w:type="dxa"/>
+            </w:tcMar>
+          </w:tcPr>
+          <w:p>
+            <w:pPr>
+              <w:spacing w:line="276" w:lineRule="auto" w:after="40"/>
+              <w:jc w:val="left"/>
+            </w:pPr>
+            <w:r/>
+            <w:r>
+              <w:rPr>
+                <w:rFonts w:ascii="Times New Roman" w:hAnsi="Times New Roman" w:cs="Times New Roman" w:eastAsia="Times New Roman"/>
+                <w:b w:val="0"/>
+                <w:i w:val="0"/>
+                <w:sz w:val="26"/>
+              </w:rPr>
+              <w:t>Tìm hiểu phương tiện giao thông công cộng; lắp mô hình xe buýt 2 tầng chở khách.</w:t>
             </w:r>
           </w:p>
         </w:tc>
@@ -4046,19 +4921,26 @@
       <w:tr>
         <w:tc>
           <w:tcPr>
-            <w:tcW w:type="dxa" w:w="680"/>
-            <w:vAlign w:val="center"/>
-          </w:tcPr>
-          <w:p>
-            <w:pPr>
-              <w:spacing w:before="40" w:after="40" w:line="276" w:lineRule="auto"/>
-              <w:jc w:val="center"/>
-            </w:pPr>
-            <w:r>
-              <w:rPr>
-                <w:rFonts w:ascii="Times New Roman" w:hAnsi="Times New Roman"/>
-                <w:sz w:val="26"/>
-                <w:rFonts w:ascii="Times New Roman" w:hAnsi="Times New Roman" w:cs="Times New Roman"/>
+            <w:tcW w:type="dxa" w:w="1862"/>
+            <w:tcMar>
+              <w:top w:w="80" w:type="dxa"/>
+              <w:bottom w:w="80" w:type="dxa"/>
+              <w:left w:w="120" w:type="dxa"/>
+              <w:right w:w="120" w:type="dxa"/>
+            </w:tcMar>
+          </w:tcPr>
+          <w:p>
+            <w:pPr>
+              <w:spacing w:line="276" w:lineRule="auto" w:after="40"/>
+              <w:jc w:val="center"/>
+            </w:pPr>
+            <w:r/>
+            <w:r>
+              <w:rPr>
+                <w:rFonts w:ascii="Times New Roman" w:hAnsi="Times New Roman" w:cs="Times New Roman" w:eastAsia="Times New Roman"/>
+                <w:b w:val="0"/>
+                <w:i w:val="0"/>
+                <w:sz w:val="26"/>
               </w:rPr>
               <w:t>26</w:t>
             </w:r>
@@ -4066,39 +4948,53 @@
         </w:tc>
         <w:tc>
           <w:tcPr>
-            <w:tcW w:type="dxa" w:w="3118"/>
-            <w:vAlign w:val="center"/>
-          </w:tcPr>
-          <w:p>
-            <w:pPr>
-              <w:spacing w:before="40" w:after="40" w:line="276" w:lineRule="auto"/>
-              <w:jc w:val="both"/>
-            </w:pPr>
-            <w:r>
-              <w:rPr>
-                <w:rFonts w:ascii="Times New Roman" w:hAnsi="Times New Roman"/>
-                <w:sz w:val="26"/>
-                <w:rFonts w:ascii="Times New Roman" w:hAnsi="Times New Roman" w:cs="Times New Roman"/>
-              </w:rPr>
-              <w:t>Bài 21. Sóc nhỏ dễ thương</w:t>
-            </w:r>
-          </w:p>
-        </w:tc>
-        <w:tc>
-          <w:tcPr>
-            <w:tcW w:type="dxa" w:w="850"/>
-            <w:vAlign w:val="center"/>
-          </w:tcPr>
-          <w:p>
-            <w:pPr>
-              <w:spacing w:before="40" w:after="40" w:line="276" w:lineRule="auto"/>
-              <w:jc w:val="center"/>
-            </w:pPr>
-            <w:r>
-              <w:rPr>
-                <w:rFonts w:ascii="Times New Roman" w:hAnsi="Times New Roman"/>
-                <w:sz w:val="26"/>
-                <w:rFonts w:ascii="Times New Roman" w:hAnsi="Times New Roman" w:cs="Times New Roman"/>
+            <w:tcW w:type="dxa" w:w="1862"/>
+            <w:tcMar>
+              <w:top w:w="80" w:type="dxa"/>
+              <w:bottom w:w="80" w:type="dxa"/>
+              <w:left w:w="120" w:type="dxa"/>
+              <w:right w:w="120" w:type="dxa"/>
+            </w:tcMar>
+          </w:tcPr>
+          <w:p>
+            <w:pPr>
+              <w:spacing w:line="276" w:lineRule="auto" w:after="40"/>
+              <w:jc w:val="left"/>
+            </w:pPr>
+            <w:r/>
+            <w:r>
+              <w:rPr>
+                <w:rFonts w:ascii="Times New Roman" w:hAnsi="Times New Roman" w:cs="Times New Roman" w:eastAsia="Times New Roman"/>
+                <w:b w:val="0"/>
+                <w:i w:val="0"/>
+                <w:sz w:val="26"/>
+              </w:rPr>
+              <w:t>Bài 21. Khám phá trang phục người da đỏ</w:t>
+            </w:r>
+          </w:p>
+        </w:tc>
+        <w:tc>
+          <w:tcPr>
+            <w:tcW w:type="dxa" w:w="1862"/>
+            <w:tcMar>
+              <w:top w:w="80" w:type="dxa"/>
+              <w:bottom w:w="80" w:type="dxa"/>
+              <w:left w:w="120" w:type="dxa"/>
+              <w:right w:w="120" w:type="dxa"/>
+            </w:tcMar>
+          </w:tcPr>
+          <w:p>
+            <w:pPr>
+              <w:spacing w:line="276" w:lineRule="auto" w:after="40"/>
+              <w:jc w:val="center"/>
+            </w:pPr>
+            <w:r/>
+            <w:r>
+              <w:rPr>
+                <w:rFonts w:ascii="Times New Roman" w:hAnsi="Times New Roman" w:cs="Times New Roman" w:eastAsia="Times New Roman"/>
+                <w:b w:val="0"/>
+                <w:i w:val="0"/>
+                <w:sz w:val="26"/>
               </w:rPr>
               <w:t>1</w:t>
             </w:r>
@@ -4106,19 +5002,26 @@
         </w:tc>
         <w:tc>
           <w:tcPr>
-            <w:tcW w:type="dxa" w:w="1247"/>
-            <w:vAlign w:val="center"/>
-          </w:tcPr>
-          <w:p>
-            <w:pPr>
-              <w:spacing w:before="40" w:after="40" w:line="276" w:lineRule="auto"/>
-              <w:jc w:val="center"/>
-            </w:pPr>
-            <w:r>
-              <w:rPr>
-                <w:rFonts w:ascii="Times New Roman" w:hAnsi="Times New Roman"/>
-                <w:sz w:val="26"/>
-                <w:rFonts w:ascii="Times New Roman" w:hAnsi="Times New Roman" w:cs="Times New Roman"/>
+            <w:tcW w:type="dxa" w:w="1862"/>
+            <w:tcMar>
+              <w:top w:w="80" w:type="dxa"/>
+              <w:bottom w:w="80" w:type="dxa"/>
+              <w:left w:w="120" w:type="dxa"/>
+              <w:right w:w="120" w:type="dxa"/>
+            </w:tcMar>
+          </w:tcPr>
+          <w:p>
+            <w:pPr>
+              <w:spacing w:line="276" w:lineRule="auto" w:after="40"/>
+              <w:jc w:val="center"/>
+            </w:pPr>
+            <w:r/>
+            <w:r>
+              <w:rPr>
+                <w:rFonts w:ascii="Times New Roman" w:hAnsi="Times New Roman" w:cs="Times New Roman" w:eastAsia="Times New Roman"/>
+                <w:b w:val="0"/>
+                <w:i w:val="0"/>
+                <w:sz w:val="26"/>
               </w:rPr>
               <w:t>26</w:t>
             </w:r>
@@ -4126,21 +5029,28 @@
         </w:tc>
         <w:tc>
           <w:tcPr>
-            <w:tcW w:type="dxa" w:w="3402"/>
-            <w:vAlign w:val="center"/>
-          </w:tcPr>
-          <w:p>
-            <w:pPr>
-              <w:spacing w:before="40" w:after="40" w:line="276" w:lineRule="auto"/>
-              <w:jc w:val="both"/>
-            </w:pPr>
-            <w:r>
-              <w:rPr>
-                <w:rFonts w:ascii="Times New Roman" w:hAnsi="Times New Roman"/>
-                <w:sz w:val="26"/>
-                <w:rFonts w:ascii="Times New Roman" w:hAnsi="Times New Roman" w:cs="Times New Roman"/>
-              </w:rPr>
-              <w:t>Tìm hiểu đặc trưng ngoại hình sóc; lắp robot sóc nhỏ.</w:t>
+            <w:tcW w:type="dxa" w:w="1862"/>
+            <w:tcMar>
+              <w:top w:w="80" w:type="dxa"/>
+              <w:bottom w:w="80" w:type="dxa"/>
+              <w:left w:w="120" w:type="dxa"/>
+              <w:right w:w="120" w:type="dxa"/>
+            </w:tcMar>
+          </w:tcPr>
+          <w:p>
+            <w:pPr>
+              <w:spacing w:line="276" w:lineRule="auto" w:after="40"/>
+              <w:jc w:val="left"/>
+            </w:pPr>
+            <w:r/>
+            <w:r>
+              <w:rPr>
+                <w:rFonts w:ascii="Times New Roman" w:hAnsi="Times New Roman" w:cs="Times New Roman" w:eastAsia="Times New Roman"/>
+                <w:b w:val="0"/>
+                <w:i w:val="0"/>
+                <w:sz w:val="26"/>
+              </w:rPr>
+              <w:t>Tìm hiểu văn hóa thổ dân; lắp mô hình vũ công múa lễ hội truyền thống.</w:t>
             </w:r>
           </w:p>
         </w:tc>
@@ -4148,19 +5058,26 @@
       <w:tr>
         <w:tc>
           <w:tcPr>
-            <w:tcW w:type="dxa" w:w="680"/>
-            <w:vAlign w:val="center"/>
-          </w:tcPr>
-          <w:p>
-            <w:pPr>
-              <w:spacing w:before="40" w:after="40" w:line="276" w:lineRule="auto"/>
-              <w:jc w:val="center"/>
-            </w:pPr>
-            <w:r>
-              <w:rPr>
-                <w:rFonts w:ascii="Times New Roman" w:hAnsi="Times New Roman"/>
-                <w:sz w:val="26"/>
-                <w:rFonts w:ascii="Times New Roman" w:hAnsi="Times New Roman" w:cs="Times New Roman"/>
+            <w:tcW w:type="dxa" w:w="1862"/>
+            <w:tcMar>
+              <w:top w:w="80" w:type="dxa"/>
+              <w:bottom w:w="80" w:type="dxa"/>
+              <w:left w:w="120" w:type="dxa"/>
+              <w:right w:w="120" w:type="dxa"/>
+            </w:tcMar>
+          </w:tcPr>
+          <w:p>
+            <w:pPr>
+              <w:spacing w:line="276" w:lineRule="auto" w:after="40"/>
+              <w:jc w:val="center"/>
+            </w:pPr>
+            <w:r/>
+            <w:r>
+              <w:rPr>
+                <w:rFonts w:ascii="Times New Roman" w:hAnsi="Times New Roman" w:cs="Times New Roman" w:eastAsia="Times New Roman"/>
+                <w:b w:val="0"/>
+                <w:i w:val="0"/>
+                <w:sz w:val="26"/>
               </w:rPr>
               <w:t>27</w:t>
             </w:r>
@@ -4168,39 +5085,53 @@
         </w:tc>
         <w:tc>
           <w:tcPr>
-            <w:tcW w:type="dxa" w:w="3118"/>
-            <w:vAlign w:val="center"/>
-          </w:tcPr>
-          <w:p>
-            <w:pPr>
-              <w:spacing w:before="40" w:after="40" w:line="276" w:lineRule="auto"/>
-              <w:jc w:val="both"/>
-            </w:pPr>
-            <w:r>
-              <w:rPr>
-                <w:rFonts w:ascii="Times New Roman" w:hAnsi="Times New Roman"/>
-                <w:sz w:val="26"/>
-                <w:rFonts w:ascii="Times New Roman" w:hAnsi="Times New Roman" w:cs="Times New Roman"/>
-              </w:rPr>
-              <w:t>Bài 22. Chú hươu tuyệt đẹp</w:t>
-            </w:r>
-          </w:p>
-        </w:tc>
-        <w:tc>
-          <w:tcPr>
-            <w:tcW w:type="dxa" w:w="850"/>
-            <w:vAlign w:val="center"/>
-          </w:tcPr>
-          <w:p>
-            <w:pPr>
-              <w:spacing w:before="40" w:after="40" w:line="276" w:lineRule="auto"/>
-              <w:jc w:val="center"/>
-            </w:pPr>
-            <w:r>
-              <w:rPr>
-                <w:rFonts w:ascii="Times New Roman" w:hAnsi="Times New Roman"/>
-                <w:sz w:val="26"/>
-                <w:rFonts w:ascii="Times New Roman" w:hAnsi="Times New Roman" w:cs="Times New Roman"/>
+            <w:tcW w:type="dxa" w:w="1862"/>
+            <w:tcMar>
+              <w:top w:w="80" w:type="dxa"/>
+              <w:bottom w:w="80" w:type="dxa"/>
+              <w:left w:w="120" w:type="dxa"/>
+              <w:right w:w="120" w:type="dxa"/>
+            </w:tcMar>
+          </w:tcPr>
+          <w:p>
+            <w:pPr>
+              <w:spacing w:line="276" w:lineRule="auto" w:after="40"/>
+              <w:jc w:val="left"/>
+            </w:pPr>
+            <w:r/>
+            <w:r>
+              <w:rPr>
+                <w:rFonts w:ascii="Times New Roman" w:hAnsi="Times New Roman" w:cs="Times New Roman" w:eastAsia="Times New Roman"/>
+                <w:b/>
+                <w:i w:val="0"/>
+                <w:sz w:val="26"/>
+              </w:rPr>
+              <w:t>Ôn tập Đánh giá định kỳ 3</w:t>
+            </w:r>
+          </w:p>
+        </w:tc>
+        <w:tc>
+          <w:tcPr>
+            <w:tcW w:type="dxa" w:w="1862"/>
+            <w:tcMar>
+              <w:top w:w="80" w:type="dxa"/>
+              <w:bottom w:w="80" w:type="dxa"/>
+              <w:left w:w="120" w:type="dxa"/>
+              <w:right w:w="120" w:type="dxa"/>
+            </w:tcMar>
+          </w:tcPr>
+          <w:p>
+            <w:pPr>
+              <w:spacing w:line="276" w:lineRule="auto" w:after="40"/>
+              <w:jc w:val="center"/>
+            </w:pPr>
+            <w:r/>
+            <w:r>
+              <w:rPr>
+                <w:rFonts w:ascii="Times New Roman" w:hAnsi="Times New Roman" w:cs="Times New Roman" w:eastAsia="Times New Roman"/>
+                <w:b w:val="0"/>
+                <w:i w:val="0"/>
+                <w:sz w:val="26"/>
               </w:rPr>
               <w:t>1</w:t>
             </w:r>
@@ -4208,19 +5139,26 @@
         </w:tc>
         <w:tc>
           <w:tcPr>
-            <w:tcW w:type="dxa" w:w="1247"/>
-            <w:vAlign w:val="center"/>
-          </w:tcPr>
-          <w:p>
-            <w:pPr>
-              <w:spacing w:before="40" w:after="40" w:line="276" w:lineRule="auto"/>
-              <w:jc w:val="center"/>
-            </w:pPr>
-            <w:r>
-              <w:rPr>
-                <w:rFonts w:ascii="Times New Roman" w:hAnsi="Times New Roman"/>
-                <w:sz w:val="26"/>
-                <w:rFonts w:ascii="Times New Roman" w:hAnsi="Times New Roman" w:cs="Times New Roman"/>
+            <w:tcW w:type="dxa" w:w="1862"/>
+            <w:tcMar>
+              <w:top w:w="80" w:type="dxa"/>
+              <w:bottom w:w="80" w:type="dxa"/>
+              <w:left w:w="120" w:type="dxa"/>
+              <w:right w:w="120" w:type="dxa"/>
+            </w:tcMar>
+          </w:tcPr>
+          <w:p>
+            <w:pPr>
+              <w:spacing w:line="276" w:lineRule="auto" w:after="40"/>
+              <w:jc w:val="center"/>
+            </w:pPr>
+            <w:r/>
+            <w:r>
+              <w:rPr>
+                <w:rFonts w:ascii="Times New Roman" w:hAnsi="Times New Roman" w:cs="Times New Roman" w:eastAsia="Times New Roman"/>
+                <w:b w:val="0"/>
+                <w:i w:val="0"/>
+                <w:sz w:val="26"/>
               </w:rPr>
               <w:t>27</w:t>
             </w:r>
@@ -4228,21 +5166,28 @@
         </w:tc>
         <w:tc>
           <w:tcPr>
-            <w:tcW w:type="dxa" w:w="3402"/>
-            <w:vAlign w:val="center"/>
-          </w:tcPr>
-          <w:p>
-            <w:pPr>
-              <w:spacing w:before="40" w:after="40" w:line="276" w:lineRule="auto"/>
-              <w:jc w:val="both"/>
-            </w:pPr>
-            <w:r>
-              <w:rPr>
-                <w:rFonts w:ascii="Times New Roman" w:hAnsi="Times New Roman"/>
-                <w:sz w:val="26"/>
-                <w:rFonts w:ascii="Times New Roman" w:hAnsi="Times New Roman" w:cs="Times New Roman"/>
-              </w:rPr>
-              <w:t>Tìm hiểu tập tính chú hươu; lắp robot hươu.</w:t>
+            <w:tcW w:type="dxa" w:w="1862"/>
+            <w:tcMar>
+              <w:top w:w="80" w:type="dxa"/>
+              <w:bottom w:w="80" w:type="dxa"/>
+              <w:left w:w="120" w:type="dxa"/>
+              <w:right w:w="120" w:type="dxa"/>
+            </w:tcMar>
+          </w:tcPr>
+          <w:p>
+            <w:pPr>
+              <w:spacing w:line="276" w:lineRule="auto" w:after="40"/>
+              <w:jc w:val="left"/>
+            </w:pPr>
+            <w:r/>
+            <w:r>
+              <w:rPr>
+                <w:rFonts w:ascii="Times New Roman" w:hAnsi="Times New Roman" w:cs="Times New Roman" w:eastAsia="Times New Roman"/>
+                <w:b w:val="0"/>
+                <w:i w:val="0"/>
+                <w:sz w:val="26"/>
+              </w:rPr>
+              <w:t>Hệ thống hóa kiến thức chuẩn bị Đánh giá định kỳ 3.</w:t>
             </w:r>
           </w:p>
         </w:tc>
@@ -4250,19 +5195,26 @@
       <w:tr>
         <w:tc>
           <w:tcPr>
-            <w:tcW w:type="dxa" w:w="680"/>
-            <w:vAlign w:val="center"/>
-          </w:tcPr>
-          <w:p>
-            <w:pPr>
-              <w:spacing w:before="40" w:after="40" w:line="276" w:lineRule="auto"/>
-              <w:jc w:val="center"/>
-            </w:pPr>
-            <w:r>
-              <w:rPr>
-                <w:rFonts w:ascii="Times New Roman" w:hAnsi="Times New Roman"/>
-                <w:sz w:val="26"/>
-                <w:rFonts w:ascii="Times New Roman" w:hAnsi="Times New Roman" w:cs="Times New Roman"/>
+            <w:tcW w:type="dxa" w:w="1862"/>
+            <w:tcMar>
+              <w:top w:w="80" w:type="dxa"/>
+              <w:bottom w:w="80" w:type="dxa"/>
+              <w:left w:w="120" w:type="dxa"/>
+              <w:right w:w="120" w:type="dxa"/>
+            </w:tcMar>
+          </w:tcPr>
+          <w:p>
+            <w:pPr>
+              <w:spacing w:line="276" w:lineRule="auto" w:after="40"/>
+              <w:jc w:val="center"/>
+            </w:pPr>
+            <w:r/>
+            <w:r>
+              <w:rPr>
+                <w:rFonts w:ascii="Times New Roman" w:hAnsi="Times New Roman" w:cs="Times New Roman" w:eastAsia="Times New Roman"/>
+                <w:b w:val="0"/>
+                <w:i w:val="0"/>
+                <w:sz w:val="26"/>
               </w:rPr>
               <w:t>28</w:t>
             </w:r>
@@ -4270,39 +5222,53 @@
         </w:tc>
         <w:tc>
           <w:tcPr>
-            <w:tcW w:type="dxa" w:w="3118"/>
-            <w:vAlign w:val="center"/>
-          </w:tcPr>
-          <w:p>
-            <w:pPr>
-              <w:spacing w:before="40" w:after="40" w:line="276" w:lineRule="auto"/>
-              <w:jc w:val="both"/>
-            </w:pPr>
-            <w:r>
-              <w:rPr>
-                <w:rFonts w:ascii="Times New Roman" w:hAnsi="Times New Roman"/>
-                <w:sz w:val="26"/>
-                <w:rFonts w:ascii="Times New Roman" w:hAnsi="Times New Roman" w:cs="Times New Roman"/>
-              </w:rPr>
-              <w:t>Ôn tập Đánh giá định kỳ 3</w:t>
-            </w:r>
-          </w:p>
-        </w:tc>
-        <w:tc>
-          <w:tcPr>
-            <w:tcW w:type="dxa" w:w="850"/>
-            <w:vAlign w:val="center"/>
-          </w:tcPr>
-          <w:p>
-            <w:pPr>
-              <w:spacing w:before="40" w:after="40" w:line="276" w:lineRule="auto"/>
-              <w:jc w:val="center"/>
-            </w:pPr>
-            <w:r>
-              <w:rPr>
-                <w:rFonts w:ascii="Times New Roman" w:hAnsi="Times New Roman"/>
-                <w:sz w:val="26"/>
-                <w:rFonts w:ascii="Times New Roman" w:hAnsi="Times New Roman" w:cs="Times New Roman"/>
+            <w:tcW w:type="dxa" w:w="1862"/>
+            <w:tcMar>
+              <w:top w:w="80" w:type="dxa"/>
+              <w:bottom w:w="80" w:type="dxa"/>
+              <w:left w:w="120" w:type="dxa"/>
+              <w:right w:w="120" w:type="dxa"/>
+            </w:tcMar>
+          </w:tcPr>
+          <w:p>
+            <w:pPr>
+              <w:spacing w:line="276" w:lineRule="auto" w:after="40"/>
+              <w:jc w:val="left"/>
+            </w:pPr>
+            <w:r/>
+            <w:r>
+              <w:rPr>
+                <w:rFonts w:ascii="Times New Roman" w:hAnsi="Times New Roman" w:cs="Times New Roman" w:eastAsia="Times New Roman"/>
+                <w:b/>
+                <w:i w:val="0"/>
+                <w:sz w:val="26"/>
+              </w:rPr>
+              <w:t>Đánh giá định kỳ 3</w:t>
+            </w:r>
+          </w:p>
+        </w:tc>
+        <w:tc>
+          <w:tcPr>
+            <w:tcW w:type="dxa" w:w="1862"/>
+            <w:tcMar>
+              <w:top w:w="80" w:type="dxa"/>
+              <w:bottom w:w="80" w:type="dxa"/>
+              <w:left w:w="120" w:type="dxa"/>
+              <w:right w:w="120" w:type="dxa"/>
+            </w:tcMar>
+          </w:tcPr>
+          <w:p>
+            <w:pPr>
+              <w:spacing w:line="276" w:lineRule="auto" w:after="40"/>
+              <w:jc w:val="center"/>
+            </w:pPr>
+            <w:r/>
+            <w:r>
+              <w:rPr>
+                <w:rFonts w:ascii="Times New Roman" w:hAnsi="Times New Roman" w:cs="Times New Roman" w:eastAsia="Times New Roman"/>
+                <w:b w:val="0"/>
+                <w:i w:val="0"/>
+                <w:sz w:val="26"/>
               </w:rPr>
               <w:t>1</w:t>
             </w:r>
@@ -4310,19 +5276,26 @@
         </w:tc>
         <w:tc>
           <w:tcPr>
-            <w:tcW w:type="dxa" w:w="1247"/>
-            <w:vAlign w:val="center"/>
-          </w:tcPr>
-          <w:p>
-            <w:pPr>
-              <w:spacing w:before="40" w:after="40" w:line="276" w:lineRule="auto"/>
-              <w:jc w:val="center"/>
-            </w:pPr>
-            <w:r>
-              <w:rPr>
-                <w:rFonts w:ascii="Times New Roman" w:hAnsi="Times New Roman"/>
-                <w:sz w:val="26"/>
-                <w:rFonts w:ascii="Times New Roman" w:hAnsi="Times New Roman" w:cs="Times New Roman"/>
+            <w:tcW w:type="dxa" w:w="1862"/>
+            <w:tcMar>
+              <w:top w:w="80" w:type="dxa"/>
+              <w:bottom w:w="80" w:type="dxa"/>
+              <w:left w:w="120" w:type="dxa"/>
+              <w:right w:w="120" w:type="dxa"/>
+            </w:tcMar>
+          </w:tcPr>
+          <w:p>
+            <w:pPr>
+              <w:spacing w:line="276" w:lineRule="auto" w:after="40"/>
+              <w:jc w:val="center"/>
+            </w:pPr>
+            <w:r/>
+            <w:r>
+              <w:rPr>
+                <w:rFonts w:ascii="Times New Roman" w:hAnsi="Times New Roman" w:cs="Times New Roman" w:eastAsia="Times New Roman"/>
+                <w:b w:val="0"/>
+                <w:i w:val="0"/>
+                <w:sz w:val="26"/>
               </w:rPr>
               <w:t>28</w:t>
             </w:r>
@@ -4330,21 +5303,28 @@
         </w:tc>
         <w:tc>
           <w:tcPr>
-            <w:tcW w:type="dxa" w:w="3402"/>
-            <w:vAlign w:val="center"/>
-          </w:tcPr>
-          <w:p>
-            <w:pPr>
-              <w:spacing w:before="40" w:after="40" w:line="276" w:lineRule="auto"/>
-              <w:jc w:val="both"/>
-            </w:pPr>
-            <w:r>
-              <w:rPr>
-                <w:rFonts w:ascii="Times New Roman" w:hAnsi="Times New Roman"/>
-                <w:sz w:val="26"/>
-                <w:rFonts w:ascii="Times New Roman" w:hAnsi="Times New Roman" w:cs="Times New Roman"/>
-              </w:rPr>
-              <w:t>Hệ thống hóa kiến thức chuẩn bị Đánh giá định kỳ 3.</w:t>
+            <w:tcW w:type="dxa" w:w="1862"/>
+            <w:tcMar>
+              <w:top w:w="80" w:type="dxa"/>
+              <w:bottom w:w="80" w:type="dxa"/>
+              <w:left w:w="120" w:type="dxa"/>
+              <w:right w:w="120" w:type="dxa"/>
+            </w:tcMar>
+          </w:tcPr>
+          <w:p>
+            <w:pPr>
+              <w:spacing w:line="276" w:lineRule="auto" w:after="40"/>
+              <w:jc w:val="left"/>
+            </w:pPr>
+            <w:r/>
+            <w:r>
+              <w:rPr>
+                <w:rFonts w:ascii="Times New Roman" w:hAnsi="Times New Roman" w:cs="Times New Roman" w:eastAsia="Times New Roman"/>
+                <w:b w:val="0"/>
+                <w:i w:val="0"/>
+                <w:sz w:val="26"/>
+              </w:rPr>
+              <w:t>Kiểm tra đánh giá kết quả học tập thực hành Robotics định kỳ 3.</w:t>
             </w:r>
           </w:p>
         </w:tc>
@@ -4352,19 +5332,26 @@
       <w:tr>
         <w:tc>
           <w:tcPr>
-            <w:tcW w:type="dxa" w:w="680"/>
-            <w:vAlign w:val="center"/>
-          </w:tcPr>
-          <w:p>
-            <w:pPr>
-              <w:spacing w:before="40" w:after="40" w:line="276" w:lineRule="auto"/>
-              <w:jc w:val="center"/>
-            </w:pPr>
-            <w:r>
-              <w:rPr>
-                <w:rFonts w:ascii="Times New Roman" w:hAnsi="Times New Roman"/>
-                <w:sz w:val="26"/>
-                <w:rFonts w:ascii="Times New Roman" w:hAnsi="Times New Roman" w:cs="Times New Roman"/>
+            <w:tcW w:type="dxa" w:w="1862"/>
+            <w:tcMar>
+              <w:top w:w="80" w:type="dxa"/>
+              <w:bottom w:w="80" w:type="dxa"/>
+              <w:left w:w="120" w:type="dxa"/>
+              <w:right w:w="120" w:type="dxa"/>
+            </w:tcMar>
+          </w:tcPr>
+          <w:p>
+            <w:pPr>
+              <w:spacing w:line="276" w:lineRule="auto" w:after="40"/>
+              <w:jc w:val="center"/>
+            </w:pPr>
+            <w:r/>
+            <w:r>
+              <w:rPr>
+                <w:rFonts w:ascii="Times New Roman" w:hAnsi="Times New Roman" w:cs="Times New Roman" w:eastAsia="Times New Roman"/>
+                <w:b w:val="0"/>
+                <w:i w:val="0"/>
+                <w:sz w:val="26"/>
               </w:rPr>
               <w:t>29</w:t>
             </w:r>
@@ -4372,39 +5359,53 @@
         </w:tc>
         <w:tc>
           <w:tcPr>
-            <w:tcW w:type="dxa" w:w="3118"/>
-            <w:vAlign w:val="center"/>
-          </w:tcPr>
-          <w:p>
-            <w:pPr>
-              <w:spacing w:before="40" w:after="40" w:line="276" w:lineRule="auto"/>
-              <w:jc w:val="both"/>
-            </w:pPr>
-            <w:r>
-              <w:rPr>
-                <w:rFonts w:ascii="Times New Roman" w:hAnsi="Times New Roman"/>
-                <w:sz w:val="26"/>
-                <w:rFonts w:ascii="Times New Roman" w:hAnsi="Times New Roman" w:cs="Times New Roman"/>
-              </w:rPr>
-              <w:t>Đánh giá định kỳ 3</w:t>
-            </w:r>
-          </w:p>
-        </w:tc>
-        <w:tc>
-          <w:tcPr>
-            <w:tcW w:type="dxa" w:w="850"/>
-            <w:vAlign w:val="center"/>
-          </w:tcPr>
-          <w:p>
-            <w:pPr>
-              <w:spacing w:before="40" w:after="40" w:line="276" w:lineRule="auto"/>
-              <w:jc w:val="center"/>
-            </w:pPr>
-            <w:r>
-              <w:rPr>
-                <w:rFonts w:ascii="Times New Roman" w:hAnsi="Times New Roman"/>
-                <w:sz w:val="26"/>
-                <w:rFonts w:ascii="Times New Roman" w:hAnsi="Times New Roman" w:cs="Times New Roman"/>
+            <w:tcW w:type="dxa" w:w="1862"/>
+            <w:tcMar>
+              <w:top w:w="80" w:type="dxa"/>
+              <w:bottom w:w="80" w:type="dxa"/>
+              <w:left w:w="120" w:type="dxa"/>
+              <w:right w:w="120" w:type="dxa"/>
+            </w:tcMar>
+          </w:tcPr>
+          <w:p>
+            <w:pPr>
+              <w:spacing w:line="276" w:lineRule="auto" w:after="40"/>
+              <w:jc w:val="left"/>
+            </w:pPr>
+            <w:r/>
+            <w:r>
+              <w:rPr>
+                <w:rFonts w:ascii="Times New Roman" w:hAnsi="Times New Roman" w:cs="Times New Roman" w:eastAsia="Times New Roman"/>
+                <w:b w:val="0"/>
+                <w:i w:val="0"/>
+                <w:sz w:val="26"/>
+              </w:rPr>
+              <w:t>Bài 22. Cá sấu thật ngầu!</w:t>
+            </w:r>
+          </w:p>
+        </w:tc>
+        <w:tc>
+          <w:tcPr>
+            <w:tcW w:type="dxa" w:w="1862"/>
+            <w:tcMar>
+              <w:top w:w="80" w:type="dxa"/>
+              <w:bottom w:w="80" w:type="dxa"/>
+              <w:left w:w="120" w:type="dxa"/>
+              <w:right w:w="120" w:type="dxa"/>
+            </w:tcMar>
+          </w:tcPr>
+          <w:p>
+            <w:pPr>
+              <w:spacing w:line="276" w:lineRule="auto" w:after="40"/>
+              <w:jc w:val="center"/>
+            </w:pPr>
+            <w:r/>
+            <w:r>
+              <w:rPr>
+                <w:rFonts w:ascii="Times New Roman" w:hAnsi="Times New Roman" w:cs="Times New Roman" w:eastAsia="Times New Roman"/>
+                <w:b w:val="0"/>
+                <w:i w:val="0"/>
+                <w:sz w:val="26"/>
               </w:rPr>
               <w:t>1</w:t>
             </w:r>
@@ -4412,19 +5413,26 @@
         </w:tc>
         <w:tc>
           <w:tcPr>
-            <w:tcW w:type="dxa" w:w="1247"/>
-            <w:vAlign w:val="center"/>
-          </w:tcPr>
-          <w:p>
-            <w:pPr>
-              <w:spacing w:before="40" w:after="40" w:line="276" w:lineRule="auto"/>
-              <w:jc w:val="center"/>
-            </w:pPr>
-            <w:r>
-              <w:rPr>
-                <w:rFonts w:ascii="Times New Roman" w:hAnsi="Times New Roman"/>
-                <w:sz w:val="26"/>
-                <w:rFonts w:ascii="Times New Roman" w:hAnsi="Times New Roman" w:cs="Times New Roman"/>
+            <w:tcW w:type="dxa" w:w="1862"/>
+            <w:tcMar>
+              <w:top w:w="80" w:type="dxa"/>
+              <w:bottom w:w="80" w:type="dxa"/>
+              <w:left w:w="120" w:type="dxa"/>
+              <w:right w:w="120" w:type="dxa"/>
+            </w:tcMar>
+          </w:tcPr>
+          <w:p>
+            <w:pPr>
+              <w:spacing w:line="276" w:lineRule="auto" w:after="40"/>
+              <w:jc w:val="center"/>
+            </w:pPr>
+            <w:r/>
+            <w:r>
+              <w:rPr>
+                <w:rFonts w:ascii="Times New Roman" w:hAnsi="Times New Roman" w:cs="Times New Roman" w:eastAsia="Times New Roman"/>
+                <w:b w:val="0"/>
+                <w:i w:val="0"/>
+                <w:sz w:val="26"/>
               </w:rPr>
               <w:t>29</w:t>
             </w:r>
@@ -4432,21 +5440,28 @@
         </w:tc>
         <w:tc>
           <w:tcPr>
-            <w:tcW w:type="dxa" w:w="3402"/>
-            <w:vAlign w:val="center"/>
-          </w:tcPr>
-          <w:p>
-            <w:pPr>
-              <w:spacing w:before="40" w:after="40" w:line="276" w:lineRule="auto"/>
-              <w:jc w:val="both"/>
-            </w:pPr>
-            <w:r>
-              <w:rPr>
-                <w:rFonts w:ascii="Times New Roman" w:hAnsi="Times New Roman"/>
-                <w:sz w:val="26"/>
-                <w:rFonts w:ascii="Times New Roman" w:hAnsi="Times New Roman" w:cs="Times New Roman"/>
-              </w:rPr>
-              <w:t>Kiểm tra đánh giá kết quả học tập thực hành Robotics.</w:t>
+            <w:tcW w:type="dxa" w:w="1862"/>
+            <w:tcMar>
+              <w:top w:w="80" w:type="dxa"/>
+              <w:bottom w:w="80" w:type="dxa"/>
+              <w:left w:w="120" w:type="dxa"/>
+              <w:right w:w="120" w:type="dxa"/>
+            </w:tcMar>
+          </w:tcPr>
+          <w:p>
+            <w:pPr>
+              <w:spacing w:line="276" w:lineRule="auto" w:after="40"/>
+              <w:jc w:val="left"/>
+            </w:pPr>
+            <w:r/>
+            <w:r>
+              <w:rPr>
+                <w:rFonts w:ascii="Times New Roman" w:hAnsi="Times New Roman" w:cs="Times New Roman" w:eastAsia="Times New Roman"/>
+                <w:b w:val="0"/>
+                <w:i w:val="0"/>
+                <w:sz w:val="26"/>
+              </w:rPr>
+              <w:t>Tìm hiểu cơ chế đớp mồi của cá sấu; lắp mô hình hàm cá sấu đớp mồi chớp nhoáng.</w:t>
             </w:r>
           </w:p>
         </w:tc>
@@ -4454,19 +5469,26 @@
       <w:tr>
         <w:tc>
           <w:tcPr>
-            <w:tcW w:type="dxa" w:w="680"/>
-            <w:vAlign w:val="center"/>
-          </w:tcPr>
-          <w:p>
-            <w:pPr>
-              <w:spacing w:before="40" w:after="40" w:line="276" w:lineRule="auto"/>
-              <w:jc w:val="center"/>
-            </w:pPr>
-            <w:r>
-              <w:rPr>
-                <w:rFonts w:ascii="Times New Roman" w:hAnsi="Times New Roman"/>
-                <w:sz w:val="26"/>
-                <w:rFonts w:ascii="Times New Roman" w:hAnsi="Times New Roman" w:cs="Times New Roman"/>
+            <w:tcW w:type="dxa" w:w="1862"/>
+            <w:tcMar>
+              <w:top w:w="80" w:type="dxa"/>
+              <w:bottom w:w="80" w:type="dxa"/>
+              <w:left w:w="120" w:type="dxa"/>
+              <w:right w:w="120" w:type="dxa"/>
+            </w:tcMar>
+          </w:tcPr>
+          <w:p>
+            <w:pPr>
+              <w:spacing w:line="276" w:lineRule="auto" w:after="40"/>
+              <w:jc w:val="center"/>
+            </w:pPr>
+            <w:r/>
+            <w:r>
+              <w:rPr>
+                <w:rFonts w:ascii="Times New Roman" w:hAnsi="Times New Roman" w:cs="Times New Roman" w:eastAsia="Times New Roman"/>
+                <w:b w:val="0"/>
+                <w:i w:val="0"/>
+                <w:sz w:val="26"/>
               </w:rPr>
               <w:t>30</w:t>
             </w:r>
@@ -4474,39 +5496,53 @@
         </w:tc>
         <w:tc>
           <w:tcPr>
-            <w:tcW w:type="dxa" w:w="3118"/>
-            <w:vAlign w:val="center"/>
-          </w:tcPr>
-          <w:p>
-            <w:pPr>
-              <w:spacing w:before="40" w:after="40" w:line="276" w:lineRule="auto"/>
-              <w:jc w:val="both"/>
-            </w:pPr>
-            <w:r>
-              <w:rPr>
-                <w:rFonts w:ascii="Times New Roman" w:hAnsi="Times New Roman"/>
-                <w:sz w:val="26"/>
-                <w:rFonts w:ascii="Times New Roman" w:hAnsi="Times New Roman" w:cs="Times New Roman"/>
-              </w:rPr>
-              <w:t>Bài 23. Chú rùa thông minh</w:t>
-            </w:r>
-          </w:p>
-        </w:tc>
-        <w:tc>
-          <w:tcPr>
-            <w:tcW w:type="dxa" w:w="850"/>
-            <w:vAlign w:val="center"/>
-          </w:tcPr>
-          <w:p>
-            <w:pPr>
-              <w:spacing w:before="40" w:after="40" w:line="276" w:lineRule="auto"/>
-              <w:jc w:val="center"/>
-            </w:pPr>
-            <w:r>
-              <w:rPr>
-                <w:rFonts w:ascii="Times New Roman" w:hAnsi="Times New Roman"/>
-                <w:sz w:val="26"/>
-                <w:rFonts w:ascii="Times New Roman" w:hAnsi="Times New Roman" w:cs="Times New Roman"/>
+            <w:tcW w:type="dxa" w:w="1862"/>
+            <w:tcMar>
+              <w:top w:w="80" w:type="dxa"/>
+              <w:bottom w:w="80" w:type="dxa"/>
+              <w:left w:w="120" w:type="dxa"/>
+              <w:right w:w="120" w:type="dxa"/>
+            </w:tcMar>
+          </w:tcPr>
+          <w:p>
+            <w:pPr>
+              <w:spacing w:line="276" w:lineRule="auto" w:after="40"/>
+              <w:jc w:val="left"/>
+            </w:pPr>
+            <w:r/>
+            <w:r>
+              <w:rPr>
+                <w:rFonts w:ascii="Times New Roman" w:hAnsi="Times New Roman" w:cs="Times New Roman" w:eastAsia="Times New Roman"/>
+                <w:b w:val="0"/>
+                <w:i w:val="0"/>
+                <w:sz w:val="26"/>
+              </w:rPr>
+              <w:t>Bài 23. Những nốt nhạc vui</w:t>
+            </w:r>
+          </w:p>
+        </w:tc>
+        <w:tc>
+          <w:tcPr>
+            <w:tcW w:type="dxa" w:w="1862"/>
+            <w:tcMar>
+              <w:top w:w="80" w:type="dxa"/>
+              <w:bottom w:w="80" w:type="dxa"/>
+              <w:left w:w="120" w:type="dxa"/>
+              <w:right w:w="120" w:type="dxa"/>
+            </w:tcMar>
+          </w:tcPr>
+          <w:p>
+            <w:pPr>
+              <w:spacing w:line="276" w:lineRule="auto" w:after="40"/>
+              <w:jc w:val="center"/>
+            </w:pPr>
+            <w:r/>
+            <w:r>
+              <w:rPr>
+                <w:rFonts w:ascii="Times New Roman" w:hAnsi="Times New Roman" w:cs="Times New Roman" w:eastAsia="Times New Roman"/>
+                <w:b w:val="0"/>
+                <w:i w:val="0"/>
+                <w:sz w:val="26"/>
               </w:rPr>
               <w:t>1</w:t>
             </w:r>
@@ -4514,19 +5550,26 @@
         </w:tc>
         <w:tc>
           <w:tcPr>
-            <w:tcW w:type="dxa" w:w="1247"/>
-            <w:vAlign w:val="center"/>
-          </w:tcPr>
-          <w:p>
-            <w:pPr>
-              <w:spacing w:before="40" w:after="40" w:line="276" w:lineRule="auto"/>
-              <w:jc w:val="center"/>
-            </w:pPr>
-            <w:r>
-              <w:rPr>
-                <w:rFonts w:ascii="Times New Roman" w:hAnsi="Times New Roman"/>
-                <w:sz w:val="26"/>
-                <w:rFonts w:ascii="Times New Roman" w:hAnsi="Times New Roman" w:cs="Times New Roman"/>
+            <w:tcW w:type="dxa" w:w="1862"/>
+            <w:tcMar>
+              <w:top w:w="80" w:type="dxa"/>
+              <w:bottom w:w="80" w:type="dxa"/>
+              <w:left w:w="120" w:type="dxa"/>
+              <w:right w:w="120" w:type="dxa"/>
+            </w:tcMar>
+          </w:tcPr>
+          <w:p>
+            <w:pPr>
+              <w:spacing w:line="276" w:lineRule="auto" w:after="40"/>
+              <w:jc w:val="center"/>
+            </w:pPr>
+            <w:r/>
+            <w:r>
+              <w:rPr>
+                <w:rFonts w:ascii="Times New Roman" w:hAnsi="Times New Roman" w:cs="Times New Roman" w:eastAsia="Times New Roman"/>
+                <w:b w:val="0"/>
+                <w:i w:val="0"/>
+                <w:sz w:val="26"/>
               </w:rPr>
               <w:t>30</w:t>
             </w:r>
@@ -4534,21 +5577,28 @@
         </w:tc>
         <w:tc>
           <w:tcPr>
-            <w:tcW w:type="dxa" w:w="3402"/>
-            <w:vAlign w:val="center"/>
-          </w:tcPr>
-          <w:p>
-            <w:pPr>
-              <w:spacing w:before="40" w:after="40" w:line="276" w:lineRule="auto"/>
-              <w:jc w:val="both"/>
-            </w:pPr>
-            <w:r>
-              <w:rPr>
-                <w:rFonts w:ascii="Times New Roman" w:hAnsi="Times New Roman"/>
-                <w:sz w:val="26"/>
-                <w:rFonts w:ascii="Times New Roman" w:hAnsi="Times New Roman" w:cs="Times New Roman"/>
-              </w:rPr>
-              <w:t>Tìm hiểu vòng đời loài rùa; lắp robot rùa bò.</w:t>
+            <w:tcW w:type="dxa" w:w="1862"/>
+            <w:tcMar>
+              <w:top w:w="80" w:type="dxa"/>
+              <w:bottom w:w="80" w:type="dxa"/>
+              <w:left w:w="120" w:type="dxa"/>
+              <w:right w:w="120" w:type="dxa"/>
+            </w:tcMar>
+          </w:tcPr>
+          <w:p>
+            <w:pPr>
+              <w:spacing w:line="276" w:lineRule="auto" w:after="40"/>
+              <w:jc w:val="left"/>
+            </w:pPr>
+            <w:r/>
+            <w:r>
+              <w:rPr>
+                <w:rFonts w:ascii="Times New Roman" w:hAnsi="Times New Roman" w:cs="Times New Roman" w:eastAsia="Times New Roman"/>
+                <w:b w:val="0"/>
+                <w:i w:val="0"/>
+                <w:sz w:val="26"/>
+              </w:rPr>
+              <w:t>Tìm hiểu nguyên lý gõ tạo âm thanh; lắp mô hình nhạc công gõ đàn phiêu lãng.</w:t>
             </w:r>
           </w:p>
         </w:tc>
@@ -4556,19 +5606,26 @@
       <w:tr>
         <w:tc>
           <w:tcPr>
-            <w:tcW w:type="dxa" w:w="680"/>
-            <w:vAlign w:val="center"/>
-          </w:tcPr>
-          <w:p>
-            <w:pPr>
-              <w:spacing w:before="40" w:after="40" w:line="276" w:lineRule="auto"/>
-              <w:jc w:val="center"/>
-            </w:pPr>
-            <w:r>
-              <w:rPr>
-                <w:rFonts w:ascii="Times New Roman" w:hAnsi="Times New Roman"/>
-                <w:sz w:val="26"/>
-                <w:rFonts w:ascii="Times New Roman" w:hAnsi="Times New Roman" w:cs="Times New Roman"/>
+            <w:tcW w:type="dxa" w:w="1862"/>
+            <w:tcMar>
+              <w:top w:w="80" w:type="dxa"/>
+              <w:bottom w:w="80" w:type="dxa"/>
+              <w:left w:w="120" w:type="dxa"/>
+              <w:right w:w="120" w:type="dxa"/>
+            </w:tcMar>
+          </w:tcPr>
+          <w:p>
+            <w:pPr>
+              <w:spacing w:line="276" w:lineRule="auto" w:after="40"/>
+              <w:jc w:val="center"/>
+            </w:pPr>
+            <w:r/>
+            <w:r>
+              <w:rPr>
+                <w:rFonts w:ascii="Times New Roman" w:hAnsi="Times New Roman" w:cs="Times New Roman" w:eastAsia="Times New Roman"/>
+                <w:b w:val="0"/>
+                <w:i w:val="0"/>
+                <w:sz w:val="26"/>
               </w:rPr>
               <w:t>31</w:t>
             </w:r>
@@ -4576,39 +5633,53 @@
         </w:tc>
         <w:tc>
           <w:tcPr>
-            <w:tcW w:type="dxa" w:w="3118"/>
-            <w:vAlign w:val="center"/>
-          </w:tcPr>
-          <w:p>
-            <w:pPr>
-              <w:spacing w:before="40" w:after="40" w:line="276" w:lineRule="auto"/>
-              <w:jc w:val="both"/>
-            </w:pPr>
-            <w:r>
-              <w:rPr>
-                <w:rFonts w:ascii="Times New Roman" w:hAnsi="Times New Roman"/>
-                <w:sz w:val="26"/>
-                <w:rFonts w:ascii="Times New Roman" w:hAnsi="Times New Roman" w:cs="Times New Roman"/>
-              </w:rPr>
-              <w:t>Bài 24. Đôi chân mạnh mẽ của chuột túi</w:t>
-            </w:r>
-          </w:p>
-        </w:tc>
-        <w:tc>
-          <w:tcPr>
-            <w:tcW w:type="dxa" w:w="850"/>
-            <w:vAlign w:val="center"/>
-          </w:tcPr>
-          <w:p>
-            <w:pPr>
-              <w:spacing w:before="40" w:after="40" w:line="276" w:lineRule="auto"/>
-              <w:jc w:val="center"/>
-            </w:pPr>
-            <w:r>
-              <w:rPr>
-                <w:rFonts w:ascii="Times New Roman" w:hAnsi="Times New Roman"/>
-                <w:sz w:val="26"/>
-                <w:rFonts w:ascii="Times New Roman" w:hAnsi="Times New Roman" w:cs="Times New Roman"/>
+            <w:tcW w:type="dxa" w:w="1862"/>
+            <w:tcMar>
+              <w:top w:w="80" w:type="dxa"/>
+              <w:bottom w:w="80" w:type="dxa"/>
+              <w:left w:w="120" w:type="dxa"/>
+              <w:right w:w="120" w:type="dxa"/>
+            </w:tcMar>
+          </w:tcPr>
+          <w:p>
+            <w:pPr>
+              <w:spacing w:line="276" w:lineRule="auto" w:after="40"/>
+              <w:jc w:val="left"/>
+            </w:pPr>
+            <w:r/>
+            <w:r>
+              <w:rPr>
+                <w:rFonts w:ascii="Times New Roman" w:hAnsi="Times New Roman" w:cs="Times New Roman" w:eastAsia="Times New Roman"/>
+                <w:b w:val="0"/>
+                <w:i w:val="0"/>
+                <w:sz w:val="26"/>
+              </w:rPr>
+              <w:t>Bài 24. Choo Choo! Tàu hỏa</w:t>
+            </w:r>
+          </w:p>
+        </w:tc>
+        <w:tc>
+          <w:tcPr>
+            <w:tcW w:type="dxa" w:w="1862"/>
+            <w:tcMar>
+              <w:top w:w="80" w:type="dxa"/>
+              <w:bottom w:w="80" w:type="dxa"/>
+              <w:left w:w="120" w:type="dxa"/>
+              <w:right w:w="120" w:type="dxa"/>
+            </w:tcMar>
+          </w:tcPr>
+          <w:p>
+            <w:pPr>
+              <w:spacing w:line="276" w:lineRule="auto" w:after="40"/>
+              <w:jc w:val="center"/>
+            </w:pPr>
+            <w:r/>
+            <w:r>
+              <w:rPr>
+                <w:rFonts w:ascii="Times New Roman" w:hAnsi="Times New Roman" w:cs="Times New Roman" w:eastAsia="Times New Roman"/>
+                <w:b w:val="0"/>
+                <w:i w:val="0"/>
+                <w:sz w:val="26"/>
               </w:rPr>
               <w:t>1</w:t>
             </w:r>
@@ -4616,19 +5687,26 @@
         </w:tc>
         <w:tc>
           <w:tcPr>
-            <w:tcW w:type="dxa" w:w="1247"/>
-            <w:vAlign w:val="center"/>
-          </w:tcPr>
-          <w:p>
-            <w:pPr>
-              <w:spacing w:before="40" w:after="40" w:line="276" w:lineRule="auto"/>
-              <w:jc w:val="center"/>
-            </w:pPr>
-            <w:r>
-              <w:rPr>
-                <w:rFonts w:ascii="Times New Roman" w:hAnsi="Times New Roman"/>
-                <w:sz w:val="26"/>
-                <w:rFonts w:ascii="Times New Roman" w:hAnsi="Times New Roman" w:cs="Times New Roman"/>
+            <w:tcW w:type="dxa" w:w="1862"/>
+            <w:tcMar>
+              <w:top w:w="80" w:type="dxa"/>
+              <w:bottom w:w="80" w:type="dxa"/>
+              <w:left w:w="120" w:type="dxa"/>
+              <w:right w:w="120" w:type="dxa"/>
+            </w:tcMar>
+          </w:tcPr>
+          <w:p>
+            <w:pPr>
+              <w:spacing w:line="276" w:lineRule="auto" w:after="40"/>
+              <w:jc w:val="center"/>
+            </w:pPr>
+            <w:r/>
+            <w:r>
+              <w:rPr>
+                <w:rFonts w:ascii="Times New Roman" w:hAnsi="Times New Roman" w:cs="Times New Roman" w:eastAsia="Times New Roman"/>
+                <w:b w:val="0"/>
+                <w:i w:val="0"/>
+                <w:sz w:val="26"/>
               </w:rPr>
               <w:t>31</w:t>
             </w:r>
@@ -4636,21 +5714,28 @@
         </w:tc>
         <w:tc>
           <w:tcPr>
-            <w:tcW w:type="dxa" w:w="3402"/>
-            <w:vAlign w:val="center"/>
-          </w:tcPr>
-          <w:p>
-            <w:pPr>
-              <w:spacing w:before="40" w:after="40" w:line="276" w:lineRule="auto"/>
-              <w:jc w:val="both"/>
-            </w:pPr>
-            <w:r>
-              <w:rPr>
-                <w:rFonts w:ascii="Times New Roman" w:hAnsi="Times New Roman"/>
-                <w:sz w:val="26"/>
-                <w:rFonts w:ascii="Times New Roman" w:hAnsi="Times New Roman" w:cs="Times New Roman"/>
-              </w:rPr>
-              <w:t>Tìm hiểu cơ chế chuột túi nhảy cao; lắp robot chuột túi.</w:t>
+            <w:tcW w:type="dxa" w:w="1862"/>
+            <w:tcMar>
+              <w:top w:w="80" w:type="dxa"/>
+              <w:bottom w:w="80" w:type="dxa"/>
+              <w:left w:w="120" w:type="dxa"/>
+              <w:right w:w="120" w:type="dxa"/>
+            </w:tcMar>
+          </w:tcPr>
+          <w:p>
+            <w:pPr>
+              <w:spacing w:line="276" w:lineRule="auto" w:after="40"/>
+              <w:jc w:val="left"/>
+            </w:pPr>
+            <w:r/>
+            <w:r>
+              <w:rPr>
+                <w:rFonts w:ascii="Times New Roman" w:hAnsi="Times New Roman" w:cs="Times New Roman" w:eastAsia="Times New Roman"/>
+                <w:b w:val="0"/>
+                <w:i w:val="0"/>
+                <w:sz w:val="26"/>
+              </w:rPr>
+              <w:t>Tìm hiểu cơ cấu thanh truyền đầu máy hơi nước; lắp đoàn tàu hỏa bánh răng.</w:t>
             </w:r>
           </w:p>
         </w:tc>
@@ -4658,19 +5743,26 @@
       <w:tr>
         <w:tc>
           <w:tcPr>
-            <w:tcW w:type="dxa" w:w="680"/>
-            <w:vAlign w:val="center"/>
-          </w:tcPr>
-          <w:p>
-            <w:pPr>
-              <w:spacing w:before="40" w:after="40" w:line="276" w:lineRule="auto"/>
-              <w:jc w:val="center"/>
-            </w:pPr>
-            <w:r>
-              <w:rPr>
-                <w:rFonts w:ascii="Times New Roman" w:hAnsi="Times New Roman"/>
-                <w:sz w:val="26"/>
-                <w:rFonts w:ascii="Times New Roman" w:hAnsi="Times New Roman" w:cs="Times New Roman"/>
+            <w:tcW w:type="dxa" w:w="1862"/>
+            <w:tcMar>
+              <w:top w:w="80" w:type="dxa"/>
+              <w:bottom w:w="80" w:type="dxa"/>
+              <w:left w:w="120" w:type="dxa"/>
+              <w:right w:w="120" w:type="dxa"/>
+            </w:tcMar>
+          </w:tcPr>
+          <w:p>
+            <w:pPr>
+              <w:spacing w:line="276" w:lineRule="auto" w:after="40"/>
+              <w:jc w:val="center"/>
+            </w:pPr>
+            <w:r/>
+            <w:r>
+              <w:rPr>
+                <w:rFonts w:ascii="Times New Roman" w:hAnsi="Times New Roman" w:cs="Times New Roman" w:eastAsia="Times New Roman"/>
+                <w:b w:val="0"/>
+                <w:i w:val="0"/>
+                <w:sz w:val="26"/>
               </w:rPr>
               <w:t>32</w:t>
             </w:r>
@@ -4678,39 +5770,53 @@
         </w:tc>
         <w:tc>
           <w:tcPr>
-            <w:tcW w:type="dxa" w:w="3118"/>
-            <w:vAlign w:val="center"/>
-          </w:tcPr>
-          <w:p>
-            <w:pPr>
-              <w:spacing w:before="40" w:after="40" w:line="276" w:lineRule="auto"/>
-              <w:jc w:val="both"/>
-            </w:pPr>
-            <w:r>
-              <w:rPr>
-                <w:rFonts w:ascii="Times New Roman" w:hAnsi="Times New Roman"/>
-                <w:sz w:val="26"/>
-                <w:rFonts w:ascii="Times New Roman" w:hAnsi="Times New Roman" w:cs="Times New Roman"/>
-              </w:rPr>
-              <w:t>Bài 25. Chú sư tử dũng mãnh</w:t>
-            </w:r>
-          </w:p>
-        </w:tc>
-        <w:tc>
-          <w:tcPr>
-            <w:tcW w:type="dxa" w:w="850"/>
-            <w:vAlign w:val="center"/>
-          </w:tcPr>
-          <w:p>
-            <w:pPr>
-              <w:spacing w:before="40" w:after="40" w:line="276" w:lineRule="auto"/>
-              <w:jc w:val="center"/>
-            </w:pPr>
-            <w:r>
-              <w:rPr>
-                <w:rFonts w:ascii="Times New Roman" w:hAnsi="Times New Roman"/>
-                <w:sz w:val="26"/>
-                <w:rFonts w:ascii="Times New Roman" w:hAnsi="Times New Roman" w:cs="Times New Roman"/>
+            <w:tcW w:type="dxa" w:w="1862"/>
+            <w:tcMar>
+              <w:top w:w="80" w:type="dxa"/>
+              <w:bottom w:w="80" w:type="dxa"/>
+              <w:left w:w="120" w:type="dxa"/>
+              <w:right w:w="120" w:type="dxa"/>
+            </w:tcMar>
+          </w:tcPr>
+          <w:p>
+            <w:pPr>
+              <w:spacing w:line="276" w:lineRule="auto" w:after="40"/>
+              <w:jc w:val="left"/>
+            </w:pPr>
+            <w:r/>
+            <w:r>
+              <w:rPr>
+                <w:rFonts w:ascii="Times New Roman" w:hAnsi="Times New Roman" w:cs="Times New Roman" w:eastAsia="Times New Roman"/>
+                <w:b w:val="0"/>
+                <w:i w:val="0"/>
+                <w:sz w:val="26"/>
+              </w:rPr>
+              <w:t>Bài 25. Có sáu chân thật tuyệt!!!</w:t>
+            </w:r>
+          </w:p>
+        </w:tc>
+        <w:tc>
+          <w:tcPr>
+            <w:tcW w:type="dxa" w:w="1862"/>
+            <w:tcMar>
+              <w:top w:w="80" w:type="dxa"/>
+              <w:bottom w:w="80" w:type="dxa"/>
+              <w:left w:w="120" w:type="dxa"/>
+              <w:right w:w="120" w:type="dxa"/>
+            </w:tcMar>
+          </w:tcPr>
+          <w:p>
+            <w:pPr>
+              <w:spacing w:line="276" w:lineRule="auto" w:after="40"/>
+              <w:jc w:val="center"/>
+            </w:pPr>
+            <w:r/>
+            <w:r>
+              <w:rPr>
+                <w:rFonts w:ascii="Times New Roman" w:hAnsi="Times New Roman" w:cs="Times New Roman" w:eastAsia="Times New Roman"/>
+                <w:b w:val="0"/>
+                <w:i w:val="0"/>
+                <w:sz w:val="26"/>
               </w:rPr>
               <w:t>1</w:t>
             </w:r>
@@ -4718,19 +5824,26 @@
         </w:tc>
         <w:tc>
           <w:tcPr>
-            <w:tcW w:type="dxa" w:w="1247"/>
-            <w:vAlign w:val="center"/>
-          </w:tcPr>
-          <w:p>
-            <w:pPr>
-              <w:spacing w:before="40" w:after="40" w:line="276" w:lineRule="auto"/>
-              <w:jc w:val="center"/>
-            </w:pPr>
-            <w:r>
-              <w:rPr>
-                <w:rFonts w:ascii="Times New Roman" w:hAnsi="Times New Roman"/>
-                <w:sz w:val="26"/>
-                <w:rFonts w:ascii="Times New Roman" w:hAnsi="Times New Roman" w:cs="Times New Roman"/>
+            <w:tcW w:type="dxa" w:w="1862"/>
+            <w:tcMar>
+              <w:top w:w="80" w:type="dxa"/>
+              <w:bottom w:w="80" w:type="dxa"/>
+              <w:left w:w="120" w:type="dxa"/>
+              <w:right w:w="120" w:type="dxa"/>
+            </w:tcMar>
+          </w:tcPr>
+          <w:p>
+            <w:pPr>
+              <w:spacing w:line="276" w:lineRule="auto" w:after="40"/>
+              <w:jc w:val="center"/>
+            </w:pPr>
+            <w:r/>
+            <w:r>
+              <w:rPr>
+                <w:rFonts w:ascii="Times New Roman" w:hAnsi="Times New Roman" w:cs="Times New Roman" w:eastAsia="Times New Roman"/>
+                <w:b w:val="0"/>
+                <w:i w:val="0"/>
+                <w:sz w:val="26"/>
               </w:rPr>
               <w:t>32</w:t>
             </w:r>
@@ -4738,21 +5851,28 @@
         </w:tc>
         <w:tc>
           <w:tcPr>
-            <w:tcW w:type="dxa" w:w="3402"/>
-            <w:vAlign w:val="center"/>
-          </w:tcPr>
-          <w:p>
-            <w:pPr>
-              <w:spacing w:before="40" w:after="40" w:line="276" w:lineRule="auto"/>
-              <w:jc w:val="both"/>
-            </w:pPr>
-            <w:r>
-              <w:rPr>
-                <w:rFonts w:ascii="Times New Roman" w:hAnsi="Times New Roman"/>
-                <w:sz w:val="26"/>
-                <w:rFonts w:ascii="Times New Roman" w:hAnsi="Times New Roman" w:cs="Times New Roman"/>
-              </w:rPr>
-              <w:t>Tìm hiểu tập tính sư tử; lắp robot sư tử.</w:t>
+            <w:tcW w:type="dxa" w:w="1862"/>
+            <w:tcMar>
+              <w:top w:w="80" w:type="dxa"/>
+              <w:bottom w:w="80" w:type="dxa"/>
+              <w:left w:w="120" w:type="dxa"/>
+              <w:right w:w="120" w:type="dxa"/>
+            </w:tcMar>
+          </w:tcPr>
+          <w:p>
+            <w:pPr>
+              <w:spacing w:line="276" w:lineRule="auto" w:after="40"/>
+              <w:jc w:val="left"/>
+            </w:pPr>
+            <w:r/>
+            <w:r>
+              <w:rPr>
+                <w:rFonts w:ascii="Times New Roman" w:hAnsi="Times New Roman" w:cs="Times New Roman" w:eastAsia="Times New Roman"/>
+                <w:b w:val="0"/>
+                <w:i w:val="0"/>
+                <w:sz w:val="26"/>
+              </w:rPr>
+              <w:t>Tìm hiểu cơ chế bước đi 6 chân của côn trùng; lắp robot bọ 6 chân vượt địa hình.</w:t>
             </w:r>
           </w:p>
         </w:tc>
@@ -4760,19 +5880,26 @@
       <w:tr>
         <w:tc>
           <w:tcPr>
-            <w:tcW w:type="dxa" w:w="680"/>
-            <w:vAlign w:val="center"/>
-          </w:tcPr>
-          <w:p>
-            <w:pPr>
-              <w:spacing w:before="40" w:after="40" w:line="276" w:lineRule="auto"/>
-              <w:jc w:val="center"/>
-            </w:pPr>
-            <w:r>
-              <w:rPr>
-                <w:rFonts w:ascii="Times New Roman" w:hAnsi="Times New Roman"/>
-                <w:sz w:val="26"/>
-                <w:rFonts w:ascii="Times New Roman" w:hAnsi="Times New Roman" w:cs="Times New Roman"/>
+            <w:tcW w:type="dxa" w:w="1862"/>
+            <w:tcMar>
+              <w:top w:w="80" w:type="dxa"/>
+              <w:bottom w:w="80" w:type="dxa"/>
+              <w:left w:w="120" w:type="dxa"/>
+              <w:right w:w="120" w:type="dxa"/>
+            </w:tcMar>
+          </w:tcPr>
+          <w:p>
+            <w:pPr>
+              <w:spacing w:line="276" w:lineRule="auto" w:after="40"/>
+              <w:jc w:val="center"/>
+            </w:pPr>
+            <w:r/>
+            <w:r>
+              <w:rPr>
+                <w:rFonts w:ascii="Times New Roman" w:hAnsi="Times New Roman" w:cs="Times New Roman" w:eastAsia="Times New Roman"/>
+                <w:b w:val="0"/>
+                <w:i w:val="0"/>
+                <w:sz w:val="26"/>
               </w:rPr>
               <w:t>33</w:t>
             </w:r>
@@ -4780,39 +5907,53 @@
         </w:tc>
         <w:tc>
           <w:tcPr>
-            <w:tcW w:type="dxa" w:w="3118"/>
-            <w:vAlign w:val="center"/>
-          </w:tcPr>
-          <w:p>
-            <w:pPr>
-              <w:spacing w:before="40" w:after="40" w:line="276" w:lineRule="auto"/>
-              <w:jc w:val="both"/>
-            </w:pPr>
-            <w:r>
-              <w:rPr>
-                <w:rFonts w:ascii="Times New Roman" w:hAnsi="Times New Roman"/>
-                <w:sz w:val="26"/>
-                <w:rFonts w:ascii="Times New Roman" w:hAnsi="Times New Roman" w:cs="Times New Roman"/>
-              </w:rPr>
-              <w:t>Bài 26. Chuột chũi, máy ủi dưới lòng đất</w:t>
-            </w:r>
-          </w:p>
-        </w:tc>
-        <w:tc>
-          <w:tcPr>
-            <w:tcW w:type="dxa" w:w="850"/>
-            <w:vAlign w:val="center"/>
-          </w:tcPr>
-          <w:p>
-            <w:pPr>
-              <w:spacing w:before="40" w:after="40" w:line="276" w:lineRule="auto"/>
-              <w:jc w:val="center"/>
-            </w:pPr>
-            <w:r>
-              <w:rPr>
-                <w:rFonts w:ascii="Times New Roman" w:hAnsi="Times New Roman"/>
-                <w:sz w:val="26"/>
-                <w:rFonts w:ascii="Times New Roman" w:hAnsi="Times New Roman" w:cs="Times New Roman"/>
+            <w:tcW w:type="dxa" w:w="1862"/>
+            <w:tcMar>
+              <w:top w:w="80" w:type="dxa"/>
+              <w:bottom w:w="80" w:type="dxa"/>
+              <w:left w:w="120" w:type="dxa"/>
+              <w:right w:w="120" w:type="dxa"/>
+            </w:tcMar>
+          </w:tcPr>
+          <w:p>
+            <w:pPr>
+              <w:spacing w:line="276" w:lineRule="auto" w:after="40"/>
+              <w:jc w:val="left"/>
+            </w:pPr>
+            <w:r/>
+            <w:r>
+              <w:rPr>
+                <w:rFonts w:ascii="Times New Roman" w:hAnsi="Times New Roman" w:cs="Times New Roman" w:eastAsia="Times New Roman"/>
+                <w:b/>
+                <w:i w:val="0"/>
+                <w:sz w:val="26"/>
+              </w:rPr>
+              <w:t>Ôn tập Đánh giá định kỳ 4</w:t>
+            </w:r>
+          </w:p>
+        </w:tc>
+        <w:tc>
+          <w:tcPr>
+            <w:tcW w:type="dxa" w:w="1862"/>
+            <w:tcMar>
+              <w:top w:w="80" w:type="dxa"/>
+              <w:bottom w:w="80" w:type="dxa"/>
+              <w:left w:w="120" w:type="dxa"/>
+              <w:right w:w="120" w:type="dxa"/>
+            </w:tcMar>
+          </w:tcPr>
+          <w:p>
+            <w:pPr>
+              <w:spacing w:line="276" w:lineRule="auto" w:after="40"/>
+              <w:jc w:val="center"/>
+            </w:pPr>
+            <w:r/>
+            <w:r>
+              <w:rPr>
+                <w:rFonts w:ascii="Times New Roman" w:hAnsi="Times New Roman" w:cs="Times New Roman" w:eastAsia="Times New Roman"/>
+                <w:b w:val="0"/>
+                <w:i w:val="0"/>
+                <w:sz w:val="26"/>
               </w:rPr>
               <w:t>1</w:t>
             </w:r>
@@ -4820,19 +5961,26 @@
         </w:tc>
         <w:tc>
           <w:tcPr>
-            <w:tcW w:type="dxa" w:w="1247"/>
-            <w:vAlign w:val="center"/>
-          </w:tcPr>
-          <w:p>
-            <w:pPr>
-              <w:spacing w:before="40" w:after="40" w:line="276" w:lineRule="auto"/>
-              <w:jc w:val="center"/>
-            </w:pPr>
-            <w:r>
-              <w:rPr>
-                <w:rFonts w:ascii="Times New Roman" w:hAnsi="Times New Roman"/>
-                <w:sz w:val="26"/>
-                <w:rFonts w:ascii="Times New Roman" w:hAnsi="Times New Roman" w:cs="Times New Roman"/>
+            <w:tcW w:type="dxa" w:w="1862"/>
+            <w:tcMar>
+              <w:top w:w="80" w:type="dxa"/>
+              <w:bottom w:w="80" w:type="dxa"/>
+              <w:left w:w="120" w:type="dxa"/>
+              <w:right w:w="120" w:type="dxa"/>
+            </w:tcMar>
+          </w:tcPr>
+          <w:p>
+            <w:pPr>
+              <w:spacing w:line="276" w:lineRule="auto" w:after="40"/>
+              <w:jc w:val="center"/>
+            </w:pPr>
+            <w:r/>
+            <w:r>
+              <w:rPr>
+                <w:rFonts w:ascii="Times New Roman" w:hAnsi="Times New Roman" w:cs="Times New Roman" w:eastAsia="Times New Roman"/>
+                <w:b w:val="0"/>
+                <w:i w:val="0"/>
+                <w:sz w:val="26"/>
               </w:rPr>
               <w:t>33</w:t>
             </w:r>
@@ -4840,21 +5988,28 @@
         </w:tc>
         <w:tc>
           <w:tcPr>
-            <w:tcW w:type="dxa" w:w="3402"/>
-            <w:vAlign w:val="center"/>
-          </w:tcPr>
-          <w:p>
-            <w:pPr>
-              <w:spacing w:before="40" w:after="40" w:line="276" w:lineRule="auto"/>
-              <w:jc w:val="both"/>
-            </w:pPr>
-            <w:r>
-              <w:rPr>
-                <w:rFonts w:ascii="Times New Roman" w:hAnsi="Times New Roman"/>
-                <w:sz w:val="26"/>
-                <w:rFonts w:ascii="Times New Roman" w:hAnsi="Times New Roman" w:cs="Times New Roman"/>
-              </w:rPr>
-              <w:t>Liên hệ chuột chũi với máy ủi; lắp robot chuột chũi/máy ủi.</w:t>
+            <w:tcW w:type="dxa" w:w="1862"/>
+            <w:tcMar>
+              <w:top w:w="80" w:type="dxa"/>
+              <w:bottom w:w="80" w:type="dxa"/>
+              <w:left w:w="120" w:type="dxa"/>
+              <w:right w:w="120" w:type="dxa"/>
+            </w:tcMar>
+          </w:tcPr>
+          <w:p>
+            <w:pPr>
+              <w:spacing w:line="276" w:lineRule="auto" w:after="40"/>
+              <w:jc w:val="left"/>
+            </w:pPr>
+            <w:r/>
+            <w:r>
+              <w:rPr>
+                <w:rFonts w:ascii="Times New Roman" w:hAnsi="Times New Roman" w:cs="Times New Roman" w:eastAsia="Times New Roman"/>
+                <w:b w:val="0"/>
+                <w:i w:val="0"/>
+                <w:sz w:val="26"/>
+              </w:rPr>
+              <w:t>Hệ thống hóa kiến thức chuẩn bị Đánh giá định kỳ 4.</w:t>
             </w:r>
           </w:p>
         </w:tc>
@@ -4862,19 +6017,26 @@
       <w:tr>
         <w:tc>
           <w:tcPr>
-            <w:tcW w:type="dxa" w:w="680"/>
-            <w:vAlign w:val="center"/>
-          </w:tcPr>
-          <w:p>
-            <w:pPr>
-              <w:spacing w:before="40" w:after="40" w:line="276" w:lineRule="auto"/>
-              <w:jc w:val="center"/>
-            </w:pPr>
-            <w:r>
-              <w:rPr>
-                <w:rFonts w:ascii="Times New Roman" w:hAnsi="Times New Roman"/>
-                <w:sz w:val="26"/>
-                <w:rFonts w:ascii="Times New Roman" w:hAnsi="Times New Roman" w:cs="Times New Roman"/>
+            <w:tcW w:type="dxa" w:w="1862"/>
+            <w:tcMar>
+              <w:top w:w="80" w:type="dxa"/>
+              <w:bottom w:w="80" w:type="dxa"/>
+              <w:left w:w="120" w:type="dxa"/>
+              <w:right w:w="120" w:type="dxa"/>
+            </w:tcMar>
+          </w:tcPr>
+          <w:p>
+            <w:pPr>
+              <w:spacing w:line="276" w:lineRule="auto" w:after="40"/>
+              <w:jc w:val="center"/>
+            </w:pPr>
+            <w:r/>
+            <w:r>
+              <w:rPr>
+                <w:rFonts w:ascii="Times New Roman" w:hAnsi="Times New Roman" w:cs="Times New Roman" w:eastAsia="Times New Roman"/>
+                <w:b w:val="0"/>
+                <w:i w:val="0"/>
+                <w:sz w:val="26"/>
               </w:rPr>
               <w:t>34</w:t>
             </w:r>
@@ -4882,39 +6044,53 @@
         </w:tc>
         <w:tc>
           <w:tcPr>
-            <w:tcW w:type="dxa" w:w="3118"/>
-            <w:vAlign w:val="center"/>
-          </w:tcPr>
-          <w:p>
-            <w:pPr>
-              <w:spacing w:before="40" w:after="40" w:line="276" w:lineRule="auto"/>
-              <w:jc w:val="both"/>
-            </w:pPr>
-            <w:r>
-              <w:rPr>
-                <w:rFonts w:ascii="Times New Roman" w:hAnsi="Times New Roman"/>
-                <w:sz w:val="26"/>
-                <w:rFonts w:ascii="Times New Roman" w:hAnsi="Times New Roman" w:cs="Times New Roman"/>
-              </w:rPr>
-              <w:t>Ôn tập Đánh giá định kỳ 4</w:t>
-            </w:r>
-          </w:p>
-        </w:tc>
-        <w:tc>
-          <w:tcPr>
-            <w:tcW w:type="dxa" w:w="850"/>
-            <w:vAlign w:val="center"/>
-          </w:tcPr>
-          <w:p>
-            <w:pPr>
-              <w:spacing w:before="40" w:after="40" w:line="276" w:lineRule="auto"/>
-              <w:jc w:val="center"/>
-            </w:pPr>
-            <w:r>
-              <w:rPr>
-                <w:rFonts w:ascii="Times New Roman" w:hAnsi="Times New Roman"/>
-                <w:sz w:val="26"/>
-                <w:rFonts w:ascii="Times New Roman" w:hAnsi="Times New Roman" w:cs="Times New Roman"/>
+            <w:tcW w:type="dxa" w:w="1862"/>
+            <w:tcMar>
+              <w:top w:w="80" w:type="dxa"/>
+              <w:bottom w:w="80" w:type="dxa"/>
+              <w:left w:w="120" w:type="dxa"/>
+              <w:right w:w="120" w:type="dxa"/>
+            </w:tcMar>
+          </w:tcPr>
+          <w:p>
+            <w:pPr>
+              <w:spacing w:line="276" w:lineRule="auto" w:after="40"/>
+              <w:jc w:val="left"/>
+            </w:pPr>
+            <w:r/>
+            <w:r>
+              <w:rPr>
+                <w:rFonts w:ascii="Times New Roman" w:hAnsi="Times New Roman" w:cs="Times New Roman" w:eastAsia="Times New Roman"/>
+                <w:b/>
+                <w:i w:val="0"/>
+                <w:sz w:val="26"/>
+              </w:rPr>
+              <w:t>Đánh giá định kỳ 4</w:t>
+            </w:r>
+          </w:p>
+        </w:tc>
+        <w:tc>
+          <w:tcPr>
+            <w:tcW w:type="dxa" w:w="1862"/>
+            <w:tcMar>
+              <w:top w:w="80" w:type="dxa"/>
+              <w:bottom w:w="80" w:type="dxa"/>
+              <w:left w:w="120" w:type="dxa"/>
+              <w:right w:w="120" w:type="dxa"/>
+            </w:tcMar>
+          </w:tcPr>
+          <w:p>
+            <w:pPr>
+              <w:spacing w:line="276" w:lineRule="auto" w:after="40"/>
+              <w:jc w:val="center"/>
+            </w:pPr>
+            <w:r/>
+            <w:r>
+              <w:rPr>
+                <w:rFonts w:ascii="Times New Roman" w:hAnsi="Times New Roman" w:cs="Times New Roman" w:eastAsia="Times New Roman"/>
+                <w:b w:val="0"/>
+                <w:i w:val="0"/>
+                <w:sz w:val="26"/>
               </w:rPr>
               <w:t>1</w:t>
             </w:r>
@@ -4922,19 +6098,26 @@
         </w:tc>
         <w:tc>
           <w:tcPr>
-            <w:tcW w:type="dxa" w:w="1247"/>
-            <w:vAlign w:val="center"/>
-          </w:tcPr>
-          <w:p>
-            <w:pPr>
-              <w:spacing w:before="40" w:after="40" w:line="276" w:lineRule="auto"/>
-              <w:jc w:val="center"/>
-            </w:pPr>
-            <w:r>
-              <w:rPr>
-                <w:rFonts w:ascii="Times New Roman" w:hAnsi="Times New Roman"/>
-                <w:sz w:val="26"/>
-                <w:rFonts w:ascii="Times New Roman" w:hAnsi="Times New Roman" w:cs="Times New Roman"/>
+            <w:tcW w:type="dxa" w:w="1862"/>
+            <w:tcMar>
+              <w:top w:w="80" w:type="dxa"/>
+              <w:bottom w:w="80" w:type="dxa"/>
+              <w:left w:w="120" w:type="dxa"/>
+              <w:right w:w="120" w:type="dxa"/>
+            </w:tcMar>
+          </w:tcPr>
+          <w:p>
+            <w:pPr>
+              <w:spacing w:line="276" w:lineRule="auto" w:after="40"/>
+              <w:jc w:val="center"/>
+            </w:pPr>
+            <w:r/>
+            <w:r>
+              <w:rPr>
+                <w:rFonts w:ascii="Times New Roman" w:hAnsi="Times New Roman" w:cs="Times New Roman" w:eastAsia="Times New Roman"/>
+                <w:b w:val="0"/>
+                <w:i w:val="0"/>
+                <w:sz w:val="26"/>
               </w:rPr>
               <w:t>34</w:t>
             </w:r>
@@ -4942,21 +6125,28 @@
         </w:tc>
         <w:tc>
           <w:tcPr>
-            <w:tcW w:type="dxa" w:w="3402"/>
-            <w:vAlign w:val="center"/>
-          </w:tcPr>
-          <w:p>
-            <w:pPr>
-              <w:spacing w:before="40" w:after="40" w:line="276" w:lineRule="auto"/>
-              <w:jc w:val="both"/>
-            </w:pPr>
-            <w:r>
-              <w:rPr>
-                <w:rFonts w:ascii="Times New Roman" w:hAnsi="Times New Roman"/>
-                <w:sz w:val="26"/>
-                <w:rFonts w:ascii="Times New Roman" w:hAnsi="Times New Roman" w:cs="Times New Roman"/>
-              </w:rPr>
-              <w:t>Hệ thống hóa kiến thức chuẩn bị Đánh giá định kỳ 4.</w:t>
+            <w:tcW w:type="dxa" w:w="1862"/>
+            <w:tcMar>
+              <w:top w:w="80" w:type="dxa"/>
+              <w:bottom w:w="80" w:type="dxa"/>
+              <w:left w:w="120" w:type="dxa"/>
+              <w:right w:w="120" w:type="dxa"/>
+            </w:tcMar>
+          </w:tcPr>
+          <w:p>
+            <w:pPr>
+              <w:spacing w:line="276" w:lineRule="auto" w:after="40"/>
+              <w:jc w:val="left"/>
+            </w:pPr>
+            <w:r/>
+            <w:r>
+              <w:rPr>
+                <w:rFonts w:ascii="Times New Roman" w:hAnsi="Times New Roman" w:cs="Times New Roman" w:eastAsia="Times New Roman"/>
+                <w:b w:val="0"/>
+                <w:i w:val="0"/>
+                <w:sz w:val="26"/>
+              </w:rPr>
+              <w:t>Kiểm tra đánh giá kết quả học tập thực hành Robotics định kỳ 4.</w:t>
             </w:r>
           </w:p>
         </w:tc>
@@ -4964,19 +6154,26 @@
       <w:tr>
         <w:tc>
           <w:tcPr>
-            <w:tcW w:type="dxa" w:w="680"/>
-            <w:vAlign w:val="center"/>
-          </w:tcPr>
-          <w:p>
-            <w:pPr>
-              <w:spacing w:before="40" w:after="40" w:line="276" w:lineRule="auto"/>
-              <w:jc w:val="center"/>
-            </w:pPr>
-            <w:r>
-              <w:rPr>
-                <w:rFonts w:ascii="Times New Roman" w:hAnsi="Times New Roman"/>
-                <w:sz w:val="26"/>
-                <w:rFonts w:ascii="Times New Roman" w:hAnsi="Times New Roman" w:cs="Times New Roman"/>
+            <w:tcW w:type="dxa" w:w="1862"/>
+            <w:tcMar>
+              <w:top w:w="80" w:type="dxa"/>
+              <w:bottom w:w="80" w:type="dxa"/>
+              <w:left w:w="120" w:type="dxa"/>
+              <w:right w:w="120" w:type="dxa"/>
+            </w:tcMar>
+          </w:tcPr>
+          <w:p>
+            <w:pPr>
+              <w:spacing w:line="276" w:lineRule="auto" w:after="40"/>
+              <w:jc w:val="center"/>
+            </w:pPr>
+            <w:r/>
+            <w:r>
+              <w:rPr>
+                <w:rFonts w:ascii="Times New Roman" w:hAnsi="Times New Roman" w:cs="Times New Roman" w:eastAsia="Times New Roman"/>
+                <w:b w:val="0"/>
+                <w:i w:val="0"/>
+                <w:sz w:val="26"/>
               </w:rPr>
               <w:t>35</w:t>
             </w:r>
@@ -4984,39 +6181,53 @@
         </w:tc>
         <w:tc>
           <w:tcPr>
-            <w:tcW w:type="dxa" w:w="3118"/>
-            <w:vAlign w:val="center"/>
-          </w:tcPr>
-          <w:p>
-            <w:pPr>
-              <w:spacing w:before="40" w:after="40" w:line="276" w:lineRule="auto"/>
-              <w:jc w:val="both"/>
-            </w:pPr>
-            <w:r>
-              <w:rPr>
-                <w:rFonts w:ascii="Times New Roman" w:hAnsi="Times New Roman"/>
-                <w:sz w:val="26"/>
-                <w:rFonts w:ascii="Times New Roman" w:hAnsi="Times New Roman" w:cs="Times New Roman"/>
-              </w:rPr>
-              <w:t>Đánh giá định kỳ 4</w:t>
-            </w:r>
-          </w:p>
-        </w:tc>
-        <w:tc>
-          <w:tcPr>
-            <w:tcW w:type="dxa" w:w="850"/>
-            <w:vAlign w:val="center"/>
-          </w:tcPr>
-          <w:p>
-            <w:pPr>
-              <w:spacing w:before="40" w:after="40" w:line="276" w:lineRule="auto"/>
-              <w:jc w:val="center"/>
-            </w:pPr>
-            <w:r>
-              <w:rPr>
-                <w:rFonts w:ascii="Times New Roman" w:hAnsi="Times New Roman"/>
-                <w:sz w:val="26"/>
-                <w:rFonts w:ascii="Times New Roman" w:hAnsi="Times New Roman" w:cs="Times New Roman"/>
+            <w:tcW w:type="dxa" w:w="1862"/>
+            <w:tcMar>
+              <w:top w:w="80" w:type="dxa"/>
+              <w:bottom w:w="80" w:type="dxa"/>
+              <w:left w:w="120" w:type="dxa"/>
+              <w:right w:w="120" w:type="dxa"/>
+            </w:tcMar>
+          </w:tcPr>
+          <w:p>
+            <w:pPr>
+              <w:spacing w:line="276" w:lineRule="auto" w:after="40"/>
+              <w:jc w:val="left"/>
+            </w:pPr>
+            <w:r/>
+            <w:r>
+              <w:rPr>
+                <w:rFonts w:ascii="Times New Roman" w:hAnsi="Times New Roman" w:cs="Times New Roman" w:eastAsia="Times New Roman"/>
+                <w:b/>
+                <w:i w:val="0"/>
+                <w:sz w:val="26"/>
+              </w:rPr>
+              <w:t>Tổng kết môn học &amp; Triển lãm Robotics</w:t>
+            </w:r>
+          </w:p>
+        </w:tc>
+        <w:tc>
+          <w:tcPr>
+            <w:tcW w:type="dxa" w:w="1862"/>
+            <w:tcMar>
+              <w:top w:w="80" w:type="dxa"/>
+              <w:bottom w:w="80" w:type="dxa"/>
+              <w:left w:w="120" w:type="dxa"/>
+              <w:right w:w="120" w:type="dxa"/>
+            </w:tcMar>
+          </w:tcPr>
+          <w:p>
+            <w:pPr>
+              <w:spacing w:line="276" w:lineRule="auto" w:after="40"/>
+              <w:jc w:val="center"/>
+            </w:pPr>
+            <w:r/>
+            <w:r>
+              <w:rPr>
+                <w:rFonts w:ascii="Times New Roman" w:hAnsi="Times New Roman" w:cs="Times New Roman" w:eastAsia="Times New Roman"/>
+                <w:b w:val="0"/>
+                <w:i w:val="0"/>
+                <w:sz w:val="26"/>
               </w:rPr>
               <w:t>1</w:t>
             </w:r>
@@ -5024,19 +6235,26 @@
         </w:tc>
         <w:tc>
           <w:tcPr>
-            <w:tcW w:type="dxa" w:w="1247"/>
-            <w:vAlign w:val="center"/>
-          </w:tcPr>
-          <w:p>
-            <w:pPr>
-              <w:spacing w:before="40" w:after="40" w:line="276" w:lineRule="auto"/>
-              <w:jc w:val="center"/>
-            </w:pPr>
-            <w:r>
-              <w:rPr>
-                <w:rFonts w:ascii="Times New Roman" w:hAnsi="Times New Roman"/>
-                <w:sz w:val="26"/>
-                <w:rFonts w:ascii="Times New Roman" w:hAnsi="Times New Roman" w:cs="Times New Roman"/>
+            <w:tcW w:type="dxa" w:w="1862"/>
+            <w:tcMar>
+              <w:top w:w="80" w:type="dxa"/>
+              <w:bottom w:w="80" w:type="dxa"/>
+              <w:left w:w="120" w:type="dxa"/>
+              <w:right w:w="120" w:type="dxa"/>
+            </w:tcMar>
+          </w:tcPr>
+          <w:p>
+            <w:pPr>
+              <w:spacing w:line="276" w:lineRule="auto" w:after="40"/>
+              <w:jc w:val="center"/>
+            </w:pPr>
+            <w:r/>
+            <w:r>
+              <w:rPr>
+                <w:rFonts w:ascii="Times New Roman" w:hAnsi="Times New Roman" w:cs="Times New Roman" w:eastAsia="Times New Roman"/>
+                <w:b w:val="0"/>
+                <w:i w:val="0"/>
+                <w:sz w:val="26"/>
               </w:rPr>
               <w:t>35</w:t>
             </w:r>
@@ -5044,121 +6262,26 @@
         </w:tc>
         <w:tc>
           <w:tcPr>
-            <w:tcW w:type="dxa" w:w="3402"/>
-            <w:vAlign w:val="center"/>
-          </w:tcPr>
-          <w:p>
-            <w:pPr>
-              <w:spacing w:before="40" w:after="40" w:line="276" w:lineRule="auto"/>
-              <w:jc w:val="both"/>
-            </w:pPr>
-            <w:r>
-              <w:rPr>
-                <w:rFonts w:ascii="Times New Roman" w:hAnsi="Times New Roman"/>
-                <w:sz w:val="26"/>
-                <w:rFonts w:ascii="Times New Roman" w:hAnsi="Times New Roman" w:cs="Times New Roman"/>
-              </w:rPr>
-              <w:t>Kiểm tra đánh giá kết quả học tập thực hành Robotics.</w:t>
-            </w:r>
-          </w:p>
-        </w:tc>
-      </w:tr>
-      <w:tr>
-        <w:tc>
-          <w:tcPr>
-            <w:tcW w:type="dxa" w:w="680"/>
-            <w:vAlign w:val="center"/>
-          </w:tcPr>
-          <w:p>
-            <w:pPr>
-              <w:spacing w:before="40" w:after="40" w:line="276" w:lineRule="auto"/>
-              <w:jc w:val="center"/>
-            </w:pPr>
-            <w:r>
-              <w:rPr>
-                <w:rFonts w:ascii="Times New Roman" w:hAnsi="Times New Roman"/>
-                <w:sz w:val="26"/>
-                <w:rFonts w:ascii="Times New Roman" w:hAnsi="Times New Roman" w:cs="Times New Roman"/>
-              </w:rPr>
-              <w:t>36</w:t>
-            </w:r>
-          </w:p>
-        </w:tc>
-        <w:tc>
-          <w:tcPr>
-            <w:tcW w:type="dxa" w:w="3118"/>
-            <w:vAlign w:val="center"/>
-          </w:tcPr>
-          <w:p>
-            <w:pPr>
-              <w:spacing w:before="40" w:after="40" w:line="276" w:lineRule="auto"/>
-              <w:jc w:val="both"/>
-            </w:pPr>
-            <w:r>
-              <w:rPr>
-                <w:rFonts w:ascii="Times New Roman" w:hAnsi="Times New Roman"/>
-                <w:sz w:val="26"/>
-                <w:rFonts w:ascii="Times New Roman" w:hAnsi="Times New Roman" w:cs="Times New Roman"/>
-              </w:rPr>
-              <w:t>Tổng kết môn học &amp; Triển lãm Robotics</w:t>
-            </w:r>
-          </w:p>
-        </w:tc>
-        <w:tc>
-          <w:tcPr>
-            <w:tcW w:type="dxa" w:w="850"/>
-            <w:vAlign w:val="center"/>
-          </w:tcPr>
-          <w:p>
-            <w:pPr>
-              <w:spacing w:before="40" w:after="40" w:line="276" w:lineRule="auto"/>
-              <w:jc w:val="center"/>
-            </w:pPr>
-            <w:r>
-              <w:rPr>
-                <w:rFonts w:ascii="Times New Roman" w:hAnsi="Times New Roman"/>
-                <w:sz w:val="26"/>
-                <w:rFonts w:ascii="Times New Roman" w:hAnsi="Times New Roman" w:cs="Times New Roman"/>
-              </w:rPr>
-              <w:t>1</w:t>
-            </w:r>
-          </w:p>
-        </w:tc>
-        <w:tc>
-          <w:tcPr>
-            <w:tcW w:type="dxa" w:w="1247"/>
-            <w:vAlign w:val="center"/>
-          </w:tcPr>
-          <w:p>
-            <w:pPr>
-              <w:spacing w:before="40" w:after="40" w:line="276" w:lineRule="auto"/>
-              <w:jc w:val="center"/>
-            </w:pPr>
-            <w:r>
-              <w:rPr>
-                <w:rFonts w:ascii="Times New Roman" w:hAnsi="Times New Roman"/>
-                <w:sz w:val="26"/>
-                <w:rFonts w:ascii="Times New Roman" w:hAnsi="Times New Roman" w:cs="Times New Roman"/>
-              </w:rPr>
-              <w:t>36</w:t>
-            </w:r>
-          </w:p>
-        </w:tc>
-        <w:tc>
-          <w:tcPr>
-            <w:tcW w:type="dxa" w:w="3402"/>
-            <w:vAlign w:val="center"/>
-          </w:tcPr>
-          <w:p>
-            <w:pPr>
-              <w:spacing w:before="40" w:after="40" w:line="276" w:lineRule="auto"/>
-              <w:jc w:val="both"/>
-            </w:pPr>
-            <w:r>
-              <w:rPr>
-                <w:rFonts w:ascii="Times New Roman" w:hAnsi="Times New Roman"/>
-                <w:sz w:val="26"/>
-                <w:rFonts w:ascii="Times New Roman" w:hAnsi="Times New Roman" w:cs="Times New Roman"/>
+            <w:tcW w:type="dxa" w:w="1862"/>
+            <w:tcMar>
+              <w:top w:w="80" w:type="dxa"/>
+              <w:bottom w:w="80" w:type="dxa"/>
+              <w:left w:w="120" w:type="dxa"/>
+              <w:right w:w="120" w:type="dxa"/>
+            </w:tcMar>
+          </w:tcPr>
+          <w:p>
+            <w:pPr>
+              <w:spacing w:line="276" w:lineRule="auto" w:after="40"/>
+              <w:jc w:val="left"/>
+            </w:pPr>
+            <w:r/>
+            <w:r>
+              <w:rPr>
+                <w:rFonts w:ascii="Times New Roman" w:hAnsi="Times New Roman" w:cs="Times New Roman" w:eastAsia="Times New Roman"/>
+                <w:b w:val="0"/>
+                <w:i w:val="0"/>
+                <w:sz w:val="26"/>
               </w:rPr>
               <w:t>Tổng kết đánh giá kết quả học tập và trưng bày sản phẩm Robotics.</w:t>
             </w:r>
